--- a/Base Application/Finance/SpendRequest/SpendRequestDocument.docx
+++ b/Base Application/Finance/SpendRequest/SpendRequestDocument.docx
@@ -8,14 +8,7 @@
       </w:pPr>
       <w:sdt>
         <w:sdtPr>
-          <w:alias w:val="ReportLbl"/>
-          <w:tag w:val="#BC:InsertDataItem,Labels/ReportLbl"/>
-          <w:id w:val="-565175143"/>
-          <w:placeholder>
-            <w:docPart w:val="DefaultPlaceholder_-1854013440"/>
-          </w:placeholder>
-          <w15:color w:val="808080"/>
-          <w:text/>
+          <w:dataBinding w:prefixMappings="xmlns:ns0='urn:microsoft-dynamics-nav/reports/Spend_Request_Document/6850/'" w:xpath="/ns0:NavWordReportXmlPart[1]/ns0:Labels[1]/ns0:ReportLbl[1]" w:storeItemID="{7828BD88-85FA-4D15-824F-B6C2963E083B}"/>
         </w:sdtPr>
         <w:sdtContent>
           <w:proofErr w:type="spellStart"/>
@@ -36,7 +29,7 @@
           <w:placeholder>
             <w:docPart w:val="DefaultPlaceholder_-1854013440"/>
           </w:placeholder>
-          <w:dataBinding w:prefixMappings="&lt;xmlns:ns0='urn:microsoft-dynamics-nav/reports/Spend_Request_Document/6850/' " w:xpath="/ns0:NavWordReportXmlPart[1]/ns0:SpendRequest[1]/ns0:No[1]" w:storeItemID="{00000000-0000-0000-0000-000000000000}"/>
+          <w:dataBinding w:prefixMappings="xmlns:ns0='urn:microsoft-dynamics-nav/reports/Spend_Request_Document/6850/' " w:xpath="/ns0:NavWordReportXmlPart[1]/ns0:SpendRequest[1]/ns0:No[1]" w:storeItemID="{7828BD88-85FA-4D15-824F-B6C2963E083B}"/>
           <w15:color w:val="808080"/>
           <w:text/>
         </w:sdtPr>
@@ -53,12 +46,12 @@
         <w:tblStyle w:val="TableGrid"/>
         <w:tblW w:w="9643" w:type="dxa"/>
         <w:tblBorders>
-          <w:top w:val="none" w:sz="0" w:space="0" w:color="auto"/>
-          <w:left w:val="none" w:sz="0" w:space="0" w:color="auto"/>
-          <w:bottom w:val="none" w:sz="0" w:space="0" w:color="auto"/>
-          <w:right w:val="none" w:sz="0" w:space="0" w:color="auto"/>
-          <w:insideH w:val="none" w:sz="0" w:space="0" w:color="auto"/>
-          <w:insideV w:val="none" w:sz="0" w:space="0" w:color="auto"/>
+          <w:top w:val="none" w:color="auto" w:sz="0" w:space="0"/>
+          <w:left w:val="none" w:color="auto" w:sz="0" w:space="0"/>
+          <w:bottom w:val="none" w:color="auto" w:sz="0" w:space="0"/>
+          <w:right w:val="none" w:color="auto" w:sz="0" w:space="0"/>
+          <w:insideH w:val="none" w:color="auto" w:sz="0" w:space="0"/>
+          <w:insideV w:val="none" w:color="auto" w:sz="0" w:space="0"/>
         </w:tblBorders>
         <w:tblLayout w:type="fixed"/>
         <w:tblLook w:val="04A0" w:firstRow="1" w:lastRow="0" w:firstColumn="1" w:lastColumn="0" w:noHBand="0" w:noVBand="1"/>
@@ -80,7 +73,7 @@
             <w:placeholder>
               <w:docPart w:val="DefaultPlaceholder_-1854013440"/>
             </w:placeholder>
-            <w:dataBinding w:prefixMappings="&lt;xmlns:ns0='urn:microsoft-dynamics-nav/reports/Spend_Request_Document/6850/' " w:xpath="/ns0:NavWordReportXmlPart[1]/ns0:Labels[1]/ns0:RequestedByCaption[1]" w:storeItemID="{00000000-0000-0000-0000-000000000000}"/>
+            <w:dataBinding w:prefixMappings="xmlns:ns0='urn:microsoft-dynamics-nav/reports/Spend_Request_Document/6850/' " w:xpath="/ns0:NavWordReportXmlPart[1]/ns0:Labels[1]/ns0:RequestedByCaption[1]" w:storeItemID="{7828BD88-85FA-4D15-824F-B6C2963E083B}"/>
             <w15:color w:val="808080"/>
             <w:text/>
           </w:sdtPr>
@@ -107,7 +100,7 @@
             <w:placeholder>
               <w:docPart w:val="DefaultPlaceholder_-1854013440"/>
             </w:placeholder>
-            <w:dataBinding w:prefixMappings="&lt;xmlns:ns0='urn:microsoft-dynamics-nav/reports/Spend_Request_Document/6850/' " w:xpath="/ns0:NavWordReportXmlPart[1]/ns0:SpendRequest[1]/ns0:EmployeeName[1]" w:storeItemID="{00000000-0000-0000-0000-000000000000}"/>
+            <w:dataBinding w:prefixMappings="xmlns:ns0='urn:microsoft-dynamics-nav/reports/Spend_Request_Document/6850/' " w:xpath="/ns0:NavWordReportXmlPart[1]/ns0:SpendRequest[1]/ns0:EmployeeName[1]" w:storeItemID="{7828BD88-85FA-4D15-824F-B6C2963E083B}"/>
             <w15:color w:val="808080"/>
             <w:text/>
           </w:sdtPr>
@@ -140,7 +133,7 @@
             <w:placeholder>
               <w:docPart w:val="DefaultPlaceholder_-1854013440"/>
             </w:placeholder>
-            <w:dataBinding w:prefixMappings="&lt;xmlns:ns0='urn:microsoft-dynamics-nav/reports/Spend_Request_Document/6850/' " w:xpath="/ns0:NavWordReportXmlPart[1]/ns0:Labels[1]/ns0:TotalExpectedAmountLCYCaption[1]" w:storeItemID="{00000000-0000-0000-0000-000000000000}"/>
+            <w:dataBinding w:prefixMappings="xmlns:ns0='urn:microsoft-dynamics-nav/reports/Spend_Request_Document/6850/' " w:xpath="/ns0:NavWordReportXmlPart[1]/ns0:Labels[1]/ns0:TotalExpectedAmountLCYCaption[1]" w:storeItemID="{7828BD88-85FA-4D15-824F-B6C2963E083B}"/>
             <w15:color w:val="808080"/>
             <w:text/>
           </w:sdtPr>
@@ -171,7 +164,7 @@
             <w:placeholder>
               <w:docPart w:val="DefaultPlaceholder_-1854013440"/>
             </w:placeholder>
-            <w:dataBinding w:prefixMappings="&lt;xmlns:ns0='urn:microsoft-dynamics-nav/reports/Spend_Request_Document/6850/' " w:xpath="/ns0:NavWordReportXmlPart[1]/ns0:SpendRequest[1]/ns0:TotalExpectedAmountLCY[1]" w:storeItemID="{00000000-0000-0000-0000-000000000000}"/>
+            <w:dataBinding w:prefixMappings="xmlns:ns0='urn:microsoft-dynamics-nav/reports/Spend_Request_Document/6850/' " w:xpath="/ns0:NavWordReportXmlPart[1]/ns0:SpendRequest[1]/ns0:TotalExpectedAmountLCY[1]" w:storeItemID="{7828BD88-85FA-4D15-824F-B6C2963E083B}"/>
             <w15:color w:val="808080"/>
             <w:text/>
           </w:sdtPr>
@@ -208,14 +201,7 @@
         </w:tc>
         <w:sdt>
           <w:sdtPr>
-            <w:alias w:val="RequestedBy"/>
-            <w:tag w:val="#BC:InsertDataItem,DataItems/SpendRequest/RequestedBy"/>
-            <w:id w:val="893774036"/>
-            <w:placeholder>
-              <w:docPart w:val="DefaultPlaceholder_-1854013440"/>
-            </w:placeholder>
-            <w15:color w:val="808080"/>
-            <w:text/>
+            <w:dataBinding w:prefixMappings="xmlns:ns0='urn:microsoft-dynamics-nav/reports/Spend_Request_Document/6850/'" w:xpath="/ns0:NavWordReportXmlPart[1]/ns0:SpendRequest[1]/ns0:RequestedBy[1]" w:storeItemID="{7828BD88-85FA-4D15-824F-B6C2963E083B}"/>
           </w:sdtPr>
           <w:sdtContent>
             <w:tc>
@@ -240,14 +226,7 @@
         </w:tc>
         <w:sdt>
           <w:sdtPr>
-            <w:alias w:val="TotalSpentAmountCaption"/>
-            <w:tag w:val="#BC:InsertDataItem,Labels/TotalSpentAmountCaption"/>
-            <w:id w:val="665368096"/>
-            <w:placeholder>
-              <w:docPart w:val="DefaultPlaceholder_-1854013440"/>
-            </w:placeholder>
-            <w15:color w:val="808080"/>
-            <w:text/>
+            <w:dataBinding w:prefixMappings="xmlns:ns0='urn:microsoft-dynamics-nav/reports/Spend_Request_Document/6850/'" w:xpath="/ns0:NavWordReportXmlPart[1]/ns0:Labels[1]/ns0:TotalSpentAmountCaption[1]" w:storeItemID="{7828BD88-85FA-4D15-824F-B6C2963E083B}"/>
           </w:sdtPr>
           <w:sdtContent>
             <w:tc>
@@ -266,14 +245,7 @@
         </w:sdt>
         <w:sdt>
           <w:sdtPr>
-            <w:alias w:val="TotalSpentAmount"/>
-            <w:tag w:val="#BC:InsertDataItem,DataItems/SpendRequest/TotalSpentAmount"/>
-            <w:id w:val="-395515400"/>
-            <w:placeholder>
-              <w:docPart w:val="DefaultPlaceholder_-1854013440"/>
-            </w:placeholder>
-            <w15:color w:val="808080"/>
-            <w:text/>
+            <w:dataBinding w:prefixMappings="xmlns:ns0='urn:microsoft-dynamics-nav/reports/Spend_Request_Document/6850/'" w:xpath="/ns0:NavWordReportXmlPart[1]/ns0:SpendRequest[1]/ns0:TotalSpentAmount[1]" w:storeItemID="{7828BD88-85FA-4D15-824F-B6C2963E083B}"/>
           </w:sdtPr>
           <w:sdtContent>
             <w:tc>
@@ -322,7 +294,7 @@
             <w:placeholder>
               <w:docPart w:val="DefaultPlaceholder_-1854013440"/>
             </w:placeholder>
-            <w:dataBinding w:prefixMappings="&lt;xmlns:ns0='urn:microsoft-dynamics-nav/reports/Spend_Request_Document/6850/' " w:xpath="/ns0:NavWordReportXmlPart[1]/ns0:Labels[1]/ns0:ExpectedStartDateCaption[1]" w:storeItemID="{00000000-0000-0000-0000-000000000000}"/>
+            <w:dataBinding w:prefixMappings="xmlns:ns0='urn:microsoft-dynamics-nav/reports/Spend_Request_Document/6850/' " w:xpath="/ns0:NavWordReportXmlPart[1]/ns0:Labels[1]/ns0:ExpectedStartDateCaption[1]" w:storeItemID="{7828BD88-85FA-4D15-824F-B6C2963E083B}"/>
             <w15:color w:val="808080"/>
             <w:text/>
           </w:sdtPr>
@@ -349,7 +321,7 @@
             <w:placeholder>
               <w:docPart w:val="DefaultPlaceholder_-1854013440"/>
             </w:placeholder>
-            <w:dataBinding w:prefixMappings="&lt;xmlns:ns0='urn:microsoft-dynamics-nav/reports/Spend_Request_Document/6850/' " w:xpath="/ns0:NavWordReportXmlPart[1]/ns0:SpendRequest[1]/ns0:ExpectedStartDate[1]" w:storeItemID="{00000000-0000-0000-0000-000000000000}"/>
+            <w:dataBinding w:prefixMappings="xmlns:ns0='urn:microsoft-dynamics-nav/reports/Spend_Request_Document/6850/' " w:xpath="/ns0:NavWordReportXmlPart[1]/ns0:SpendRequest[1]/ns0:ExpectedStartDate[1]" w:storeItemID="{7828BD88-85FA-4D15-824F-B6C2963E083B}"/>
             <w15:color w:val="808080"/>
             <w:text/>
           </w:sdtPr>
@@ -386,7 +358,7 @@
             <w:placeholder>
               <w:docPart w:val="DefaultPlaceholder_-1854013440"/>
             </w:placeholder>
-            <w:dataBinding w:prefixMappings="&lt;xmlns:ns0='urn:microsoft-dynamics-nav/reports/Spend_Request_Document/6850/' " w:xpath="/ns0:NavWordReportXmlPart[1]/ns0:Labels[1]/ns0:PurposeCaption[1]" w:storeItemID="{00000000-0000-0000-0000-000000000000}"/>
+            <w:dataBinding w:prefixMappings="xmlns:ns0='urn:microsoft-dynamics-nav/reports/Spend_Request_Document/6850/' " w:xpath="/ns0:NavWordReportXmlPart[1]/ns0:Labels[1]/ns0:PurposeCaption[1]" w:storeItemID="{7828BD88-85FA-4D15-824F-B6C2963E083B}"/>
             <w15:color w:val="808080"/>
             <w:text/>
           </w:sdtPr>
@@ -413,7 +385,7 @@
             <w:placeholder>
               <w:docPart w:val="DefaultPlaceholder_-1854013440"/>
             </w:placeholder>
-            <w:dataBinding w:prefixMappings="&lt;xmlns:ns0='urn:microsoft-dynamics-nav/reports/Spend_Request_Document/6850/' " w:xpath="/ns0:NavWordReportXmlPart[1]/ns0:SpendRequest[1]/ns0:Purpose[1]" w:storeItemID="{00000000-0000-0000-0000-000000000000}"/>
+            <w:dataBinding w:prefixMappings="xmlns:ns0='urn:microsoft-dynamics-nav/reports/Spend_Request_Document/6850/' " w:xpath="/ns0:NavWordReportXmlPart[1]/ns0:SpendRequest[1]/ns0:Purpose[1]" w:storeItemID="{7828BD88-85FA-4D15-824F-B6C2963E083B}"/>
             <w15:color w:val="808080"/>
             <w:text/>
           </w:sdtPr>
@@ -440,7 +412,7 @@
             <w:placeholder>
               <w:docPart w:val="DefaultPlaceholder_-1854013440"/>
             </w:placeholder>
-            <w:dataBinding w:prefixMappings="&lt;xmlns:ns0='urn:microsoft-dynamics-nav/reports/Spend_Request_Document/6850/' " w:xpath="/ns0:NavWordReportXmlPart[1]/ns0:Labels[1]/ns0:ExpectedEndDateCaption[1]" w:storeItemID="{00000000-0000-0000-0000-000000000000}"/>
+            <w:dataBinding w:prefixMappings="xmlns:ns0='urn:microsoft-dynamics-nav/reports/Spend_Request_Document/6850/' " w:xpath="/ns0:NavWordReportXmlPart[1]/ns0:Labels[1]/ns0:ExpectedEndDateCaption[1]" w:storeItemID="{7828BD88-85FA-4D15-824F-B6C2963E083B}"/>
             <w15:color w:val="808080"/>
             <w:text/>
           </w:sdtPr>
@@ -467,7 +439,7 @@
             <w:placeholder>
               <w:docPart w:val="3BAF497B6C3145F7AF4DEA8163038339"/>
             </w:placeholder>
-            <w:dataBinding w:prefixMappings="&lt;xmlns:ns0='urn:microsoft-dynamics-nav/reports/Spend_Request_Document/6850/' " w:xpath="/ns0:NavWordReportXmlPart[1]/ns0:SpendRequest[1]/ns0:ExpectedEndDate[1]" w:storeItemID="{00000000-0000-0000-0000-000000000000}"/>
+            <w:dataBinding w:prefixMappings="xmlns:ns0='urn:microsoft-dynamics-nav/reports/Spend_Request_Document/6850/' " w:xpath="/ns0:NavWordReportXmlPart[1]/ns0:SpendRequest[1]/ns0:ExpectedEndDate[1]" w:storeItemID="{7828BD88-85FA-4D15-824F-B6C2963E083B}"/>
             <w15:color w:val="808080"/>
             <w:text/>
           </w:sdtPr>
@@ -517,7 +489,7 @@
             <w:placeholder>
               <w:docPart w:val="DefaultPlaceholder_-1854013440"/>
             </w:placeholder>
-            <w:dataBinding w:prefixMappings="&lt;xmlns:ns0='urn:microsoft-dynamics-nav/reports/Spend_Request_Document/6850/' " w:xpath="/ns0:NavWordReportXmlPart[1]/ns0:Labels[1]/ns0:StatusCaption[1]" w:storeItemID="{00000000-0000-0000-0000-000000000000}"/>
+            <w:dataBinding w:prefixMappings="xmlns:ns0='urn:microsoft-dynamics-nav/reports/Spend_Request_Document/6850/' " w:xpath="/ns0:NavWordReportXmlPart[1]/ns0:Labels[1]/ns0:StatusCaption[1]" w:storeItemID="{7828BD88-85FA-4D15-824F-B6C2963E083B}"/>
             <w15:color w:val="808080"/>
             <w:text/>
           </w:sdtPr>
@@ -548,7 +520,7 @@
             <w:placeholder>
               <w:docPart w:val="3BAF497B6C3145F7AF4DEA8163038339"/>
             </w:placeholder>
-            <w:dataBinding w:prefixMappings="&lt;xmlns:ns0='urn:microsoft-dynamics-nav/reports/Spend_Request_Document/6850/' " w:xpath="/ns0:NavWordReportXmlPart[1]/ns0:SpendRequest[1]/ns0:Status[1]" w:storeItemID="{00000000-0000-0000-0000-000000000000}"/>
+            <w:dataBinding w:prefixMappings="xmlns:ns0='urn:microsoft-dynamics-nav/reports/Spend_Request_Document/6850/' " w:xpath="/ns0:NavWordReportXmlPart[1]/ns0:SpendRequest[1]/ns0:Status[1]" w:storeItemID="{7828BD88-85FA-4D15-824F-B6C2963E083B}"/>
             <w15:color w:val="808080"/>
             <w:text/>
           </w:sdtPr>
@@ -577,14 +549,7 @@
     <w:p/>
     <w:sdt>
       <w:sdtPr>
-        <w:alias w:val="DetailsHeaderLbl"/>
-        <w:tag w:val="#BC:InsertDataItem,Labels/DetailsHeaderLbl"/>
-        <w:id w:val="1146173231"/>
-        <w:placeholder>
-          <w:docPart w:val="DefaultPlaceholder_-1854013440"/>
-        </w:placeholder>
-        <w15:color w:val="808080"/>
-        <w:text/>
+        <w:dataBinding w:prefixMappings="xmlns:ns0='urn:microsoft-dynamics-nav/reports/Spend_Request_Document/6850/'" w:xpath="/ns0:NavWordReportXmlPart[1]/ns0:Labels[1]/ns0:DetailsHeaderLbl[1]" w:storeItemID="{7828BD88-85FA-4D15-824F-B6C2963E083B}"/>
       </w:sdtPr>
       <w:sdtContent>
         <w:p>
@@ -604,12 +569,12 @@
         <w:tblStyle w:val="GridTable1Light"/>
         <w:tblW w:w="0" w:type="auto"/>
         <w:tblBorders>
-          <w:top w:val="none" w:sz="0" w:space="0" w:color="auto"/>
-          <w:left w:val="none" w:sz="0" w:space="0" w:color="auto"/>
-          <w:bottom w:val="none" w:sz="0" w:space="0" w:color="auto"/>
-          <w:right w:val="none" w:sz="0" w:space="0" w:color="auto"/>
-          <w:insideH w:val="none" w:sz="0" w:space="0" w:color="auto"/>
-          <w:insideV w:val="none" w:sz="0" w:space="0" w:color="auto"/>
+          <w:top w:val="none" w:color="auto" w:sz="0" w:space="0"/>
+          <w:left w:val="none" w:color="auto" w:sz="0" w:space="0"/>
+          <w:bottom w:val="none" w:color="auto" w:sz="0" w:space="0"/>
+          <w:right w:val="none" w:color="auto" w:sz="0" w:space="0"/>
+          <w:insideH w:val="none" w:color="auto" w:sz="0" w:space="0"/>
+          <w:insideV w:val="none" w:color="auto" w:sz="0" w:space="0"/>
         </w:tblBorders>
         <w:tblLayout w:type="fixed"/>
         <w:tblLook w:val="04A0" w:firstRow="1" w:lastRow="0" w:firstColumn="1" w:lastColumn="0" w:noHBand="0" w:noVBand="1"/>
@@ -631,7 +596,7 @@
             <w:placeholder>
               <w:docPart w:val="DefaultPlaceholder_-1854013440"/>
             </w:placeholder>
-            <w:dataBinding w:prefixMappings="&lt;xmlns:ns0='urn:microsoft-dynamics-nav/reports/Spend_Request_Document/6850/' " w:xpath="/ns0:NavWordReportXmlPart[1]/ns0:Labels[1]/ns0:DescriptionCaption[1]" w:storeItemID="{00000000-0000-0000-0000-000000000000}"/>
+            <w:dataBinding w:prefixMappings="xmlns:ns0='urn:microsoft-dynamics-nav/reports/Spend_Request_Document/6850/' " w:xpath="/ns0:NavWordReportXmlPart[1]/ns0:Labels[1]/ns0:DescriptionCaption[1]" w:storeItemID="{7828BD88-85FA-4D15-824F-B6C2963E083B}"/>
             <w15:color w:val="808080"/>
             <w:text/>
           </w:sdtPr>
@@ -641,7 +606,7 @@
                 <w:cnfStyle w:val="001000000000" w:firstRow="0" w:lastRow="0" w:firstColumn="1" w:lastColumn="0" w:oddVBand="0" w:evenVBand="0" w:oddHBand="0" w:evenHBand="0" w:firstRowFirstColumn="0" w:firstRowLastColumn="0" w:lastRowFirstColumn="0" w:lastRowLastColumn="0"/>
                 <w:tcW w:w="4248" w:type="dxa"/>
                 <w:tcBorders>
-                  <w:bottom w:val="none" w:sz="0" w:space="0" w:color="auto"/>
+                  <w:bottom w:val="none" w:color="auto" w:sz="0" w:space="0"/>
                 </w:tcBorders>
               </w:tcPr>
               <w:p>
@@ -662,7 +627,7 @@
             <w:placeholder>
               <w:docPart w:val="DefaultPlaceholder_-1854013440"/>
             </w:placeholder>
-            <w:dataBinding w:prefixMappings="&lt;xmlns:ns0='urn:microsoft-dynamics-nav/reports/Spend_Request_Document/6850/' " w:xpath="/ns0:NavWordReportXmlPart[1]/ns0:Labels[1]/ns0:ExpectedAmountLCYCaption[1]" w:storeItemID="{00000000-0000-0000-0000-000000000000}"/>
+            <w:dataBinding w:prefixMappings="xmlns:ns0='urn:microsoft-dynamics-nav/reports/Spend_Request_Document/6850/' " w:xpath="/ns0:NavWordReportXmlPart[1]/ns0:Labels[1]/ns0:ExpectedAmountLCYCaption[1]" w:storeItemID="{7828BD88-85FA-4D15-824F-B6C2963E083B}"/>
             <w15:color w:val="808080"/>
             <w:text/>
           </w:sdtPr>
@@ -671,7 +636,7 @@
               <w:tcPr>
                 <w:tcW w:w="3260" w:type="dxa"/>
                 <w:tcBorders>
-                  <w:bottom w:val="none" w:sz="0" w:space="0" w:color="auto"/>
+                  <w:bottom w:val="none" w:color="auto" w:sz="0" w:space="0"/>
                 </w:tcBorders>
               </w:tcPr>
               <w:p>
@@ -696,7 +661,7 @@
             <w:placeholder>
               <w:docPart w:val="DefaultPlaceholder_-1854013440"/>
             </w:placeholder>
-            <w:dataBinding w:prefixMappings="&lt;xmlns:ns0='urn:microsoft-dynamics-nav/reports/Spend_Request_Document/6850/' " w:xpath="/ns0:NavWordReportXmlPart[1]/ns0:Labels[1]/ns0:DetailGLAccountNoCaption[1]" w:storeItemID="{00000000-0000-0000-0000-000000000000}"/>
+            <w:dataBinding w:prefixMappings="xmlns:ns0='urn:microsoft-dynamics-nav/reports/Spend_Request_Document/6850/' " w:xpath="/ns0:NavWordReportXmlPart[1]/ns0:Labels[1]/ns0:DetailGLAccountNoCaption[1]" w:storeItemID="{7828BD88-85FA-4D15-824F-B6C2963E083B}"/>
             <w15:color w:val="808080"/>
             <w:text/>
           </w:sdtPr>
@@ -705,7 +670,7 @@
               <w:tcPr>
                 <w:tcW w:w="2120" w:type="dxa"/>
                 <w:tcBorders>
-                  <w:bottom w:val="none" w:sz="0" w:space="0" w:color="auto"/>
+                  <w:bottom w:val="none" w:color="auto" w:sz="0" w:space="0"/>
                 </w:tcBorders>
               </w:tcPr>
               <w:p>
@@ -735,7 +700,7 @@
           <w:placeholder>
             <w:docPart w:val="DefaultPlaceholder_-1854013440"/>
           </w:placeholder>
-          <w15:dataBinding w:prefixMappings="&lt;xmlns:ns0='urn:microsoft-dynamics-nav/reports/Spend_Request_Document/6850/' " w:xpath="/ns0:NavWordReportXmlPart[1]/ns0:SpendRequest[1]/ns0:SpendRequestDetail" w:storeItemID="{00000000-0000-0000-0000-000000000000}"/>
+          <w15:dataBinding w:prefixMappings="xmlns:ns0='urn:microsoft-dynamics-nav/reports/Spend_Request_Document/6850/' " w:xpath="/ns0:NavWordReportXmlPart[1]/ns0:SpendRequest[1]/ns0:SpendRequestDetail" w:storeItemID="{7828BD88-85FA-4D15-824F-B6C2963E083B}"/>
           <w15:color w:val="808080"/>
           <w15:repeatingSection/>
         </w:sdtPr>
@@ -764,7 +729,7 @@
                     <w:placeholder>
                       <w:docPart w:val="DefaultPlaceholder_-1854013440"/>
                     </w:placeholder>
-                    <w:dataBinding w:prefixMappings="&lt;xmlns:ns0='urn:microsoft-dynamics-nav/reports/Spend_Request_Document/6850/' " w:xpath="/ns0:NavWordReportXmlPart[1]/ns0:SpendRequest[1]/ns0:SpendRequestDetail[1]/ns0:Description[1]" w:storeItemID="{00000000-0000-0000-0000-000000000000}"/>
+                    <w:dataBinding w:prefixMappings="xmlns:ns0='urn:microsoft-dynamics-nav/reports/Spend_Request_Document/6850/' " w:xpath="/ns0:NavWordReportXmlPart[1]/ns0:SpendRequest[1]/ns0:SpendRequestDetail[1]/ns0:Description[1]" w:storeItemID="{7828BD88-85FA-4D15-824F-B6C2963E083B}"/>
                     <w15:color w:val="808080"/>
                     <w:text/>
                   </w:sdtPr>
@@ -800,7 +765,7 @@
                     <w:placeholder>
                       <w:docPart w:val="DefaultPlaceholder_-1854013440"/>
                     </w:placeholder>
-                    <w:dataBinding w:prefixMappings="&lt;xmlns:ns0='urn:microsoft-dynamics-nav/reports/Spend_Request_Document/6850/' " w:xpath="/ns0:NavWordReportXmlPart[1]/ns0:SpendRequest[1]/ns0:SpendRequestDetail[1]/ns0:ExpectedAmountLCY[1]" w:storeItemID="{00000000-0000-0000-0000-000000000000}"/>
+                    <w:dataBinding w:prefixMappings="xmlns:ns0='urn:microsoft-dynamics-nav/reports/Spend_Request_Document/6850/' " w:xpath="/ns0:NavWordReportXmlPart[1]/ns0:SpendRequest[1]/ns0:SpendRequestDetail[1]/ns0:ExpectedAmountLCY[1]" w:storeItemID="{7828BD88-85FA-4D15-824F-B6C2963E083B}"/>
                     <w15:color w:val="808080"/>
                     <w:text/>
                   </w:sdtPr>
@@ -831,7 +796,7 @@
                     <w:placeholder>
                       <w:docPart w:val="DefaultPlaceholder_-1854013440"/>
                     </w:placeholder>
-                    <w:dataBinding w:prefixMappings="&lt;xmlns:ns0='urn:microsoft-dynamics-nav/reports/Spend_Request_Document/6850/' " w:xpath="/ns0:NavWordReportXmlPart[1]/ns0:SpendRequest[1]/ns0:SpendRequestDetail[1]/ns0:DetailGLAccountNo[1]" w:storeItemID="{00000000-0000-0000-0000-000000000000}"/>
+                    <w:dataBinding w:prefixMappings="xmlns:ns0='urn:microsoft-dynamics-nav/reports/Spend_Request_Document/6850/' " w:xpath="/ns0:NavWordReportXmlPart[1]/ns0:SpendRequest[1]/ns0:SpendRequestDetail[1]/ns0:DetailGLAccountNo[1]" w:storeItemID="{7828BD88-85FA-4D15-824F-B6C2963E083B}"/>
                     <w15:color w:val="808080"/>
                     <w:text/>
                   </w:sdtPr>
@@ -863,14 +828,7 @@
     <w:p/>
     <w:sdt>
       <w:sdtPr>
-        <w:alias w:val="PostedEntriesHeaderLbl"/>
-        <w:tag w:val="#BC:InsertDataItem,Labels/PostedEntriesHeaderLbl"/>
-        <w:id w:val="1627430073"/>
-        <w:placeholder>
-          <w:docPart w:val="DefaultPlaceholder_-1854013440"/>
-        </w:placeholder>
-        <w15:color w:val="808080"/>
-        <w:text/>
+        <w:dataBinding w:prefixMappings="xmlns:ns0='urn:microsoft-dynamics-nav/reports/Spend_Request_Document/6850/'" w:xpath="/ns0:NavWordReportXmlPart[1]/ns0:Labels[1]/ns0:PostedEntriesHeaderLbl[1]" w:storeItemID="{7828BD88-85FA-4D15-824F-B6C2963E083B}"/>
       </w:sdtPr>
       <w:sdtContent>
         <w:p>
@@ -890,12 +848,12 @@
         <w:tblStyle w:val="GridTable1Light"/>
         <w:tblW w:w="0" w:type="auto"/>
         <w:tblBorders>
-          <w:top w:val="none" w:sz="0" w:space="0" w:color="auto"/>
-          <w:left w:val="none" w:sz="0" w:space="0" w:color="auto"/>
-          <w:bottom w:val="none" w:sz="0" w:space="0" w:color="auto"/>
-          <w:right w:val="none" w:sz="0" w:space="0" w:color="auto"/>
-          <w:insideH w:val="none" w:sz="0" w:space="0" w:color="auto"/>
-          <w:insideV w:val="none" w:sz="0" w:space="0" w:color="auto"/>
+          <w:top w:val="none" w:color="auto" w:sz="0" w:space="0"/>
+          <w:left w:val="none" w:color="auto" w:sz="0" w:space="0"/>
+          <w:bottom w:val="none" w:color="auto" w:sz="0" w:space="0"/>
+          <w:right w:val="none" w:color="auto" w:sz="0" w:space="0"/>
+          <w:insideH w:val="none" w:color="auto" w:sz="0" w:space="0"/>
+          <w:insideV w:val="none" w:color="auto" w:sz="0" w:space="0"/>
         </w:tblBorders>
         <w:tblLayout w:type="fixed"/>
         <w:tblLook w:val="04A0" w:firstRow="1" w:lastRow="0" w:firstColumn="1" w:lastColumn="0" w:noHBand="0" w:noVBand="1"/>
@@ -912,14 +870,7 @@
         </w:trPr>
         <w:sdt>
           <w:sdtPr>
-            <w:alias w:val="PostingDateCaption"/>
-            <w:tag w:val="#BC:InsertDataItem,Labels/PostingDateCaption"/>
-            <w:id w:val="-1036964905"/>
-            <w:placeholder>
-              <w:docPart w:val="DefaultPlaceholder_-1854013440"/>
-            </w:placeholder>
-            <w15:color w:val="808080"/>
-            <w:text/>
+            <w:dataBinding w:prefixMappings="xmlns:ns0='urn:microsoft-dynamics-nav/reports/Spend_Request_Document/6850/'" w:xpath="/ns0:NavWordReportXmlPart[1]/ns0:Labels[1]/ns0:PostingDateCaption[1]" w:storeItemID="{7828BD88-85FA-4D15-824F-B6C2963E083B}"/>
           </w:sdtPr>
           <w:sdtContent>
             <w:tc>
@@ -927,7 +878,7 @@
                 <w:cnfStyle w:val="001000000000" w:firstRow="0" w:lastRow="0" w:firstColumn="1" w:lastColumn="0" w:oddVBand="0" w:evenVBand="0" w:oddHBand="0" w:evenHBand="0" w:firstRowFirstColumn="0" w:firstRowLastColumn="0" w:lastRowFirstColumn="0" w:lastRowLastColumn="0"/>
                 <w:tcW w:w="2010" w:type="dxa"/>
                 <w:tcBorders>
-                  <w:bottom w:val="none" w:sz="0" w:space="0" w:color="auto"/>
+                  <w:bottom w:val="none" w:color="auto" w:sz="0" w:space="0"/>
                 </w:tcBorders>
               </w:tcPr>
               <w:p>
@@ -942,21 +893,14 @@
         </w:sdt>
         <w:sdt>
           <w:sdtPr>
-            <w:alias w:val="PostedDocumentNoCaption"/>
-            <w:tag w:val="#BC:InsertDataItem,Labels/PostedDocumentNoCaption"/>
-            <w:id w:val="267582615"/>
-            <w:placeholder>
-              <w:docPart w:val="DefaultPlaceholder_-1854013440"/>
-            </w:placeholder>
-            <w15:color w:val="808080"/>
-            <w:text/>
+            <w:dataBinding w:prefixMappings="xmlns:ns0='urn:microsoft-dynamics-nav/reports/Spend_Request_Document/6850/'" w:xpath="/ns0:NavWordReportXmlPart[1]/ns0:Labels[1]/ns0:PostedDocumentNoCaption[1]" w:storeItemID="{7828BD88-85FA-4D15-824F-B6C2963E083B}"/>
           </w:sdtPr>
           <w:sdtContent>
             <w:tc>
               <w:tcPr>
                 <w:tcW w:w="1813" w:type="dxa"/>
                 <w:tcBorders>
-                  <w:bottom w:val="none" w:sz="0" w:space="0" w:color="auto"/>
+                  <w:bottom w:val="none" w:color="auto" w:sz="0" w:space="0"/>
                 </w:tcBorders>
               </w:tcPr>
               <w:p>
@@ -974,21 +918,14 @@
         </w:sdt>
         <w:sdt>
           <w:sdtPr>
-            <w:alias w:val="PostingDescriptionCaption"/>
-            <w:tag w:val="#BC:InsertDataItem,Labels/PostingDescriptionCaption"/>
-            <w:id w:val="-640818002"/>
-            <w:placeholder>
-              <w:docPart w:val="DefaultPlaceholder_-1854013440"/>
-            </w:placeholder>
-            <w15:color w:val="808080"/>
-            <w:text/>
+            <w:dataBinding w:prefixMappings="xmlns:ns0='urn:microsoft-dynamics-nav/reports/Spend_Request_Document/6850/'" w:xpath="/ns0:NavWordReportXmlPart[1]/ns0:Labels[1]/ns0:PostingDescriptionCaption[1]" w:storeItemID="{7828BD88-85FA-4D15-824F-B6C2963E083B}"/>
           </w:sdtPr>
           <w:sdtContent>
             <w:tc>
               <w:tcPr>
                 <w:tcW w:w="3555" w:type="dxa"/>
                 <w:tcBorders>
-                  <w:bottom w:val="none" w:sz="0" w:space="0" w:color="auto"/>
+                  <w:bottom w:val="none" w:color="auto" w:sz="0" w:space="0"/>
                 </w:tcBorders>
               </w:tcPr>
               <w:p>
@@ -1006,21 +943,14 @@
         </w:sdt>
         <w:sdt>
           <w:sdtPr>
-            <w:alias w:val="PostedAmountCaption"/>
-            <w:tag w:val="#BC:InsertDataItem,Labels/PostedAmountCaption"/>
-            <w:id w:val="-1447073787"/>
-            <w:placeholder>
-              <w:docPart w:val="DefaultPlaceholder_-1854013440"/>
-            </w:placeholder>
-            <w15:color w:val="808080"/>
-            <w:text/>
+            <w:dataBinding w:prefixMappings="xmlns:ns0='urn:microsoft-dynamics-nav/reports/Spend_Request_Document/6850/'" w:xpath="/ns0:NavWordReportXmlPart[1]/ns0:Labels[1]/ns0:PostedAmountCaption[1]" w:storeItemID="{7828BD88-85FA-4D15-824F-B6C2963E083B}"/>
           </w:sdtPr>
           <w:sdtContent>
             <w:tc>
               <w:tcPr>
                 <w:tcW w:w="2250" w:type="dxa"/>
                 <w:tcBorders>
-                  <w:bottom w:val="none" w:sz="0" w:space="0" w:color="auto"/>
+                  <w:bottom w:val="none" w:color="auto" w:sz="0" w:space="0"/>
                 </w:tcBorders>
               </w:tcPr>
               <w:p>
@@ -1051,133 +981,110 @@
             <w:docPart w:val="DefaultPlaceholder_-1854013440"/>
           </w:placeholder>
           <w15:color w:val="808080"/>
+          <w15:dataBinding w:prefixMappings="xmlns:ns0='urn:microsoft-dynamics-nav/reports/Spend_Request_Document/6850/'" w:xpath="/ns0:NavWordReportXmlPart[1]/ns0:SpendRequest[1]/ns0:SpendRequestGLEntries" w:storeItemID="{7828BD88-85FA-4D15-824F-B6C2963E083B}"/>
+          <w15:repeatingSection/>
         </w:sdtPr>
         <w:sdtContent>
-          <w:tr>
-            <w:sdt>
-              <w:sdtPr>
-                <w:rPr>
-                  <w:b w:val="0"/>
-                  <w:bCs w:val="0"/>
-                </w:rPr>
-                <w:alias w:val="PostingDate"/>
-                <w:tag w:val="#BC:InsertDataItem,DataItems/SpendRequest/SpendRequestGLEntries/PostingDate"/>
-                <w:id w:val="-1540267937"/>
-                <w:placeholder>
-                  <w:docPart w:val="DefaultPlaceholder_-1854013440"/>
-                </w:placeholder>
-                <w15:color w:val="808080"/>
-                <w:text/>
-              </w:sdtPr>
-              <w:sdtContent>
-                <w:tc>
-                  <w:tcPr>
-                    <w:cnfStyle w:val="001000000000" w:firstRow="0" w:lastRow="0" w:firstColumn="1" w:lastColumn="0" w:oddVBand="0" w:evenVBand="0" w:oddHBand="0" w:evenHBand="0" w:firstRowFirstColumn="0" w:firstRowLastColumn="0" w:lastRowFirstColumn="0" w:lastRowLastColumn="0"/>
-                    <w:tcW w:w="2010" w:type="dxa"/>
-                  </w:tcPr>
-                  <w:p>
-                    <w:proofErr w:type="spellStart"/>
-                    <w:r>
-                      <w:rPr>
-                        <w:b w:val="0"/>
-                        <w:bCs w:val="0"/>
-                      </w:rPr>
-                      <w:t>PostingDate</w:t>
-                    </w:r>
-                    <w:proofErr w:type="spellEnd"/>
-                  </w:p>
-                </w:tc>
-              </w:sdtContent>
-            </w:sdt>
-            <w:sdt>
-              <w:sdtPr>
-                <w:alias w:val="PostedDocumentNo"/>
-                <w:tag w:val="#BC:InsertDataItem,DataItems/SpendRequest/SpendRequestGLEntries/PostedDocumentNo"/>
-                <w:id w:val="-1641417514"/>
-                <w:placeholder>
-                  <w:docPart w:val="DefaultPlaceholder_-1854013440"/>
-                </w:placeholder>
-                <w15:color w:val="808080"/>
-                <w:text/>
-              </w:sdtPr>
-              <w:sdtContent>
-                <w:tc>
-                  <w:tcPr>
-                    <w:tcW w:w="1813" w:type="dxa"/>
-                  </w:tcPr>
-                  <w:p>
-                    <w:pPr>
-                      <w:cnfStyle w:val="000000000000" w:firstRow="0" w:lastRow="0" w:firstColumn="0" w:lastColumn="0" w:oddVBand="0" w:evenVBand="0" w:oddHBand="0" w:evenHBand="0" w:firstRowFirstColumn="0" w:firstRowLastColumn="0" w:lastRowFirstColumn="0" w:lastRowLastColumn="0"/>
-                    </w:pPr>
-                    <w:proofErr w:type="spellStart"/>
-                    <w:r>
-                      <w:t>PostedDocumentNo</w:t>
-                    </w:r>
-                    <w:proofErr w:type="spellEnd"/>
-                  </w:p>
-                </w:tc>
-              </w:sdtContent>
-            </w:sdt>
-            <w:sdt>
-              <w:sdtPr>
-                <w:alias w:val="PostingDescription"/>
-                <w:tag w:val="#BC:InsertDataItem,DataItems/SpendRequest/SpendRequestGLEntries/PostingDescription"/>
-                <w:id w:val="1861777074"/>
-                <w:placeholder>
-                  <w:docPart w:val="DefaultPlaceholder_-1854013440"/>
-                </w:placeholder>
-                <w15:color w:val="808080"/>
-                <w:text/>
-              </w:sdtPr>
-              <w:sdtContent>
-                <w:tc>
-                  <w:tcPr>
-                    <w:tcW w:w="3555" w:type="dxa"/>
-                  </w:tcPr>
-                  <w:p>
-                    <w:pPr>
-                      <w:cnfStyle w:val="000000000000" w:firstRow="0" w:lastRow="0" w:firstColumn="0" w:lastColumn="0" w:oddVBand="0" w:evenVBand="0" w:oddHBand="0" w:evenHBand="0" w:firstRowFirstColumn="0" w:firstRowLastColumn="0" w:lastRowFirstColumn="0" w:lastRowLastColumn="0"/>
-                    </w:pPr>
-                    <w:proofErr w:type="spellStart"/>
-                    <w:r>
-                      <w:t>PostingDescription</w:t>
-                    </w:r>
-                    <w:proofErr w:type="spellEnd"/>
-                  </w:p>
-                </w:tc>
-              </w:sdtContent>
-            </w:sdt>
-            <w:sdt>
-              <w:sdtPr>
-                <w:alias w:val="PostedAmount"/>
-                <w:tag w:val="#BC:InsertDataItem,DataItems/SpendRequest/SpendRequestGLEntries/PostedAmount"/>
-                <w:id w:val="1754317917"/>
-                <w:placeholder>
-                  <w:docPart w:val="DefaultPlaceholder_-1854013440"/>
-                </w:placeholder>
-                <w15:color w:val="808080"/>
-                <w:text/>
-              </w:sdtPr>
-              <w:sdtContent>
-                <w:tc>
-                  <w:tcPr>
-                    <w:tcW w:w="2250" w:type="dxa"/>
-                  </w:tcPr>
-                  <w:p>
-                    <w:pPr>
-                      <w:jc w:val="right"/>
-                      <w:cnfStyle w:val="000000000000" w:firstRow="0" w:lastRow="0" w:firstColumn="0" w:lastColumn="0" w:oddVBand="0" w:evenVBand="0" w:oddHBand="0" w:evenHBand="0" w:firstRowFirstColumn="0" w:firstRowLastColumn="0" w:lastRowFirstColumn="0" w:lastRowLastColumn="0"/>
-                    </w:pPr>
-                    <w:proofErr w:type="spellStart"/>
-                    <w:r>
-                      <w:t>PostedAmount</w:t>
-                    </w:r>
-                    <w:proofErr w:type="spellEnd"/>
-                  </w:p>
-                </w:tc>
-              </w:sdtContent>
-            </w:sdt>
-          </w:tr>
+          <w:sdt>
+            <w:sdtPr>
+              <w15:repeatingSectionItem/>
+            </w:sdtPr>
+            <w:sdtContent>
+              <w:tr>
+                <w:sdt>
+                  <w:sdtPr>
+                    <w:dataBinding w:prefixMappings="xmlns:ns0='urn:microsoft-dynamics-nav/reports/Spend_Request_Document/6850/'" w:xpath="/ns0:NavWordReportXmlPart[1]/ns0:SpendRequest[1]/ns0:SpendRequestGLEntries[1]/ns0:PostingDate[1]" w:storeItemID="{7828BD88-85FA-4D15-824F-B6C2963E083B}"/>
+                  </w:sdtPr>
+                  <w:sdtContent>
+                    <w:tc>
+                      <w:tcPr>
+                        <w:cnfStyle w:val="001000000000" w:firstRow="0" w:lastRow="0" w:firstColumn="1" w:lastColumn="0" w:oddVBand="0" w:evenVBand="0" w:oddHBand="0" w:evenHBand="0" w:firstRowFirstColumn="0" w:firstRowLastColumn="0" w:lastRowFirstColumn="0" w:lastRowLastColumn="0"/>
+                        <w:tcW w:w="2010" w:type="dxa"/>
+                      </w:tcPr>
+                      <w:p>
+                        <w:proofErr w:type="spellStart"/>
+                        <w:r>
+                          <w:rPr>
+                            <w:b w:val="0"/>
+                            <w:bCs w:val="0"/>
+                          </w:rPr>
+                          <w:t>PostingDate</w:t>
+                        </w:r>
+                        <w:proofErr w:type="spellEnd"/>
+                      </w:p>
+                    </w:tc>
+                  </w:sdtContent>
+                </w:sdt>
+                <w:sdt>
+                  <w:sdtPr>
+                    <w:dataBinding w:prefixMappings="xmlns:ns0='urn:microsoft-dynamics-nav/reports/Spend_Request_Document/6850/'" w:xpath="/ns0:NavWordReportXmlPart[1]/ns0:SpendRequest[1]/ns0:SpendRequestGLEntries[1]/ns0:PostedDocumentNo[1]" w:storeItemID="{7828BD88-85FA-4D15-824F-B6C2963E083B}"/>
+                  </w:sdtPr>
+                  <w:sdtContent>
+                    <w:tc>
+                      <w:tcPr>
+                        <w:tcW w:w="1813" w:type="dxa"/>
+                      </w:tcPr>
+                      <w:p>
+                        <w:pPr>
+                          <w:cnfStyle w:val="000000000000" w:firstRow="0" w:lastRow="0" w:firstColumn="0" w:lastColumn="0" w:oddVBand="0" w:evenVBand="0" w:oddHBand="0" w:evenHBand="0" w:firstRowFirstColumn="0" w:firstRowLastColumn="0" w:lastRowFirstColumn="0" w:lastRowLastColumn="0"/>
+                        </w:pPr>
+                        <w:proofErr w:type="spellStart"/>
+                        <w:r>
+                          <w:t>PostedDocumentNo</w:t>
+                        </w:r>
+                        <w:proofErr w:type="spellEnd"/>
+                      </w:p>
+                    </w:tc>
+                  </w:sdtContent>
+                </w:sdt>
+                <w:sdt>
+                  <w:sdtPr>
+                    <w:dataBinding w:prefixMappings="xmlns:ns0='urn:microsoft-dynamics-nav/reports/Spend_Request_Document/6850/'" w:xpath="/ns0:NavWordReportXmlPart[1]/ns0:SpendRequest[1]/ns0:SpendRequestGLEntries[1]/ns0:PostingDescription[1]" w:storeItemID="{7828BD88-85FA-4D15-824F-B6C2963E083B}"/>
+                  </w:sdtPr>
+                  <w:sdtContent>
+                    <w:tc>
+                      <w:tcPr>
+                        <w:tcW w:w="3555" w:type="dxa"/>
+                      </w:tcPr>
+                      <w:p>
+                        <w:pPr>
+                          <w:cnfStyle w:val="000000000000" w:firstRow="0" w:lastRow="0" w:firstColumn="0" w:lastColumn="0" w:oddVBand="0" w:evenVBand="0" w:oddHBand="0" w:evenHBand="0" w:firstRowFirstColumn="0" w:firstRowLastColumn="0" w:lastRowFirstColumn="0" w:lastRowLastColumn="0"/>
+                        </w:pPr>
+                        <w:proofErr w:type="spellStart"/>
+                        <w:r>
+                          <w:t>PostingDescription</w:t>
+                        </w:r>
+                        <w:proofErr w:type="spellEnd"/>
+                      </w:p>
+                    </w:tc>
+                  </w:sdtContent>
+                </w:sdt>
+                <w:sdt>
+                  <w:sdtPr>
+                    <w:dataBinding w:prefixMappings="xmlns:ns0='urn:microsoft-dynamics-nav/reports/Spend_Request_Document/6850/'" w:xpath="/ns0:NavWordReportXmlPart[1]/ns0:SpendRequest[1]/ns0:SpendRequestGLEntries[1]/ns0:PostedAmount[1]" w:storeItemID="{7828BD88-85FA-4D15-824F-B6C2963E083B}"/>
+                  </w:sdtPr>
+                  <w:sdtContent>
+                    <w:tc>
+                      <w:tcPr>
+                        <w:tcW w:w="2250" w:type="dxa"/>
+                      </w:tcPr>
+                      <w:p>
+                        <w:pPr>
+                          <w:jc w:val="right"/>
+                          <w:cnfStyle w:val="000000000000" w:firstRow="0" w:lastRow="0" w:firstColumn="0" w:lastColumn="0" w:oddVBand="0" w:evenVBand="0" w:oddHBand="0" w:evenHBand="0" w:firstRowFirstColumn="0" w:firstRowLastColumn="0" w:lastRowFirstColumn="0" w:lastRowLastColumn="0"/>
+                        </w:pPr>
+                        <w:proofErr w:type="spellStart"/>
+                        <w:r>
+                          <w:t>PostedAmount</w:t>
+                        </w:r>
+                        <w:proofErr w:type="spellEnd"/>
+                      </w:p>
+                    </w:tc>
+                  </w:sdtContent>
+                </w:sdt>
+              </w:tr>
+            </w:sdtContent>
+          </w:sdt>
         </w:sdtContent>
       </w:sdt>
     </w:tbl>
@@ -1346,7 +1253,7 @@
         <w:placeholder>
           <w:docPart w:val="DefaultPlaceholder_-1854013440"/>
         </w:placeholder>
-        <w:dataBinding w:prefixMappings="&lt;xmlns:ns0='urn:microsoft-dynamics-nav/reports/Spend_Request_Document/6850/' " w:xpath="/ns0:NavWordReportXmlPart[1]/ns0:BCReportInformation[1]/ns0:ReportRequest[1]/ns0:CompanyDisplayName[1]" w:storeItemID="{00000000-0000-0000-0000-000000000000}"/>
+        <w:dataBinding w:prefixMappings="xmlns:ns0='urn:microsoft-dynamics-nav/reports/Spend_Request_Document/6850/' " w:xpath="/ns0:NavWordReportXmlPart[1]/ns0:BCReportInformation[1]/ns0:ReportRequest[1]/ns0:CompanyDisplayName[1]" w:storeItemID="{7828BD88-85FA-4D15-824F-B6C2963E083B}"/>
         <w15:color w:val="808080"/>
         <w:text/>
       </w:sdtPr>
@@ -3287,273 +3194,150 @@
  < / N a v W o r d R e p o r t X m l P a r t > 
 </file>
 
-<file path=customXml/item2.xml>��< ? x m l   v e r s i o n = " 1 . 0 "   e n c o d i n g = " u t f - 1 6 " ? > < N a v W o r d R e p o r t X m l P a r t   x m l n s = " u r n : m i c r o s o f t - d y n a m i c s - n a v / r e p o r t s / S p e n d _ R e q u e s t _ D o c u m e n t / 6 8 5 0 / " > - 
-     < B C R e p o r t I n f o r m a t i o n > - 
-         < R e p o r t M e t a d a t a > - 
-             < E x t e n s i o n I d > E x t e n s i o n   I D < / E x t e n s i o n I d > - 
-             < E x t e n s i o n N a m e > E x t e n s i o n   N a m e < / E x t e n s i o n N a m e > - 
-             < E x t e n s i o n P u b l i s h e r > E x t e n s i o n   P u b l i s h e r < / E x t e n s i o n P u b l i s h e r > - 
-             < E x t e n s i o n V e r s i o n > E x t e n s i o n   V e r s i o n < / E x t e n s i o n V e r s i o n > - 
-             < R e p o r t I d > R e p o r t   I D < / R e p o r t I d > - 
-             < R e p o r t N a m e > R e p o r t   N a m e < / R e p o r t N a m e > - 
-             < A b o u t T h i s R e p o r t T i t l e > A b o u t   T h i s   R e p o r t   T i t l e < / A b o u t T h i s R e p o r t T i t l e > - 
-             < A b o u t T h i s R e p o r t T e x t > A b o u t   T h i s   R e p o r t   T e x t < / A b o u t T h i s R e p o r t T e x t > - 
-             < R e p o r t H e l p L i n k > R e p o r t   H e l p   L i n k < / R e p o r t H e l p L i n k > - 
-         < / R e p o r t M e t a d a t a > - 
-         < R e p o r t R e q u e s t > - 
-             < T e n a n t E n t r a I d > T e n a n t   E n t r a   I d < / T e n a n t E n t r a I d > - 
-             < E n v i r o n m e n t N a m e > E n v i r o n m e n t   N a m e < / E n v i r o n m e n t N a m e > - 
-             < E n v i r o n m e n t T y p e > E n v i r o n m e n t   T y p e < / E n v i r o n m e n t T y p e > - 
-             < C o m p a n y N a m e > C o m p a n y   N a m e < / C o m p a n y N a m e > - 
-             < C o m p a n y D i s p l a y N a m e > C o m p a n y   D i s p l a y   N a m e < / C o m p a n y D i s p l a y N a m e > - 
-             < C o m p a n y I d > C o m p a n y   I D < / C o m p a n y I d > - 
-             < U s e r N a m e > U s e r   N a m e < / U s e r N a m e > - 
-             < D a t e A n d T i m e > D a t e   a n d   T i m e < / D a t e A n d T i m e > - 
-             < L a n g u a g e > L a n g u a g e < / L a n g u a g e > - 
-             < F o r m a t R e g i o n > F o r m a t   R e g i o n < / F o r m a t R e g i o n > - 
-             < D a t e T i m e V a l u e s > - 
-                 < Y e a r > Y e a r < / Y e a r > - 
-                 < M o n t h N u m b e r > M o n t h   N u m b e r < / M o n t h N u m b e r > - 
-                 < D a y N u m b e r > D a y   N u m b e r < / D a y N u m b e r > - 
-                 < H o u r > H o u r < / H o u r > - 
-                 < M i n u t e > M i n u t e < / M i n u t e > - 
-             < / D a t e T i m e V a l u e s > - 
-         < / R e p o r t R e q u e s t > - 
-         < C o m p a n y M e t a d a t a > - 
-             < C o m p a n y N a m e > C o m p a n y   N a m e < / C o m p a n y N a m e > - 
-             < C o m p a n y D i s p l a y N a m e > C o m p a n y   D i s p l a y   N a m e < / C o m p a n y D i s p l a y N a m e > - 
-             < C o m p a n y A d d r e s s L i n e s > - 
-                 < C o m p a n y A d d r e s s L i n e > C o m p a n y   A d d r e s s   L i n e   1 < / C o m p a n y A d d r e s s L i n e > - 
-                 < C o m p a n y A d d r e s s L i n e > C o m p a n y   A d d r e s s   L i n e   2 < / C o m p a n y A d d r e s s L i n e > - 
-                 < C o m p a n y A d d r e s s L i n e > C o m p a n y   A d d r e s s   L i n e   3 < / C o m p a n y A d d r e s s L i n e > - 
-                 < C o m p a n y A d d r e s s L i n e > C o m p a n y   A d d r e s s   L i n e   4 < / C o m p a n y A d d r e s s L i n e > - 
-                 < C o m p a n y A d d r e s s L i n e > C o m p a n y   A d d r e s s   L i n e   5 < / C o m p a n y A d d r e s s L i n e > - 
-                 < C o m p a n y A d d r e s s L i n e > C o m p a n y   A d d r e s s   L i n e   6 < / C o m p a n y A d d r e s s L i n e > - 
-                 < C o m p a n y A d d r e s s L i n e > C o m p a n y   A d d r e s s   L i n e   7 < / C o m p a n y A d d r e s s L i n e > - 
-                 < C o m p a n y A d d r e s s L i n e > C o m p a n y   A d d r e s s   L i n e   8 < / C o m p a n y A d d r e s s L i n e > - 
-             < / C o m p a n y A d d r e s s L i n e s > - 
-             < C o m p a n y P h o n e > C o m p a n y   P h o n e < / C o m p a n y P h o n e > - 
-             < C o m p a n y P h o n e C a p t i o n > C o m p a n y   P h o n e   C a p t i o n < / C o m p a n y P h o n e C a p t i o n > - 
-             < C o m p a n y F a x N o > C o m p a n y   F a x   N o . < / C o m p a n y F a x N o > - 
-             < C o m p a n y F a x N o C a p t i o n > C o m p a n y   F a x   N o .   C a p t i o n < / C o m p a n y F a x N o C a p t i o n > - 
-             < C o m p a n y E m a i l > C o m p a n y   E m a i l < / C o m p a n y E m a i l > - 
-             < C o m p a n y E m a i l C a p t i o n > C o m p a n y   E m a i l   C a p t i o n < / C o m p a n y E m a i l C a p t i o n > - 
-             < C o m p a n y H o m e P a g e > C o m p a n y   H o m e   P a g e < / C o m p a n y H o m e P a g e > - 
-             < C o m p a n y H o m e P a g e C a p t i o n > C o m p a n y   H o m e   P a g e   C a p t i o n < / C o m p a n y H o m e P a g e C a p t i o n > - 
-             < C o m p a n y L o g o > C o m p a n y   L o g o < / C o m p a n y L o g o > - 
-             < C o m p a n y V A T R e g i s t r a t i o n N o > C o m p a n y   V A T   R e g i s t r a t i o n   N o . < / C o m p a n y V A T R e g i s t r a t i o n N o > - 
-             < C o m p a n y V A T R e g i s t r a t i o n N o C a p t i o n > C o m p a n y   V A T   R e g i s t r a t i o n   N o .   C a p t i o n < / C o m p a n y V A T R e g i s t r a t i o n N o C a p t i o n > - 
-             < C o m p a n y R e g i s t r a t i o n N o > C o m p a n y   R e g i s t r a t i o n   N o . < / C o m p a n y R e g i s t r a t i o n N o > - 
-             < C o m p a n y R e g i s t r a t i o n N o C a p t i o n > C o m p a n y   R e g i s t r a t i o n   N o .   C a p t i o n < / C o m p a n y R e g i s t r a t i o n N o C a p t i o n > - 
-             < C o m p a n y B a n k N a m e > C o m p a n y   B a n k   N a m e < / C o m p a n y B a n k N a m e > - 
-             < C o m p a n y B a n k N a m e C a p t i o n > C o m p a n y   B a n k   N a m e   C a p t i o n < / C o m p a n y B a n k N a m e C a p t i o n > - 
-             < C o m p a n y B a n k A c c o u n t N o > C o m p a n y   B a n k   A c c o u n t   N o . < / C o m p a n y B a n k A c c o u n t N o > - 
-             < C o m p a n y B a n k A c c o u n t N o C a p t i o n > C o m p a n y   B a n k   A c c o u n t   N o .   C a p t i o n < / C o m p a n y B a n k A c c o u n t N o C a p t i o n > - 
-             < C o m p a n y B a n k B r a n c h N o > C o m p a n y   B a n k   B r a n c h   N o . < / C o m p a n y B a n k B r a n c h N o > - 
-             < C o m p a n y B a n k B r a n c h N o C a p t i o n > C o m p a n y   B a n k   B r a n c h   N o .   C a p t i o n < / C o m p a n y B a n k B r a n c h N o C a p t i o n > - 
-             < C o m p a n y I B A N > C o m p a n y   I B A N < / C o m p a n y I B A N > - 
-             < C o m p a n y I B A N C a p t i o n > C o m p a n y   I B A N   C a p t i o n < / C o m p a n y I B A N C a p t i o n > - 
-             < C o m p a n y B a n k S W I F T > C o m p a n y   B a n k   S W I F T < / C o m p a n y B a n k S W I F T > - 
-             < C o m p a n y B a n k S W I F T C a p t i o n > C o m p a n y   B a n k   S W I F T   C a p t i o n < / C o m p a n y B a n k S W I F T C a p t i o n > - 
-             < C o m p a n y G i r o N o > C o m p a n y   G i r o   N o . < / C o m p a n y G i r o N o > - 
-             < C o m p a n y G i r o N o C a p t i o n > C o m p a n y   G i r o   N o .   C a p t i o n < / C o m p a n y G i r o N o C a p t i o n > - 
-         < / C o m p a n y M e t a d a t a > - 
-     < / B C R e p o r t I n f o r m a t i o n > - 
-     < L a b e l s > - 
-         < A p p r o v e d A t C a p t i o n > A p p r o v e d A t C a p t i o n < / A p p r o v e d A t C a p t i o n > - 
-         < A p p r o v e d B y U s e r N a m e C a p t i o n > A p p r o v e d B y U s e r N a m e C a p t i o n < / A p p r o v e d B y U s e r N a m e C a p t i o n > - 
-         < C u r r e n c y C o d e C a p t i o n > C u r r e n c y C o d e C a p t i o n < / C u r r e n c y C o d e C a p t i o n > - 
-         < D e s c r i p t i o n C a p t i o n > D e s c r i p t i o n C a p t i o n < / D e s c r i p t i o n C a p t i o n > - 
-         < D e t a i l G L A c c o u n t N o C a p t i o n > D e t a i l G L A c c o u n t N o C a p t i o n < / D e t a i l G L A c c o u n t N o C a p t i o n > - 
-         < D e t a i l s H e a d e r L b l > D e t a i l s H e a d e r L b l < / D e t a i l s H e a d e r L b l > - 
-         < E m p l o y e e F u l l N a m e L b l > E m p l o y e e F u l l N a m e L b l < / E m p l o y e e F u l l N a m e L b l > - 
-         < E x p e c t e d A m o u n t C a p t i o n > E x p e c t e d A m o u n t C a p t i o n < / E x p e c t e d A m o u n t C a p t i o n > - 
-         < E x p e c t e d A m o u n t L C Y C a p t i o n > E x p e c t e d A m o u n t L C Y C a p t i o n < / E x p e c t e d A m o u n t L C Y C a p t i o n > - 
-         < E x p e c t e d E n d D a t e C a p t i o n > E x p e c t e d E n d D a t e C a p t i o n < / E x p e c t e d E n d D a t e C a p t i o n > - 
-         < E x p e c t e d S t a r t D a t e C a p t i o n > E x p e c t e d S t a r t D a t e C a p t i o n < / E x p e c t e d S t a r t D a t e C a p t i o n > - 
-         < G L A c c o u n t C a p t i o n > G L A c c o u n t C a p t i o n < / G L A c c o u n t C a p t i o n > - 
-         < G L A c c o u n t N o C a p t i o n > G L A c c o u n t N o C a p t i o n < / G L A c c o u n t N o C a p t i o n > - 
-         < L i n e C u r r e n c y C o d e C a p t i o n > L i n e C u r r e n c y C o d e C a p t i o n < / L i n e C u r r e n c y C o d e C a p t i o n > - 
-         < L i n e N o C a p t i o n > L i n e N o C a p t i o n < / L i n e N o C a p t i o n > - 
-         < N o C a p t i o n > N o C a p t i o n < / N o C a p t i o n > - 
-         < P o s t e d A m o u n t C a p t i o n > P o s t e d A m o u n t C a p t i o n < / P o s t e d A m o u n t C a p t i o n > - 
-         < P o s t e d D o c u m e n t N o C a p t i o n > P o s t e d D o c u m e n t N o C a p t i o n < / P o s t e d D o c u m e n t N o C a p t i o n > - 
-         < P o s t e d E n t r i e s H e a d e r L b l > P o s t e d E n t r i e s H e a d e r L b l < / P o s t e d E n t r i e s H e a d e r L b l > - 
-         < P o s t i n g D a t e C a p t i o n > P o s t i n g D a t e C a p t i o n < / P o s t i n g D a t e C a p t i o n > - 
-         < P o s t i n g D e s c r i p t i o n C a p t i o n > P o s t i n g D e s c r i p t i o n C a p t i o n < / P o s t i n g D e s c r i p t i o n C a p t i o n > - 
-         < P u r p o s e C a p t i o n > P u r p o s e C a p t i o n < / P u r p o s e C a p t i o n > - 
-         < R e p o r t L b l > R e p o r t L b l < / R e p o r t L b l > - 
-         < R e q u e s t e d B y C a p t i o n > R e q u e s t e d B y C a p t i o n < / R e q u e s t e d B y C a p t i o n > - 
-         < S t a t u s C a p t i o n > S t a t u s C a p t i o n < / S t a t u s C a p t i o n > - 
-         < T o t a l E x p e c t e d A m o u n t C a p t i o n > T o t a l E x p e c t e d A m o u n t C a p t i o n < / T o t a l E x p e c t e d A m o u n t C a p t i o n > - 
-         < T o t a l E x p e c t e d A m o u n t L C Y C a p t i o n > T o t a l E x p e c t e d A m o u n t L C Y C a p t i o n < / T o t a l E x p e c t e d A m o u n t L C Y C a p t i o n > - 
-         < T o t a l S p e n t A m o u n t C a p t i o n > T o t a l S p e n t A m o u n t C a p t i o n < / T o t a l S p e n t A m o u n t C a p t i o n > - 
-     < / L a b e l s > - 
-     < S p e n d R e q u e s t > - 
-         < A p p r o v e d A t > A p p r o v e d A t < / A p p r o v e d A t > - 
-         < A p p r o v e d B y U s e r N a m e > A p p r o v e d B y U s e r N a m e < / A p p r o v e d B y U s e r N a m e > - 
-         < C u r r e n c y C o d e > C u r r e n c y C o d e < / C u r r e n c y C o d e > - 
-         < E m p l o y e e N a m e > E m p l o y e e N a m e < / E m p l o y e e N a m e > - 
-         < E x p e c t e d E n d D a t e > E x p e c t e d E n d D a t e < / E x p e c t e d E n d D a t e > - 
-         < E x p e c t e d S t a r t D a t e > E x p e c t e d S t a r t D a t e < / E x p e c t e d S t a r t D a t e > - 
-         < G L A c c o u n t N o > G L A c c o u n t N o < / G L A c c o u n t N o > - 
-         < N o > N o < / N o > - 
-         < P u r p o s e > P u r p o s e < / P u r p o s e > - 
-         < R e q u e s t e d B y > R e q u e s t e d B y < / R e q u e s t e d B y > - 
-         < S t a t u s > S t a t u s < / S t a t u s > - 
-         < T o t a l E x p e c t e d A m o u n t > T o t a l E x p e c t e d A m o u n t < / T o t a l E x p e c t e d A m o u n t > - 
-         < T o t a l E x p e c t e d A m o u n t L C Y > T o t a l E x p e c t e d A m o u n t L C Y < / T o t a l E x p e c t e d A m o u n t L C Y > - 
-         < T o t a l S p e n t A m o u n t > T o t a l S p e n t A m o u n t < / T o t a l S p e n t A m o u n t > - 
-         < S p e n d R e q u e s t D e t a i l > - 
-             < D e s c r i p t i o n > D e s c r i p t i o n < / D e s c r i p t i o n > - 
-             < D e t a i l G L A c c o u n t N o > D e t a i l G L A c c o u n t N o < / D e t a i l G L A c c o u n t N o > - 
-             < E x p e c t e d A m o u n t > E x p e c t e d A m o u n t < / E x p e c t e d A m o u n t > - 
-             < E x p e c t e d A m o u n t L C Y > E x p e c t e d A m o u n t L C Y < / E x p e c t e d A m o u n t L C Y > - 
-             < L i n e C u r r e n c y C o d e > L i n e C u r r e n c y C o d e < / L i n e C u r r e n c y C o d e > - 
-             < L i n e N o > L i n e N o < / L i n e N o > - 
-         < / S p e n d R e q u e s t D e t a i l > - 
-         < S p e n d R e q u e s t G L E n t r i e s > - 
-             < G L A c c o u n t > G L A c c o u n t < / G L A c c o u n t > - 
-             < P o s t e d A m o u n t > P o s t e d A m o u n t < / P o s t e d A m o u n t > - 
-             < P o s t e d D o c u m e n t N o > P o s t e d D o c u m e n t N o < / P o s t e d D o c u m e n t N o > - 
-             < P o s t i n g D a t e > P o s t i n g D a t e < / P o s t i n g D a t e > - 
-             < P o s t i n g D e s c r i p t i o n > P o s t i n g D e s c r i p t i o n < / P o s t i n g D e s c r i p t i o n > - 
-         < / S p e n d R e q u e s t G L E n t r i e s > - 
-     < / S p e n d R e q u e s t > - 
- < / N a v W o r d R e p o r t X m l P a r t > 
+<file path=customXml/item2.xml><?xml version="1.0" encoding="utf-8"?>
+<NavWordReportXmlPart xmlns="urn:microsoft-dynamics-nav/reports/Spend_Request_Document/6850/">
+  <BCReportInformation>
+    <ReportMetadata>
+      <ExtensionId>Extension ID</ExtensionId>
+      <ExtensionName>Extension Name</ExtensionName>
+      <ExtensionPublisher>Extension Publisher</ExtensionPublisher>
+      <ExtensionVersion>Extension Version</ExtensionVersion>
+      <ReportId>Report ID</ReportId>
+      <ReportName>Report Name</ReportName>
+      <AboutThisReportTitle>About This Report Title</AboutThisReportTitle>
+      <AboutThisReportText>About This Report Text</AboutThisReportText>
+      <ReportHelpLink>Report Help Link</ReportHelpLink>
+      <ReportCaption>Report Caption</ReportCaption>
+    </ReportMetadata>
+    <ReportRequest>
+      <TenantEntraId>Tenant Entra Id</TenantEntraId>
+      <EnvironmentName>Environment Name</EnvironmentName>
+      <EnvironmentType>Environment Type</EnvironmentType>
+      <CompanyName>Company Name</CompanyName>
+      <CompanyDisplayName>Company Display Name</CompanyDisplayName>
+      <CompanyId>Company ID</CompanyId>
+      <UserName>User Name</UserName>
+      <DateAndTime>Date and Time</DateAndTime>
+      <Language>Language</Language>
+      <FormatRegion>Format Region</FormatRegion>
+      <DateTimeValues>
+        <Year>Year</Year>
+        <MonthNumber>Month Number</MonthNumber>
+        <DayNumber>Day Number</DayNumber>
+        <Hour>Hour</Hour>
+        <Minute>Minute</Minute>
+      </DateTimeValues>
+    </ReportRequest>
+    <CompanyMetadata>
+      <CompanyName>Company Name</CompanyName>
+      <CompanyDisplayName>Company Display Name</CompanyDisplayName>
+      <CompanyAddressLines>
+        <CompanyAddressLine>Company Address Line 1</CompanyAddressLine>
+        <CompanyAddressLine>Company Address Line 2</CompanyAddressLine>
+        <CompanyAddressLine>Company Address Line 3</CompanyAddressLine>
+        <CompanyAddressLine>Company Address Line 4</CompanyAddressLine>
+        <CompanyAddressLine>Company Address Line 5</CompanyAddressLine>
+        <CompanyAddressLine>Company Address Line 6</CompanyAddressLine>
+        <CompanyAddressLine>Company Address Line 7</CompanyAddressLine>
+        <CompanyAddressLine>Company Address Line 8</CompanyAddressLine>
+        <CompanyAddressLine1>Company Address Line 1</CompanyAddressLine1>
+        <CompanyAddressLine2>Company Address Line 2</CompanyAddressLine2>
+        <CompanyAddressLine3>Company Address Line 3</CompanyAddressLine3>
+        <CompanyAddressLine4>Company Address Line 4</CompanyAddressLine4>
+        <CompanyAddressLine5>Company Address Line 5</CompanyAddressLine5>
+        <CompanyAddressLine6>Company Address Line 6</CompanyAddressLine6>
+        <CompanyAddressLine7>Company Address Line 7</CompanyAddressLine7>
+        <CompanyAddressLine8>Company Address Line 8</CompanyAddressLine8>
+      </CompanyAddressLines>
+      <CompanyPhone>Company Phone</CompanyPhone>
+      <CompanyPhoneCaption>Company Phone Caption</CompanyPhoneCaption>
+      <CompanyFaxNo>Company Fax No.</CompanyFaxNo>
+      <CompanyFaxNoCaption>Company Fax No. Caption</CompanyFaxNoCaption>
+      <CompanyEmail>Company Email</CompanyEmail>
+      <CompanyEmailCaption>Company Email Caption</CompanyEmailCaption>
+      <CompanyHomePage>Company Home Page</CompanyHomePage>
+      <CompanyHomePageCaption>Company Home Page Caption</CompanyHomePageCaption>
+      <CompanyLogo>Company Logo</CompanyLogo>
+      <CompanyVATRegistrationNo>Company VAT Registration No.</CompanyVATRegistrationNo>
+      <CompanyVATRegistrationNoCaption>Company VAT Registration No. Caption</CompanyVATRegistrationNoCaption>
+      <CompanyRegistrationNo>Company Registration No.</CompanyRegistrationNo>
+      <CompanyRegistrationNoCaption>Company Registration No. Caption</CompanyRegistrationNoCaption>
+      <CompanyBankName>Company Bank Name</CompanyBankName>
+      <CompanyBankNameCaption>Company Bank Name Caption</CompanyBankNameCaption>
+      <CompanyBankAccountNo>Company Bank Account No.</CompanyBankAccountNo>
+      <CompanyBankAccountNoCaption>Company Bank Account No. Caption</CompanyBankAccountNoCaption>
+      <CompanyBankBranchNo>Company Bank Branch No.</CompanyBankBranchNo>
+      <CompanyBankBranchNoCaption>Company Bank Branch No. Caption</CompanyBankBranchNoCaption>
+      <CompanyIBAN>Company IBAN</CompanyIBAN>
+      <CompanyIBANCaption>Company IBAN Caption</CompanyIBANCaption>
+      <CompanyBankSWIFT>Company Bank SWIFT</CompanyBankSWIFT>
+      <CompanyBankSWIFTCaption>Company Bank SWIFT Caption</CompanyBankSWIFTCaption>
+      <CompanyGiroNo>Company Giro No.</CompanyGiroNo>
+      <CompanyGiroNoCaption>Company Giro No. Caption</CompanyGiroNoCaption>
+    </CompanyMetadata>
+  </BCReportInformation>
+  <Labels>
+    <ApprovedAtCaption>ApprovedAtCaption</ApprovedAtCaption>
+    <ApprovedByUserNameCaption>ApprovedByUserNameCaption</ApprovedByUserNameCaption>
+    <CurrencyCodeCaption>CurrencyCodeCaption</CurrencyCodeCaption>
+    <DescriptionCaption>DescriptionCaption</DescriptionCaption>
+    <DetailGLAccountNoCaption>DetailGLAccountNoCaption</DetailGLAccountNoCaption>
+    <DetailsHeaderLbl>DetailsHeaderLbl</DetailsHeaderLbl>
+    <EmployeeFullNameLbl>EmployeeFullNameLbl</EmployeeFullNameLbl>
+    <ExpectedAmountCaption>ExpectedAmountCaption</ExpectedAmountCaption>
+    <ExpectedAmountLCYCaption>ExpectedAmountLCYCaption</ExpectedAmountLCYCaption>
+    <ExpectedEndDateCaption>ExpectedEndDateCaption</ExpectedEndDateCaption>
+    <ExpectedStartDateCaption>ExpectedStartDateCaption</ExpectedStartDateCaption>
+    <GLAccountCaption>GLAccountCaption</GLAccountCaption>
+    <GLAccountNoCaption>GLAccountNoCaption</GLAccountNoCaption>
+    <LineCurrencyCodeCaption>LineCurrencyCodeCaption</LineCurrencyCodeCaption>
+    <LineNoCaption>LineNoCaption</LineNoCaption>
+    <NoCaption>NoCaption</NoCaption>
+    <PostedAmountCaption>PostedAmountCaption</PostedAmountCaption>
+    <PostedDocumentNoCaption>PostedDocumentNoCaption</PostedDocumentNoCaption>
+    <PostedEntriesHeaderLbl>PostedEntriesHeaderLbl</PostedEntriesHeaderLbl>
+    <PostingDateCaption>PostingDateCaption</PostingDateCaption>
+    <PostingDescriptionCaption>PostingDescriptionCaption</PostingDescriptionCaption>
+    <PurposeCaption>PurposeCaption</PurposeCaption>
+    <ReportLbl>ReportLbl</ReportLbl>
+    <RequestedByCaption>RequestedByCaption</RequestedByCaption>
+    <StatusCaption>StatusCaption</StatusCaption>
+    <TotalExpectedAmountCaption>TotalExpectedAmountCaption</TotalExpectedAmountCaption>
+    <TotalExpectedAmountLCYCaption>TotalExpectedAmountLCYCaption</TotalExpectedAmountLCYCaption>
+    <TotalSpentAmountCaption>TotalSpentAmountCaption</TotalSpentAmountCaption>
+  </Labels>
+  <SpendRequest>
+    <ApprovedAt>ApprovedAt</ApprovedAt>
+    <ApprovedByUserName>ApprovedByUserName</ApprovedByUserName>
+    <CurrencyCode>CurrencyCode</CurrencyCode>
+    <EmployeeName>EmployeeName</EmployeeName>
+    <ExpectedEndDate>ExpectedEndDate</ExpectedEndDate>
+    <ExpectedStartDate>ExpectedStartDate</ExpectedStartDate>
+    <GLAccountNo>GLAccountNo</GLAccountNo>
+    <No>No</No>
+    <Purpose>Purpose</Purpose>
+    <RequestedBy>RequestedBy</RequestedBy>
+    <Status>Status</Status>
+    <TotalExpectedAmount>TotalExpectedAmount</TotalExpectedAmount>
+    <TotalExpectedAmountLCY>TotalExpectedAmountLCY</TotalExpectedAmountLCY>
+    <TotalSpentAmount>TotalSpentAmount</TotalSpentAmount>
+    <SpendRequestDetail>
+      <Description>Description</Description>
+      <DetailGLAccountNo>DetailGLAccountNo</DetailGLAccountNo>
+      <ExpectedAmount>ExpectedAmount</ExpectedAmount>
+      <ExpectedAmountLCY>ExpectedAmountLCY</ExpectedAmountLCY>
+      <LineCurrencyCode>LineCurrencyCode</LineCurrencyCode>
+      <LineNo>LineNo</LineNo>
+    </SpendRequestDetail>
+    <SpendRequestGLEntries>
+      <GLAccount>GLAccount</GLAccount>
+      <PostedAmount>PostedAmount</PostedAmount>
+      <PostedDocumentNo>PostedDocumentNo</PostedDocumentNo>
+      <PostingDate>PostingDate</PostingDate>
+      <PostingDescription>PostingDescription</PostingDescription>
+    </SpendRequestGLEntries>
+  </SpendRequest>
+</NavWordReportXmlPart>
 </file>
 
 <file path=customXml/itemProps1.xml><?xml version="1.0" encoding="utf-8"?>

--- a/Base Application/Finance/SpendRequest/SpendRequestDocument.docx
+++ b/Base Application/Finance/SpendRequest/SpendRequestDocument.docx
@@ -8,7 +8,14 @@
       </w:pPr>
       <w:sdt>
         <w:sdtPr>
-          <w:dataBinding w:prefixMappings="xmlns:ns0='urn:microsoft-dynamics-nav/reports/Spend_Request_Document/6850/'" w:xpath="/ns0:NavWordReportXmlPart[1]/ns0:Labels[1]/ns0:ReportLbl[1]" w:storeItemID="{7828BD88-85FA-4D15-824F-B6C2963E083B}"/>
+          <w:alias w:val="ReportLbl"/>
+          <w:tag w:val="#BC:InsertDataItem,Labels/ReportLbl"/>
+          <w:id w:val="-565175143"/>
+          <w:placeholder>
+            <w:docPart w:val="DefaultPlaceholder_-1854013440"/>
+          </w:placeholder>
+          <w15:color w:val="808080"/>
+          <w:text/>
         </w:sdtPr>
         <w:sdtContent>
           <w:proofErr w:type="spellStart"/>
@@ -29,7 +36,7 @@
           <w:placeholder>
             <w:docPart w:val="DefaultPlaceholder_-1854013440"/>
           </w:placeholder>
-          <w:dataBinding w:prefixMappings="xmlns:ns0='urn:microsoft-dynamics-nav/reports/Spend_Request_Document/6850/' " w:xpath="/ns0:NavWordReportXmlPart[1]/ns0:SpendRequest[1]/ns0:No[1]" w:storeItemID="{7828BD88-85FA-4D15-824F-B6C2963E083B}"/>
+          <w:dataBinding w:prefixMappings="&lt;xmlns:ns0='urn:microsoft-dynamics-nav/reports/Spend_Request_Document/6850/' " w:xpath="/ns0:NavWordReportXmlPart[1]/ns0:SpendRequest[1]/ns0:No[1]" w:storeItemID="{00000000-0000-0000-0000-000000000000}"/>
           <w15:color w:val="808080"/>
           <w:text/>
         </w:sdtPr>
@@ -46,12 +53,12 @@
         <w:tblStyle w:val="TableGrid"/>
         <w:tblW w:w="9643" w:type="dxa"/>
         <w:tblBorders>
-          <w:top w:val="none" w:color="auto" w:sz="0" w:space="0"/>
-          <w:left w:val="none" w:color="auto" w:sz="0" w:space="0"/>
-          <w:bottom w:val="none" w:color="auto" w:sz="0" w:space="0"/>
-          <w:right w:val="none" w:color="auto" w:sz="0" w:space="0"/>
-          <w:insideH w:val="none" w:color="auto" w:sz="0" w:space="0"/>
-          <w:insideV w:val="none" w:color="auto" w:sz="0" w:space="0"/>
+          <w:top w:val="none" w:sz="0" w:space="0" w:color="auto"/>
+          <w:left w:val="none" w:sz="0" w:space="0" w:color="auto"/>
+          <w:bottom w:val="none" w:sz="0" w:space="0" w:color="auto"/>
+          <w:right w:val="none" w:sz="0" w:space="0" w:color="auto"/>
+          <w:insideH w:val="none" w:sz="0" w:space="0" w:color="auto"/>
+          <w:insideV w:val="none" w:sz="0" w:space="0" w:color="auto"/>
         </w:tblBorders>
         <w:tblLayout w:type="fixed"/>
         <w:tblLook w:val="04A0" w:firstRow="1" w:lastRow="0" w:firstColumn="1" w:lastColumn="0" w:noHBand="0" w:noVBand="1"/>
@@ -73,7 +80,7 @@
             <w:placeholder>
               <w:docPart w:val="DefaultPlaceholder_-1854013440"/>
             </w:placeholder>
-            <w:dataBinding w:prefixMappings="xmlns:ns0='urn:microsoft-dynamics-nav/reports/Spend_Request_Document/6850/' " w:xpath="/ns0:NavWordReportXmlPart[1]/ns0:Labels[1]/ns0:RequestedByCaption[1]" w:storeItemID="{7828BD88-85FA-4D15-824F-B6C2963E083B}"/>
+            <w:dataBinding w:prefixMappings="&lt;xmlns:ns0='urn:microsoft-dynamics-nav/reports/Spend_Request_Document/6850/' " w:xpath="/ns0:NavWordReportXmlPart[1]/ns0:Labels[1]/ns0:RequestedByCaption[1]" w:storeItemID="{00000000-0000-0000-0000-000000000000}"/>
             <w15:color w:val="808080"/>
             <w:text/>
           </w:sdtPr>
@@ -100,7 +107,7 @@
             <w:placeholder>
               <w:docPart w:val="DefaultPlaceholder_-1854013440"/>
             </w:placeholder>
-            <w:dataBinding w:prefixMappings="xmlns:ns0='urn:microsoft-dynamics-nav/reports/Spend_Request_Document/6850/' " w:xpath="/ns0:NavWordReportXmlPart[1]/ns0:SpendRequest[1]/ns0:EmployeeName[1]" w:storeItemID="{7828BD88-85FA-4D15-824F-B6C2963E083B}"/>
+            <w:dataBinding w:prefixMappings="&lt;xmlns:ns0='urn:microsoft-dynamics-nav/reports/Spend_Request_Document/6850/' " w:xpath="/ns0:NavWordReportXmlPart[1]/ns0:SpendRequest[1]/ns0:EmployeeName[1]" w:storeItemID="{00000000-0000-0000-0000-000000000000}"/>
             <w15:color w:val="808080"/>
             <w:text/>
           </w:sdtPr>
@@ -133,7 +140,7 @@
             <w:placeholder>
               <w:docPart w:val="DefaultPlaceholder_-1854013440"/>
             </w:placeholder>
-            <w:dataBinding w:prefixMappings="xmlns:ns0='urn:microsoft-dynamics-nav/reports/Spend_Request_Document/6850/' " w:xpath="/ns0:NavWordReportXmlPart[1]/ns0:Labels[1]/ns0:TotalExpectedAmountLCYCaption[1]" w:storeItemID="{7828BD88-85FA-4D15-824F-B6C2963E083B}"/>
+            <w:dataBinding w:prefixMappings="&lt;xmlns:ns0='urn:microsoft-dynamics-nav/reports/Spend_Request_Document/6850/' " w:xpath="/ns0:NavWordReportXmlPart[1]/ns0:Labels[1]/ns0:TotalExpectedAmountLCYCaption[1]" w:storeItemID="{00000000-0000-0000-0000-000000000000}"/>
             <w15:color w:val="808080"/>
             <w:text/>
           </w:sdtPr>
@@ -164,7 +171,7 @@
             <w:placeholder>
               <w:docPart w:val="DefaultPlaceholder_-1854013440"/>
             </w:placeholder>
-            <w:dataBinding w:prefixMappings="xmlns:ns0='urn:microsoft-dynamics-nav/reports/Spend_Request_Document/6850/' " w:xpath="/ns0:NavWordReportXmlPart[1]/ns0:SpendRequest[1]/ns0:TotalExpectedAmountLCY[1]" w:storeItemID="{7828BD88-85FA-4D15-824F-B6C2963E083B}"/>
+            <w:dataBinding w:prefixMappings="&lt;xmlns:ns0='urn:microsoft-dynamics-nav/reports/Spend_Request_Document/6850/' " w:xpath="/ns0:NavWordReportXmlPart[1]/ns0:SpendRequest[1]/ns0:TotalExpectedAmountLCY[1]" w:storeItemID="{00000000-0000-0000-0000-000000000000}"/>
             <w15:color w:val="808080"/>
             <w:text/>
           </w:sdtPr>
@@ -201,7 +208,14 @@
         </w:tc>
         <w:sdt>
           <w:sdtPr>
-            <w:dataBinding w:prefixMappings="xmlns:ns0='urn:microsoft-dynamics-nav/reports/Spend_Request_Document/6850/'" w:xpath="/ns0:NavWordReportXmlPart[1]/ns0:SpendRequest[1]/ns0:RequestedBy[1]" w:storeItemID="{7828BD88-85FA-4D15-824F-B6C2963E083B}"/>
+            <w:alias w:val="RequestedBy"/>
+            <w:tag w:val="#BC:InsertDataItem,DataItems/SpendRequest/RequestedBy"/>
+            <w:id w:val="893774036"/>
+            <w:placeholder>
+              <w:docPart w:val="DefaultPlaceholder_-1854013440"/>
+            </w:placeholder>
+            <w15:color w:val="808080"/>
+            <w:text/>
           </w:sdtPr>
           <w:sdtContent>
             <w:tc>
@@ -226,7 +240,14 @@
         </w:tc>
         <w:sdt>
           <w:sdtPr>
-            <w:dataBinding w:prefixMappings="xmlns:ns0='urn:microsoft-dynamics-nav/reports/Spend_Request_Document/6850/'" w:xpath="/ns0:NavWordReportXmlPart[1]/ns0:Labels[1]/ns0:TotalSpentAmountCaption[1]" w:storeItemID="{7828BD88-85FA-4D15-824F-B6C2963E083B}"/>
+            <w:alias w:val="TotalSpentAmountCaption"/>
+            <w:tag w:val="#BC:InsertDataItem,Labels/TotalSpentAmountCaption"/>
+            <w:id w:val="665368096"/>
+            <w:placeholder>
+              <w:docPart w:val="DefaultPlaceholder_-1854013440"/>
+            </w:placeholder>
+            <w15:color w:val="808080"/>
+            <w:text/>
           </w:sdtPr>
           <w:sdtContent>
             <w:tc>
@@ -245,7 +266,14 @@
         </w:sdt>
         <w:sdt>
           <w:sdtPr>
-            <w:dataBinding w:prefixMappings="xmlns:ns0='urn:microsoft-dynamics-nav/reports/Spend_Request_Document/6850/'" w:xpath="/ns0:NavWordReportXmlPart[1]/ns0:SpendRequest[1]/ns0:TotalSpentAmount[1]" w:storeItemID="{7828BD88-85FA-4D15-824F-B6C2963E083B}"/>
+            <w:alias w:val="TotalSpentAmount"/>
+            <w:tag w:val="#BC:InsertDataItem,DataItems/SpendRequest/TotalSpentAmount"/>
+            <w:id w:val="-395515400"/>
+            <w:placeholder>
+              <w:docPart w:val="DefaultPlaceholder_-1854013440"/>
+            </w:placeholder>
+            <w15:color w:val="808080"/>
+            <w:text/>
           </w:sdtPr>
           <w:sdtContent>
             <w:tc>
@@ -294,7 +322,7 @@
             <w:placeholder>
               <w:docPart w:val="DefaultPlaceholder_-1854013440"/>
             </w:placeholder>
-            <w:dataBinding w:prefixMappings="xmlns:ns0='urn:microsoft-dynamics-nav/reports/Spend_Request_Document/6850/' " w:xpath="/ns0:NavWordReportXmlPart[1]/ns0:Labels[1]/ns0:ExpectedStartDateCaption[1]" w:storeItemID="{7828BD88-85FA-4D15-824F-B6C2963E083B}"/>
+            <w:dataBinding w:prefixMappings="&lt;xmlns:ns0='urn:microsoft-dynamics-nav/reports/Spend_Request_Document/6850/' " w:xpath="/ns0:NavWordReportXmlPart[1]/ns0:Labels[1]/ns0:ExpectedStartDateCaption[1]" w:storeItemID="{00000000-0000-0000-0000-000000000000}"/>
             <w15:color w:val="808080"/>
             <w:text/>
           </w:sdtPr>
@@ -321,7 +349,7 @@
             <w:placeholder>
               <w:docPart w:val="DefaultPlaceholder_-1854013440"/>
             </w:placeholder>
-            <w:dataBinding w:prefixMappings="xmlns:ns0='urn:microsoft-dynamics-nav/reports/Spend_Request_Document/6850/' " w:xpath="/ns0:NavWordReportXmlPart[1]/ns0:SpendRequest[1]/ns0:ExpectedStartDate[1]" w:storeItemID="{7828BD88-85FA-4D15-824F-B6C2963E083B}"/>
+            <w:dataBinding w:prefixMappings="&lt;xmlns:ns0='urn:microsoft-dynamics-nav/reports/Spend_Request_Document/6850/' " w:xpath="/ns0:NavWordReportXmlPart[1]/ns0:SpendRequest[1]/ns0:ExpectedStartDate[1]" w:storeItemID="{00000000-0000-0000-0000-000000000000}"/>
             <w15:color w:val="808080"/>
             <w:text/>
           </w:sdtPr>
@@ -358,7 +386,7 @@
             <w:placeholder>
               <w:docPart w:val="DefaultPlaceholder_-1854013440"/>
             </w:placeholder>
-            <w:dataBinding w:prefixMappings="xmlns:ns0='urn:microsoft-dynamics-nav/reports/Spend_Request_Document/6850/' " w:xpath="/ns0:NavWordReportXmlPart[1]/ns0:Labels[1]/ns0:PurposeCaption[1]" w:storeItemID="{7828BD88-85FA-4D15-824F-B6C2963E083B}"/>
+            <w:dataBinding w:prefixMappings="&lt;xmlns:ns0='urn:microsoft-dynamics-nav/reports/Spend_Request_Document/6850/' " w:xpath="/ns0:NavWordReportXmlPart[1]/ns0:Labels[1]/ns0:PurposeCaption[1]" w:storeItemID="{00000000-0000-0000-0000-000000000000}"/>
             <w15:color w:val="808080"/>
             <w:text/>
           </w:sdtPr>
@@ -385,7 +413,7 @@
             <w:placeholder>
               <w:docPart w:val="DefaultPlaceholder_-1854013440"/>
             </w:placeholder>
-            <w:dataBinding w:prefixMappings="xmlns:ns0='urn:microsoft-dynamics-nav/reports/Spend_Request_Document/6850/' " w:xpath="/ns0:NavWordReportXmlPart[1]/ns0:SpendRequest[1]/ns0:Purpose[1]" w:storeItemID="{7828BD88-85FA-4D15-824F-B6C2963E083B}"/>
+            <w:dataBinding w:prefixMappings="&lt;xmlns:ns0='urn:microsoft-dynamics-nav/reports/Spend_Request_Document/6850/' " w:xpath="/ns0:NavWordReportXmlPart[1]/ns0:SpendRequest[1]/ns0:Purpose[1]" w:storeItemID="{00000000-0000-0000-0000-000000000000}"/>
             <w15:color w:val="808080"/>
             <w:text/>
           </w:sdtPr>
@@ -412,7 +440,7 @@
             <w:placeholder>
               <w:docPart w:val="DefaultPlaceholder_-1854013440"/>
             </w:placeholder>
-            <w:dataBinding w:prefixMappings="xmlns:ns0='urn:microsoft-dynamics-nav/reports/Spend_Request_Document/6850/' " w:xpath="/ns0:NavWordReportXmlPart[1]/ns0:Labels[1]/ns0:ExpectedEndDateCaption[1]" w:storeItemID="{7828BD88-85FA-4D15-824F-B6C2963E083B}"/>
+            <w:dataBinding w:prefixMappings="&lt;xmlns:ns0='urn:microsoft-dynamics-nav/reports/Spend_Request_Document/6850/' " w:xpath="/ns0:NavWordReportXmlPart[1]/ns0:Labels[1]/ns0:ExpectedEndDateCaption[1]" w:storeItemID="{00000000-0000-0000-0000-000000000000}"/>
             <w15:color w:val="808080"/>
             <w:text/>
           </w:sdtPr>
@@ -439,7 +467,7 @@
             <w:placeholder>
               <w:docPart w:val="3BAF497B6C3145F7AF4DEA8163038339"/>
             </w:placeholder>
-            <w:dataBinding w:prefixMappings="xmlns:ns0='urn:microsoft-dynamics-nav/reports/Spend_Request_Document/6850/' " w:xpath="/ns0:NavWordReportXmlPart[1]/ns0:SpendRequest[1]/ns0:ExpectedEndDate[1]" w:storeItemID="{7828BD88-85FA-4D15-824F-B6C2963E083B}"/>
+            <w:dataBinding w:prefixMappings="&lt;xmlns:ns0='urn:microsoft-dynamics-nav/reports/Spend_Request_Document/6850/' " w:xpath="/ns0:NavWordReportXmlPart[1]/ns0:SpendRequest[1]/ns0:ExpectedEndDate[1]" w:storeItemID="{00000000-0000-0000-0000-000000000000}"/>
             <w15:color w:val="808080"/>
             <w:text/>
           </w:sdtPr>
@@ -489,7 +517,7 @@
             <w:placeholder>
               <w:docPart w:val="DefaultPlaceholder_-1854013440"/>
             </w:placeholder>
-            <w:dataBinding w:prefixMappings="xmlns:ns0='urn:microsoft-dynamics-nav/reports/Spend_Request_Document/6850/' " w:xpath="/ns0:NavWordReportXmlPart[1]/ns0:Labels[1]/ns0:StatusCaption[1]" w:storeItemID="{7828BD88-85FA-4D15-824F-B6C2963E083B}"/>
+            <w:dataBinding w:prefixMappings="&lt;xmlns:ns0='urn:microsoft-dynamics-nav/reports/Spend_Request_Document/6850/' " w:xpath="/ns0:NavWordReportXmlPart[1]/ns0:Labels[1]/ns0:StatusCaption[1]" w:storeItemID="{00000000-0000-0000-0000-000000000000}"/>
             <w15:color w:val="808080"/>
             <w:text/>
           </w:sdtPr>
@@ -520,7 +548,7 @@
             <w:placeholder>
               <w:docPart w:val="3BAF497B6C3145F7AF4DEA8163038339"/>
             </w:placeholder>
-            <w:dataBinding w:prefixMappings="xmlns:ns0='urn:microsoft-dynamics-nav/reports/Spend_Request_Document/6850/' " w:xpath="/ns0:NavWordReportXmlPart[1]/ns0:SpendRequest[1]/ns0:Status[1]" w:storeItemID="{7828BD88-85FA-4D15-824F-B6C2963E083B}"/>
+            <w:dataBinding w:prefixMappings="&lt;xmlns:ns0='urn:microsoft-dynamics-nav/reports/Spend_Request_Document/6850/' " w:xpath="/ns0:NavWordReportXmlPart[1]/ns0:SpendRequest[1]/ns0:Status[1]" w:storeItemID="{00000000-0000-0000-0000-000000000000}"/>
             <w15:color w:val="808080"/>
             <w:text/>
           </w:sdtPr>
@@ -549,7 +577,14 @@
     <w:p/>
     <w:sdt>
       <w:sdtPr>
-        <w:dataBinding w:prefixMappings="xmlns:ns0='urn:microsoft-dynamics-nav/reports/Spend_Request_Document/6850/'" w:xpath="/ns0:NavWordReportXmlPart[1]/ns0:Labels[1]/ns0:DetailsHeaderLbl[1]" w:storeItemID="{7828BD88-85FA-4D15-824F-B6C2963E083B}"/>
+        <w:alias w:val="DetailsHeaderLbl"/>
+        <w:tag w:val="#BC:InsertDataItem,Labels/DetailsHeaderLbl"/>
+        <w:id w:val="1146173231"/>
+        <w:placeholder>
+          <w:docPart w:val="DefaultPlaceholder_-1854013440"/>
+        </w:placeholder>
+        <w15:color w:val="808080"/>
+        <w:text/>
       </w:sdtPr>
       <w:sdtContent>
         <w:p>
@@ -569,12 +604,12 @@
         <w:tblStyle w:val="GridTable1Light"/>
         <w:tblW w:w="0" w:type="auto"/>
         <w:tblBorders>
-          <w:top w:val="none" w:color="auto" w:sz="0" w:space="0"/>
-          <w:left w:val="none" w:color="auto" w:sz="0" w:space="0"/>
-          <w:bottom w:val="none" w:color="auto" w:sz="0" w:space="0"/>
-          <w:right w:val="none" w:color="auto" w:sz="0" w:space="0"/>
-          <w:insideH w:val="none" w:color="auto" w:sz="0" w:space="0"/>
-          <w:insideV w:val="none" w:color="auto" w:sz="0" w:space="0"/>
+          <w:top w:val="none" w:sz="0" w:space="0" w:color="auto"/>
+          <w:left w:val="none" w:sz="0" w:space="0" w:color="auto"/>
+          <w:bottom w:val="none" w:sz="0" w:space="0" w:color="auto"/>
+          <w:right w:val="none" w:sz="0" w:space="0" w:color="auto"/>
+          <w:insideH w:val="none" w:sz="0" w:space="0" w:color="auto"/>
+          <w:insideV w:val="none" w:sz="0" w:space="0" w:color="auto"/>
         </w:tblBorders>
         <w:tblLayout w:type="fixed"/>
         <w:tblLook w:val="04A0" w:firstRow="1" w:lastRow="0" w:firstColumn="1" w:lastColumn="0" w:noHBand="0" w:noVBand="1"/>
@@ -596,7 +631,7 @@
             <w:placeholder>
               <w:docPart w:val="DefaultPlaceholder_-1854013440"/>
             </w:placeholder>
-            <w:dataBinding w:prefixMappings="xmlns:ns0='urn:microsoft-dynamics-nav/reports/Spend_Request_Document/6850/' " w:xpath="/ns0:NavWordReportXmlPart[1]/ns0:Labels[1]/ns0:DescriptionCaption[1]" w:storeItemID="{7828BD88-85FA-4D15-824F-B6C2963E083B}"/>
+            <w:dataBinding w:prefixMappings="&lt;xmlns:ns0='urn:microsoft-dynamics-nav/reports/Spend_Request_Document/6850/' " w:xpath="/ns0:NavWordReportXmlPart[1]/ns0:Labels[1]/ns0:DescriptionCaption[1]" w:storeItemID="{00000000-0000-0000-0000-000000000000}"/>
             <w15:color w:val="808080"/>
             <w:text/>
           </w:sdtPr>
@@ -606,7 +641,7 @@
                 <w:cnfStyle w:val="001000000000" w:firstRow="0" w:lastRow="0" w:firstColumn="1" w:lastColumn="0" w:oddVBand="0" w:evenVBand="0" w:oddHBand="0" w:evenHBand="0" w:firstRowFirstColumn="0" w:firstRowLastColumn="0" w:lastRowFirstColumn="0" w:lastRowLastColumn="0"/>
                 <w:tcW w:w="4248" w:type="dxa"/>
                 <w:tcBorders>
-                  <w:bottom w:val="none" w:color="auto" w:sz="0" w:space="0"/>
+                  <w:bottom w:val="none" w:sz="0" w:space="0" w:color="auto"/>
                 </w:tcBorders>
               </w:tcPr>
               <w:p>
@@ -627,7 +662,7 @@
             <w:placeholder>
               <w:docPart w:val="DefaultPlaceholder_-1854013440"/>
             </w:placeholder>
-            <w:dataBinding w:prefixMappings="xmlns:ns0='urn:microsoft-dynamics-nav/reports/Spend_Request_Document/6850/' " w:xpath="/ns0:NavWordReportXmlPart[1]/ns0:Labels[1]/ns0:ExpectedAmountLCYCaption[1]" w:storeItemID="{7828BD88-85FA-4D15-824F-B6C2963E083B}"/>
+            <w:dataBinding w:prefixMappings="&lt;xmlns:ns0='urn:microsoft-dynamics-nav/reports/Spend_Request_Document/6850/' " w:xpath="/ns0:NavWordReportXmlPart[1]/ns0:Labels[1]/ns0:ExpectedAmountLCYCaption[1]" w:storeItemID="{00000000-0000-0000-0000-000000000000}"/>
             <w15:color w:val="808080"/>
             <w:text/>
           </w:sdtPr>
@@ -636,7 +671,7 @@
               <w:tcPr>
                 <w:tcW w:w="3260" w:type="dxa"/>
                 <w:tcBorders>
-                  <w:bottom w:val="none" w:color="auto" w:sz="0" w:space="0"/>
+                  <w:bottom w:val="none" w:sz="0" w:space="0" w:color="auto"/>
                 </w:tcBorders>
               </w:tcPr>
               <w:p>
@@ -661,7 +696,7 @@
             <w:placeholder>
               <w:docPart w:val="DefaultPlaceholder_-1854013440"/>
             </w:placeholder>
-            <w:dataBinding w:prefixMappings="xmlns:ns0='urn:microsoft-dynamics-nav/reports/Spend_Request_Document/6850/' " w:xpath="/ns0:NavWordReportXmlPart[1]/ns0:Labels[1]/ns0:DetailGLAccountNoCaption[1]" w:storeItemID="{7828BD88-85FA-4D15-824F-B6C2963E083B}"/>
+            <w:dataBinding w:prefixMappings="&lt;xmlns:ns0='urn:microsoft-dynamics-nav/reports/Spend_Request_Document/6850/' " w:xpath="/ns0:NavWordReportXmlPart[1]/ns0:Labels[1]/ns0:DetailGLAccountNoCaption[1]" w:storeItemID="{00000000-0000-0000-0000-000000000000}"/>
             <w15:color w:val="808080"/>
             <w:text/>
           </w:sdtPr>
@@ -670,7 +705,7 @@
               <w:tcPr>
                 <w:tcW w:w="2120" w:type="dxa"/>
                 <w:tcBorders>
-                  <w:bottom w:val="none" w:color="auto" w:sz="0" w:space="0"/>
+                  <w:bottom w:val="none" w:sz="0" w:space="0" w:color="auto"/>
                 </w:tcBorders>
               </w:tcPr>
               <w:p>
@@ -700,7 +735,7 @@
           <w:placeholder>
             <w:docPart w:val="DefaultPlaceholder_-1854013440"/>
           </w:placeholder>
-          <w15:dataBinding w:prefixMappings="xmlns:ns0='urn:microsoft-dynamics-nav/reports/Spend_Request_Document/6850/' " w:xpath="/ns0:NavWordReportXmlPart[1]/ns0:SpendRequest[1]/ns0:SpendRequestDetail" w:storeItemID="{7828BD88-85FA-4D15-824F-B6C2963E083B}"/>
+          <w15:dataBinding w:prefixMappings="&lt;xmlns:ns0='urn:microsoft-dynamics-nav/reports/Spend_Request_Document/6850/' " w:xpath="/ns0:NavWordReportXmlPart[1]/ns0:SpendRequest[1]/ns0:SpendRequestDetail" w:storeItemID="{00000000-0000-0000-0000-000000000000}"/>
           <w15:color w:val="808080"/>
           <w15:repeatingSection/>
         </w:sdtPr>
@@ -729,7 +764,7 @@
                     <w:placeholder>
                       <w:docPart w:val="DefaultPlaceholder_-1854013440"/>
                     </w:placeholder>
-                    <w:dataBinding w:prefixMappings="xmlns:ns0='urn:microsoft-dynamics-nav/reports/Spend_Request_Document/6850/' " w:xpath="/ns0:NavWordReportXmlPart[1]/ns0:SpendRequest[1]/ns0:SpendRequestDetail[1]/ns0:Description[1]" w:storeItemID="{7828BD88-85FA-4D15-824F-B6C2963E083B}"/>
+                    <w:dataBinding w:prefixMappings="&lt;xmlns:ns0='urn:microsoft-dynamics-nav/reports/Spend_Request_Document/6850/' " w:xpath="/ns0:NavWordReportXmlPart[1]/ns0:SpendRequest[1]/ns0:SpendRequestDetail[1]/ns0:Description[1]" w:storeItemID="{00000000-0000-0000-0000-000000000000}"/>
                     <w15:color w:val="808080"/>
                     <w:text/>
                   </w:sdtPr>
@@ -765,7 +800,7 @@
                     <w:placeholder>
                       <w:docPart w:val="DefaultPlaceholder_-1854013440"/>
                     </w:placeholder>
-                    <w:dataBinding w:prefixMappings="xmlns:ns0='urn:microsoft-dynamics-nav/reports/Spend_Request_Document/6850/' " w:xpath="/ns0:NavWordReportXmlPart[1]/ns0:SpendRequest[1]/ns0:SpendRequestDetail[1]/ns0:ExpectedAmountLCY[1]" w:storeItemID="{7828BD88-85FA-4D15-824F-B6C2963E083B}"/>
+                    <w:dataBinding w:prefixMappings="&lt;xmlns:ns0='urn:microsoft-dynamics-nav/reports/Spend_Request_Document/6850/' " w:xpath="/ns0:NavWordReportXmlPart[1]/ns0:SpendRequest[1]/ns0:SpendRequestDetail[1]/ns0:ExpectedAmountLCY[1]" w:storeItemID="{00000000-0000-0000-0000-000000000000}"/>
                     <w15:color w:val="808080"/>
                     <w:text/>
                   </w:sdtPr>
@@ -796,7 +831,7 @@
                     <w:placeholder>
                       <w:docPart w:val="DefaultPlaceholder_-1854013440"/>
                     </w:placeholder>
-                    <w:dataBinding w:prefixMappings="xmlns:ns0='urn:microsoft-dynamics-nav/reports/Spend_Request_Document/6850/' " w:xpath="/ns0:NavWordReportXmlPart[1]/ns0:SpendRequest[1]/ns0:SpendRequestDetail[1]/ns0:DetailGLAccountNo[1]" w:storeItemID="{7828BD88-85FA-4D15-824F-B6C2963E083B}"/>
+                    <w:dataBinding w:prefixMappings="&lt;xmlns:ns0='urn:microsoft-dynamics-nav/reports/Spend_Request_Document/6850/' " w:xpath="/ns0:NavWordReportXmlPart[1]/ns0:SpendRequest[1]/ns0:SpendRequestDetail[1]/ns0:DetailGLAccountNo[1]" w:storeItemID="{00000000-0000-0000-0000-000000000000}"/>
                     <w15:color w:val="808080"/>
                     <w:text/>
                   </w:sdtPr>
@@ -828,7 +863,14 @@
     <w:p/>
     <w:sdt>
       <w:sdtPr>
-        <w:dataBinding w:prefixMappings="xmlns:ns0='urn:microsoft-dynamics-nav/reports/Spend_Request_Document/6850/'" w:xpath="/ns0:NavWordReportXmlPart[1]/ns0:Labels[1]/ns0:PostedEntriesHeaderLbl[1]" w:storeItemID="{7828BD88-85FA-4D15-824F-B6C2963E083B}"/>
+        <w:alias w:val="PostedEntriesHeaderLbl"/>
+        <w:tag w:val="#BC:InsertDataItem,Labels/PostedEntriesHeaderLbl"/>
+        <w:id w:val="1627430073"/>
+        <w:placeholder>
+          <w:docPart w:val="DefaultPlaceholder_-1854013440"/>
+        </w:placeholder>
+        <w15:color w:val="808080"/>
+        <w:text/>
       </w:sdtPr>
       <w:sdtContent>
         <w:p>
@@ -848,12 +890,12 @@
         <w:tblStyle w:val="GridTable1Light"/>
         <w:tblW w:w="0" w:type="auto"/>
         <w:tblBorders>
-          <w:top w:val="none" w:color="auto" w:sz="0" w:space="0"/>
-          <w:left w:val="none" w:color="auto" w:sz="0" w:space="0"/>
-          <w:bottom w:val="none" w:color="auto" w:sz="0" w:space="0"/>
-          <w:right w:val="none" w:color="auto" w:sz="0" w:space="0"/>
-          <w:insideH w:val="none" w:color="auto" w:sz="0" w:space="0"/>
-          <w:insideV w:val="none" w:color="auto" w:sz="0" w:space="0"/>
+          <w:top w:val="none" w:sz="0" w:space="0" w:color="auto"/>
+          <w:left w:val="none" w:sz="0" w:space="0" w:color="auto"/>
+          <w:bottom w:val="none" w:sz="0" w:space="0" w:color="auto"/>
+          <w:right w:val="none" w:sz="0" w:space="0" w:color="auto"/>
+          <w:insideH w:val="none" w:sz="0" w:space="0" w:color="auto"/>
+          <w:insideV w:val="none" w:sz="0" w:space="0" w:color="auto"/>
         </w:tblBorders>
         <w:tblLayout w:type="fixed"/>
         <w:tblLook w:val="04A0" w:firstRow="1" w:lastRow="0" w:firstColumn="1" w:lastColumn="0" w:noHBand="0" w:noVBand="1"/>
@@ -870,7 +912,14 @@
         </w:trPr>
         <w:sdt>
           <w:sdtPr>
-            <w:dataBinding w:prefixMappings="xmlns:ns0='urn:microsoft-dynamics-nav/reports/Spend_Request_Document/6850/'" w:xpath="/ns0:NavWordReportXmlPart[1]/ns0:Labels[1]/ns0:PostingDateCaption[1]" w:storeItemID="{7828BD88-85FA-4D15-824F-B6C2963E083B}"/>
+            <w:alias w:val="PostingDateCaption"/>
+            <w:tag w:val="#BC:InsertDataItem,Labels/PostingDateCaption"/>
+            <w:id w:val="-1036964905"/>
+            <w:placeholder>
+              <w:docPart w:val="DefaultPlaceholder_-1854013440"/>
+            </w:placeholder>
+            <w15:color w:val="808080"/>
+            <w:text/>
           </w:sdtPr>
           <w:sdtContent>
             <w:tc>
@@ -878,7 +927,7 @@
                 <w:cnfStyle w:val="001000000000" w:firstRow="0" w:lastRow="0" w:firstColumn="1" w:lastColumn="0" w:oddVBand="0" w:evenVBand="0" w:oddHBand="0" w:evenHBand="0" w:firstRowFirstColumn="0" w:firstRowLastColumn="0" w:lastRowFirstColumn="0" w:lastRowLastColumn="0"/>
                 <w:tcW w:w="2010" w:type="dxa"/>
                 <w:tcBorders>
-                  <w:bottom w:val="none" w:color="auto" w:sz="0" w:space="0"/>
+                  <w:bottom w:val="none" w:sz="0" w:space="0" w:color="auto"/>
                 </w:tcBorders>
               </w:tcPr>
               <w:p>
@@ -893,14 +942,21 @@
         </w:sdt>
         <w:sdt>
           <w:sdtPr>
-            <w:dataBinding w:prefixMappings="xmlns:ns0='urn:microsoft-dynamics-nav/reports/Spend_Request_Document/6850/'" w:xpath="/ns0:NavWordReportXmlPart[1]/ns0:Labels[1]/ns0:PostedDocumentNoCaption[1]" w:storeItemID="{7828BD88-85FA-4D15-824F-B6C2963E083B}"/>
+            <w:alias w:val="PostedDocumentNoCaption"/>
+            <w:tag w:val="#BC:InsertDataItem,Labels/PostedDocumentNoCaption"/>
+            <w:id w:val="267582615"/>
+            <w:placeholder>
+              <w:docPart w:val="DefaultPlaceholder_-1854013440"/>
+            </w:placeholder>
+            <w15:color w:val="808080"/>
+            <w:text/>
           </w:sdtPr>
           <w:sdtContent>
             <w:tc>
               <w:tcPr>
                 <w:tcW w:w="1813" w:type="dxa"/>
                 <w:tcBorders>
-                  <w:bottom w:val="none" w:color="auto" w:sz="0" w:space="0"/>
+                  <w:bottom w:val="none" w:sz="0" w:space="0" w:color="auto"/>
                 </w:tcBorders>
               </w:tcPr>
               <w:p>
@@ -918,14 +974,21 @@
         </w:sdt>
         <w:sdt>
           <w:sdtPr>
-            <w:dataBinding w:prefixMappings="xmlns:ns0='urn:microsoft-dynamics-nav/reports/Spend_Request_Document/6850/'" w:xpath="/ns0:NavWordReportXmlPart[1]/ns0:Labels[1]/ns0:PostingDescriptionCaption[1]" w:storeItemID="{7828BD88-85FA-4D15-824F-B6C2963E083B}"/>
+            <w:alias w:val="PostingDescriptionCaption"/>
+            <w:tag w:val="#BC:InsertDataItem,Labels/PostingDescriptionCaption"/>
+            <w:id w:val="-640818002"/>
+            <w:placeholder>
+              <w:docPart w:val="DefaultPlaceholder_-1854013440"/>
+            </w:placeholder>
+            <w15:color w:val="808080"/>
+            <w:text/>
           </w:sdtPr>
           <w:sdtContent>
             <w:tc>
               <w:tcPr>
                 <w:tcW w:w="3555" w:type="dxa"/>
                 <w:tcBorders>
-                  <w:bottom w:val="none" w:color="auto" w:sz="0" w:space="0"/>
+                  <w:bottom w:val="none" w:sz="0" w:space="0" w:color="auto"/>
                 </w:tcBorders>
               </w:tcPr>
               <w:p>
@@ -943,14 +1006,21 @@
         </w:sdt>
         <w:sdt>
           <w:sdtPr>
-            <w:dataBinding w:prefixMappings="xmlns:ns0='urn:microsoft-dynamics-nav/reports/Spend_Request_Document/6850/'" w:xpath="/ns0:NavWordReportXmlPart[1]/ns0:Labels[1]/ns0:PostedAmountCaption[1]" w:storeItemID="{7828BD88-85FA-4D15-824F-B6C2963E083B}"/>
+            <w:alias w:val="PostedAmountCaption"/>
+            <w:tag w:val="#BC:InsertDataItem,Labels/PostedAmountCaption"/>
+            <w:id w:val="-1447073787"/>
+            <w:placeholder>
+              <w:docPart w:val="DefaultPlaceholder_-1854013440"/>
+            </w:placeholder>
+            <w15:color w:val="808080"/>
+            <w:text/>
           </w:sdtPr>
           <w:sdtContent>
             <w:tc>
               <w:tcPr>
                 <w:tcW w:w="2250" w:type="dxa"/>
                 <w:tcBorders>
-                  <w:bottom w:val="none" w:color="auto" w:sz="0" w:space="0"/>
+                  <w:bottom w:val="none" w:sz="0" w:space="0" w:color="auto"/>
                 </w:tcBorders>
               </w:tcPr>
               <w:p>
@@ -981,110 +1051,133 @@
             <w:docPart w:val="DefaultPlaceholder_-1854013440"/>
           </w:placeholder>
           <w15:color w:val="808080"/>
-          <w15:dataBinding w:prefixMappings="xmlns:ns0='urn:microsoft-dynamics-nav/reports/Spend_Request_Document/6850/'" w:xpath="/ns0:NavWordReportXmlPart[1]/ns0:SpendRequest[1]/ns0:SpendRequestGLEntries" w:storeItemID="{7828BD88-85FA-4D15-824F-B6C2963E083B}"/>
-          <w15:repeatingSection/>
         </w:sdtPr>
         <w:sdtContent>
-          <w:sdt>
-            <w:sdtPr>
-              <w15:repeatingSectionItem/>
-            </w:sdtPr>
-            <w:sdtContent>
-              <w:tr>
-                <w:sdt>
-                  <w:sdtPr>
-                    <w:dataBinding w:prefixMappings="xmlns:ns0='urn:microsoft-dynamics-nav/reports/Spend_Request_Document/6850/'" w:xpath="/ns0:NavWordReportXmlPart[1]/ns0:SpendRequest[1]/ns0:SpendRequestGLEntries[1]/ns0:PostingDate[1]" w:storeItemID="{7828BD88-85FA-4D15-824F-B6C2963E083B}"/>
-                  </w:sdtPr>
-                  <w:sdtContent>
-                    <w:tc>
-                      <w:tcPr>
-                        <w:cnfStyle w:val="001000000000" w:firstRow="0" w:lastRow="0" w:firstColumn="1" w:lastColumn="0" w:oddVBand="0" w:evenVBand="0" w:oddHBand="0" w:evenHBand="0" w:firstRowFirstColumn="0" w:firstRowLastColumn="0" w:lastRowFirstColumn="0" w:lastRowLastColumn="0"/>
-                        <w:tcW w:w="2010" w:type="dxa"/>
-                      </w:tcPr>
-                      <w:p>
-                        <w:proofErr w:type="spellStart"/>
-                        <w:r>
-                          <w:rPr>
-                            <w:b w:val="0"/>
-                            <w:bCs w:val="0"/>
-                          </w:rPr>
-                          <w:t>PostingDate</w:t>
-                        </w:r>
-                        <w:proofErr w:type="spellEnd"/>
-                      </w:p>
-                    </w:tc>
-                  </w:sdtContent>
-                </w:sdt>
-                <w:sdt>
-                  <w:sdtPr>
-                    <w:dataBinding w:prefixMappings="xmlns:ns0='urn:microsoft-dynamics-nav/reports/Spend_Request_Document/6850/'" w:xpath="/ns0:NavWordReportXmlPart[1]/ns0:SpendRequest[1]/ns0:SpendRequestGLEntries[1]/ns0:PostedDocumentNo[1]" w:storeItemID="{7828BD88-85FA-4D15-824F-B6C2963E083B}"/>
-                  </w:sdtPr>
-                  <w:sdtContent>
-                    <w:tc>
-                      <w:tcPr>
-                        <w:tcW w:w="1813" w:type="dxa"/>
-                      </w:tcPr>
-                      <w:p>
-                        <w:pPr>
-                          <w:cnfStyle w:val="000000000000" w:firstRow="0" w:lastRow="0" w:firstColumn="0" w:lastColumn="0" w:oddVBand="0" w:evenVBand="0" w:oddHBand="0" w:evenHBand="0" w:firstRowFirstColumn="0" w:firstRowLastColumn="0" w:lastRowFirstColumn="0" w:lastRowLastColumn="0"/>
-                        </w:pPr>
-                        <w:proofErr w:type="spellStart"/>
-                        <w:r>
-                          <w:t>PostedDocumentNo</w:t>
-                        </w:r>
-                        <w:proofErr w:type="spellEnd"/>
-                      </w:p>
-                    </w:tc>
-                  </w:sdtContent>
-                </w:sdt>
-                <w:sdt>
-                  <w:sdtPr>
-                    <w:dataBinding w:prefixMappings="xmlns:ns0='urn:microsoft-dynamics-nav/reports/Spend_Request_Document/6850/'" w:xpath="/ns0:NavWordReportXmlPart[1]/ns0:SpendRequest[1]/ns0:SpendRequestGLEntries[1]/ns0:PostingDescription[1]" w:storeItemID="{7828BD88-85FA-4D15-824F-B6C2963E083B}"/>
-                  </w:sdtPr>
-                  <w:sdtContent>
-                    <w:tc>
-                      <w:tcPr>
-                        <w:tcW w:w="3555" w:type="dxa"/>
-                      </w:tcPr>
-                      <w:p>
-                        <w:pPr>
-                          <w:cnfStyle w:val="000000000000" w:firstRow="0" w:lastRow="0" w:firstColumn="0" w:lastColumn="0" w:oddVBand="0" w:evenVBand="0" w:oddHBand="0" w:evenHBand="0" w:firstRowFirstColumn="0" w:firstRowLastColumn="0" w:lastRowFirstColumn="0" w:lastRowLastColumn="0"/>
-                        </w:pPr>
-                        <w:proofErr w:type="spellStart"/>
-                        <w:r>
-                          <w:t>PostingDescription</w:t>
-                        </w:r>
-                        <w:proofErr w:type="spellEnd"/>
-                      </w:p>
-                    </w:tc>
-                  </w:sdtContent>
-                </w:sdt>
-                <w:sdt>
-                  <w:sdtPr>
-                    <w:dataBinding w:prefixMappings="xmlns:ns0='urn:microsoft-dynamics-nav/reports/Spend_Request_Document/6850/'" w:xpath="/ns0:NavWordReportXmlPart[1]/ns0:SpendRequest[1]/ns0:SpendRequestGLEntries[1]/ns0:PostedAmount[1]" w:storeItemID="{7828BD88-85FA-4D15-824F-B6C2963E083B}"/>
-                  </w:sdtPr>
-                  <w:sdtContent>
-                    <w:tc>
-                      <w:tcPr>
-                        <w:tcW w:w="2250" w:type="dxa"/>
-                      </w:tcPr>
-                      <w:p>
-                        <w:pPr>
-                          <w:jc w:val="right"/>
-                          <w:cnfStyle w:val="000000000000" w:firstRow="0" w:lastRow="0" w:firstColumn="0" w:lastColumn="0" w:oddVBand="0" w:evenVBand="0" w:oddHBand="0" w:evenHBand="0" w:firstRowFirstColumn="0" w:firstRowLastColumn="0" w:lastRowFirstColumn="0" w:lastRowLastColumn="0"/>
-                        </w:pPr>
-                        <w:proofErr w:type="spellStart"/>
-                        <w:r>
-                          <w:t>PostedAmount</w:t>
-                        </w:r>
-                        <w:proofErr w:type="spellEnd"/>
-                      </w:p>
-                    </w:tc>
-                  </w:sdtContent>
-                </w:sdt>
-              </w:tr>
-            </w:sdtContent>
-          </w:sdt>
+          <w:tr>
+            <w:sdt>
+              <w:sdtPr>
+                <w:rPr>
+                  <w:b w:val="0"/>
+                  <w:bCs w:val="0"/>
+                </w:rPr>
+                <w:alias w:val="PostingDate"/>
+                <w:tag w:val="#BC:InsertDataItem,DataItems/SpendRequest/SpendRequestGLEntries/PostingDate"/>
+                <w:id w:val="-1540267937"/>
+                <w:placeholder>
+                  <w:docPart w:val="DefaultPlaceholder_-1854013440"/>
+                </w:placeholder>
+                <w15:color w:val="808080"/>
+                <w:text/>
+              </w:sdtPr>
+              <w:sdtContent>
+                <w:tc>
+                  <w:tcPr>
+                    <w:cnfStyle w:val="001000000000" w:firstRow="0" w:lastRow="0" w:firstColumn="1" w:lastColumn="0" w:oddVBand="0" w:evenVBand="0" w:oddHBand="0" w:evenHBand="0" w:firstRowFirstColumn="0" w:firstRowLastColumn="0" w:lastRowFirstColumn="0" w:lastRowLastColumn="0"/>
+                    <w:tcW w:w="2010" w:type="dxa"/>
+                  </w:tcPr>
+                  <w:p>
+                    <w:proofErr w:type="spellStart"/>
+                    <w:r>
+                      <w:rPr>
+                        <w:b w:val="0"/>
+                        <w:bCs w:val="0"/>
+                      </w:rPr>
+                      <w:t>PostingDate</w:t>
+                    </w:r>
+                    <w:proofErr w:type="spellEnd"/>
+                  </w:p>
+                </w:tc>
+              </w:sdtContent>
+            </w:sdt>
+            <w:sdt>
+              <w:sdtPr>
+                <w:alias w:val="PostedDocumentNo"/>
+                <w:tag w:val="#BC:InsertDataItem,DataItems/SpendRequest/SpendRequestGLEntries/PostedDocumentNo"/>
+                <w:id w:val="-1641417514"/>
+                <w:placeholder>
+                  <w:docPart w:val="DefaultPlaceholder_-1854013440"/>
+                </w:placeholder>
+                <w15:color w:val="808080"/>
+                <w:text/>
+              </w:sdtPr>
+              <w:sdtContent>
+                <w:tc>
+                  <w:tcPr>
+                    <w:tcW w:w="1813" w:type="dxa"/>
+                  </w:tcPr>
+                  <w:p>
+                    <w:pPr>
+                      <w:cnfStyle w:val="000000000000" w:firstRow="0" w:lastRow="0" w:firstColumn="0" w:lastColumn="0" w:oddVBand="0" w:evenVBand="0" w:oddHBand="0" w:evenHBand="0" w:firstRowFirstColumn="0" w:firstRowLastColumn="0" w:lastRowFirstColumn="0" w:lastRowLastColumn="0"/>
+                    </w:pPr>
+                    <w:proofErr w:type="spellStart"/>
+                    <w:r>
+                      <w:t>PostedDocumentNo</w:t>
+                    </w:r>
+                    <w:proofErr w:type="spellEnd"/>
+                  </w:p>
+                </w:tc>
+              </w:sdtContent>
+            </w:sdt>
+            <w:sdt>
+              <w:sdtPr>
+                <w:alias w:val="PostingDescription"/>
+                <w:tag w:val="#BC:InsertDataItem,DataItems/SpendRequest/SpendRequestGLEntries/PostingDescription"/>
+                <w:id w:val="1861777074"/>
+                <w:placeholder>
+                  <w:docPart w:val="DefaultPlaceholder_-1854013440"/>
+                </w:placeholder>
+                <w15:color w:val="808080"/>
+                <w:text/>
+              </w:sdtPr>
+              <w:sdtContent>
+                <w:tc>
+                  <w:tcPr>
+                    <w:tcW w:w="3555" w:type="dxa"/>
+                  </w:tcPr>
+                  <w:p>
+                    <w:pPr>
+                      <w:cnfStyle w:val="000000000000" w:firstRow="0" w:lastRow="0" w:firstColumn="0" w:lastColumn="0" w:oddVBand="0" w:evenVBand="0" w:oddHBand="0" w:evenHBand="0" w:firstRowFirstColumn="0" w:firstRowLastColumn="0" w:lastRowFirstColumn="0" w:lastRowLastColumn="0"/>
+                    </w:pPr>
+                    <w:proofErr w:type="spellStart"/>
+                    <w:r>
+                      <w:t>PostingDescription</w:t>
+                    </w:r>
+                    <w:proofErr w:type="spellEnd"/>
+                  </w:p>
+                </w:tc>
+              </w:sdtContent>
+            </w:sdt>
+            <w:sdt>
+              <w:sdtPr>
+                <w:alias w:val="PostedAmount"/>
+                <w:tag w:val="#BC:InsertDataItem,DataItems/SpendRequest/SpendRequestGLEntries/PostedAmount"/>
+                <w:id w:val="1754317917"/>
+                <w:placeholder>
+                  <w:docPart w:val="DefaultPlaceholder_-1854013440"/>
+                </w:placeholder>
+                <w15:color w:val="808080"/>
+                <w:text/>
+              </w:sdtPr>
+              <w:sdtContent>
+                <w:tc>
+                  <w:tcPr>
+                    <w:tcW w:w="2250" w:type="dxa"/>
+                  </w:tcPr>
+                  <w:p>
+                    <w:pPr>
+                      <w:jc w:val="right"/>
+                      <w:cnfStyle w:val="000000000000" w:firstRow="0" w:lastRow="0" w:firstColumn="0" w:lastColumn="0" w:oddVBand="0" w:evenVBand="0" w:oddHBand="0" w:evenHBand="0" w:firstRowFirstColumn="0" w:firstRowLastColumn="0" w:lastRowFirstColumn="0" w:lastRowLastColumn="0"/>
+                    </w:pPr>
+                    <w:proofErr w:type="spellStart"/>
+                    <w:r>
+                      <w:t>PostedAmount</w:t>
+                    </w:r>
+                    <w:proofErr w:type="spellEnd"/>
+                  </w:p>
+                </w:tc>
+              </w:sdtContent>
+            </w:sdt>
+          </w:tr>
         </w:sdtContent>
       </w:sdt>
     </w:tbl>
@@ -1253,7 +1346,7 @@
         <w:placeholder>
           <w:docPart w:val="DefaultPlaceholder_-1854013440"/>
         </w:placeholder>
-        <w:dataBinding w:prefixMappings="xmlns:ns0='urn:microsoft-dynamics-nav/reports/Spend_Request_Document/6850/' " w:xpath="/ns0:NavWordReportXmlPart[1]/ns0:BCReportInformation[1]/ns0:ReportRequest[1]/ns0:CompanyDisplayName[1]" w:storeItemID="{7828BD88-85FA-4D15-824F-B6C2963E083B}"/>
+        <w:dataBinding w:prefixMappings="&lt;xmlns:ns0='urn:microsoft-dynamics-nav/reports/Spend_Request_Document/6850/' " w:xpath="/ns0:NavWordReportXmlPart[1]/ns0:BCReportInformation[1]/ns0:ReportRequest[1]/ns0:CompanyDisplayName[1]" w:storeItemID="{00000000-0000-0000-0000-000000000000}"/>
         <w15:color w:val="808080"/>
         <w:text/>
       </w:sdtPr>
@@ -3194,150 +3287,273 @@
  < / N a v W o r d R e p o r t X m l P a r t > 
 </file>
 
-<file path=customXml/item2.xml><?xml version="1.0" encoding="utf-8"?>
-<NavWordReportXmlPart xmlns="urn:microsoft-dynamics-nav/reports/Spend_Request_Document/6850/">
-  <BCReportInformation>
-    <ReportMetadata>
-      <ExtensionId>Extension ID</ExtensionId>
-      <ExtensionName>Extension Name</ExtensionName>
-      <ExtensionPublisher>Extension Publisher</ExtensionPublisher>
-      <ExtensionVersion>Extension Version</ExtensionVersion>
-      <ReportId>Report ID</ReportId>
-      <ReportName>Report Name</ReportName>
-      <AboutThisReportTitle>About This Report Title</AboutThisReportTitle>
-      <AboutThisReportText>About This Report Text</AboutThisReportText>
-      <ReportHelpLink>Report Help Link</ReportHelpLink>
-      <ReportCaption>Report Caption</ReportCaption>
-    </ReportMetadata>
-    <ReportRequest>
-      <TenantEntraId>Tenant Entra Id</TenantEntraId>
-      <EnvironmentName>Environment Name</EnvironmentName>
-      <EnvironmentType>Environment Type</EnvironmentType>
-      <CompanyName>Company Name</CompanyName>
-      <CompanyDisplayName>Company Display Name</CompanyDisplayName>
-      <CompanyId>Company ID</CompanyId>
-      <UserName>User Name</UserName>
-      <DateAndTime>Date and Time</DateAndTime>
-      <Language>Language</Language>
-      <FormatRegion>Format Region</FormatRegion>
-      <DateTimeValues>
-        <Year>Year</Year>
-        <MonthNumber>Month Number</MonthNumber>
-        <DayNumber>Day Number</DayNumber>
-        <Hour>Hour</Hour>
-        <Minute>Minute</Minute>
-      </DateTimeValues>
-    </ReportRequest>
-    <CompanyMetadata>
-      <CompanyName>Company Name</CompanyName>
-      <CompanyDisplayName>Company Display Name</CompanyDisplayName>
-      <CompanyAddressLines>
-        <CompanyAddressLine>Company Address Line 1</CompanyAddressLine>
-        <CompanyAddressLine>Company Address Line 2</CompanyAddressLine>
-        <CompanyAddressLine>Company Address Line 3</CompanyAddressLine>
-        <CompanyAddressLine>Company Address Line 4</CompanyAddressLine>
-        <CompanyAddressLine>Company Address Line 5</CompanyAddressLine>
-        <CompanyAddressLine>Company Address Line 6</CompanyAddressLine>
-        <CompanyAddressLine>Company Address Line 7</CompanyAddressLine>
-        <CompanyAddressLine>Company Address Line 8</CompanyAddressLine>
-        <CompanyAddressLine1>Company Address Line 1</CompanyAddressLine1>
-        <CompanyAddressLine2>Company Address Line 2</CompanyAddressLine2>
-        <CompanyAddressLine3>Company Address Line 3</CompanyAddressLine3>
-        <CompanyAddressLine4>Company Address Line 4</CompanyAddressLine4>
-        <CompanyAddressLine5>Company Address Line 5</CompanyAddressLine5>
-        <CompanyAddressLine6>Company Address Line 6</CompanyAddressLine6>
-        <CompanyAddressLine7>Company Address Line 7</CompanyAddressLine7>
-        <CompanyAddressLine8>Company Address Line 8</CompanyAddressLine8>
-      </CompanyAddressLines>
-      <CompanyPhone>Company Phone</CompanyPhone>
-      <CompanyPhoneCaption>Company Phone Caption</CompanyPhoneCaption>
-      <CompanyFaxNo>Company Fax No.</CompanyFaxNo>
-      <CompanyFaxNoCaption>Company Fax No. Caption</CompanyFaxNoCaption>
-      <CompanyEmail>Company Email</CompanyEmail>
-      <CompanyEmailCaption>Company Email Caption</CompanyEmailCaption>
-      <CompanyHomePage>Company Home Page</CompanyHomePage>
-      <CompanyHomePageCaption>Company Home Page Caption</CompanyHomePageCaption>
-      <CompanyLogo>Company Logo</CompanyLogo>
-      <CompanyVATRegistrationNo>Company VAT Registration No.</CompanyVATRegistrationNo>
-      <CompanyVATRegistrationNoCaption>Company VAT Registration No. Caption</CompanyVATRegistrationNoCaption>
-      <CompanyRegistrationNo>Company Registration No.</CompanyRegistrationNo>
-      <CompanyRegistrationNoCaption>Company Registration No. Caption</CompanyRegistrationNoCaption>
-      <CompanyBankName>Company Bank Name</CompanyBankName>
-      <CompanyBankNameCaption>Company Bank Name Caption</CompanyBankNameCaption>
-      <CompanyBankAccountNo>Company Bank Account No.</CompanyBankAccountNo>
-      <CompanyBankAccountNoCaption>Company Bank Account No. Caption</CompanyBankAccountNoCaption>
-      <CompanyBankBranchNo>Company Bank Branch No.</CompanyBankBranchNo>
-      <CompanyBankBranchNoCaption>Company Bank Branch No. Caption</CompanyBankBranchNoCaption>
-      <CompanyIBAN>Company IBAN</CompanyIBAN>
-      <CompanyIBANCaption>Company IBAN Caption</CompanyIBANCaption>
-      <CompanyBankSWIFT>Company Bank SWIFT</CompanyBankSWIFT>
-      <CompanyBankSWIFTCaption>Company Bank SWIFT Caption</CompanyBankSWIFTCaption>
-      <CompanyGiroNo>Company Giro No.</CompanyGiroNo>
-      <CompanyGiroNoCaption>Company Giro No. Caption</CompanyGiroNoCaption>
-    </CompanyMetadata>
-  </BCReportInformation>
-  <Labels>
-    <ApprovedAtCaption>ApprovedAtCaption</ApprovedAtCaption>
-    <ApprovedByUserNameCaption>ApprovedByUserNameCaption</ApprovedByUserNameCaption>
-    <CurrencyCodeCaption>CurrencyCodeCaption</CurrencyCodeCaption>
-    <DescriptionCaption>DescriptionCaption</DescriptionCaption>
-    <DetailGLAccountNoCaption>DetailGLAccountNoCaption</DetailGLAccountNoCaption>
-    <DetailsHeaderLbl>DetailsHeaderLbl</DetailsHeaderLbl>
-    <EmployeeFullNameLbl>EmployeeFullNameLbl</EmployeeFullNameLbl>
-    <ExpectedAmountCaption>ExpectedAmountCaption</ExpectedAmountCaption>
-    <ExpectedAmountLCYCaption>ExpectedAmountLCYCaption</ExpectedAmountLCYCaption>
-    <ExpectedEndDateCaption>ExpectedEndDateCaption</ExpectedEndDateCaption>
-    <ExpectedStartDateCaption>ExpectedStartDateCaption</ExpectedStartDateCaption>
-    <GLAccountCaption>GLAccountCaption</GLAccountCaption>
-    <GLAccountNoCaption>GLAccountNoCaption</GLAccountNoCaption>
-    <LineCurrencyCodeCaption>LineCurrencyCodeCaption</LineCurrencyCodeCaption>
-    <LineNoCaption>LineNoCaption</LineNoCaption>
-    <NoCaption>NoCaption</NoCaption>
-    <PostedAmountCaption>PostedAmountCaption</PostedAmountCaption>
-    <PostedDocumentNoCaption>PostedDocumentNoCaption</PostedDocumentNoCaption>
-    <PostedEntriesHeaderLbl>PostedEntriesHeaderLbl</PostedEntriesHeaderLbl>
-    <PostingDateCaption>PostingDateCaption</PostingDateCaption>
-    <PostingDescriptionCaption>PostingDescriptionCaption</PostingDescriptionCaption>
-    <PurposeCaption>PurposeCaption</PurposeCaption>
-    <ReportLbl>ReportLbl</ReportLbl>
-    <RequestedByCaption>RequestedByCaption</RequestedByCaption>
-    <StatusCaption>StatusCaption</StatusCaption>
-    <TotalExpectedAmountCaption>TotalExpectedAmountCaption</TotalExpectedAmountCaption>
-    <TotalExpectedAmountLCYCaption>TotalExpectedAmountLCYCaption</TotalExpectedAmountLCYCaption>
-    <TotalSpentAmountCaption>TotalSpentAmountCaption</TotalSpentAmountCaption>
-  </Labels>
-  <SpendRequest>
-    <ApprovedAt>ApprovedAt</ApprovedAt>
-    <ApprovedByUserName>ApprovedByUserName</ApprovedByUserName>
-    <CurrencyCode>CurrencyCode</CurrencyCode>
-    <EmployeeName>EmployeeName</EmployeeName>
-    <ExpectedEndDate>ExpectedEndDate</ExpectedEndDate>
-    <ExpectedStartDate>ExpectedStartDate</ExpectedStartDate>
-    <GLAccountNo>GLAccountNo</GLAccountNo>
-    <No>No</No>
-    <Purpose>Purpose</Purpose>
-    <RequestedBy>RequestedBy</RequestedBy>
-    <Status>Status</Status>
-    <TotalExpectedAmount>TotalExpectedAmount</TotalExpectedAmount>
-    <TotalExpectedAmountLCY>TotalExpectedAmountLCY</TotalExpectedAmountLCY>
-    <TotalSpentAmount>TotalSpentAmount</TotalSpentAmount>
-    <SpendRequestDetail>
-      <Description>Description</Description>
-      <DetailGLAccountNo>DetailGLAccountNo</DetailGLAccountNo>
-      <ExpectedAmount>ExpectedAmount</ExpectedAmount>
-      <ExpectedAmountLCY>ExpectedAmountLCY</ExpectedAmountLCY>
-      <LineCurrencyCode>LineCurrencyCode</LineCurrencyCode>
-      <LineNo>LineNo</LineNo>
-    </SpendRequestDetail>
-    <SpendRequestGLEntries>
-      <GLAccount>GLAccount</GLAccount>
-      <PostedAmount>PostedAmount</PostedAmount>
-      <PostedDocumentNo>PostedDocumentNo</PostedDocumentNo>
-      <PostingDate>PostingDate</PostingDate>
-      <PostingDescription>PostingDescription</PostingDescription>
-    </SpendRequestGLEntries>
-  </SpendRequest>
-</NavWordReportXmlPart>
+<file path=customXml/item2.xml>��< ? x m l   v e r s i o n = " 1 . 0 "   e n c o d i n g = " u t f - 1 6 " ? > < N a v W o r d R e p o r t X m l P a r t   x m l n s = " u r n : m i c r o s o f t - d y n a m i c s - n a v / r e p o r t s / S p e n d _ R e q u e s t _ D o c u m e n t / 6 8 5 0 / " > + 
+     < B C R e p o r t I n f o r m a t i o n > + 
+         < R e p o r t M e t a d a t a > + 
+             < E x t e n s i o n I d > E x t e n s i o n   I D < / E x t e n s i o n I d > + 
+             < E x t e n s i o n N a m e > E x t e n s i o n   N a m e < / E x t e n s i o n N a m e > + 
+             < E x t e n s i o n P u b l i s h e r > E x t e n s i o n   P u b l i s h e r < / E x t e n s i o n P u b l i s h e r > + 
+             < E x t e n s i o n V e r s i o n > E x t e n s i o n   V e r s i o n < / E x t e n s i o n V e r s i o n > + 
+             < R e p o r t I d > R e p o r t   I D < / R e p o r t I d > + 
+             < R e p o r t N a m e > R e p o r t   N a m e < / R e p o r t N a m e > + 
+             < A b o u t T h i s R e p o r t T i t l e > A b o u t   T h i s   R e p o r t   T i t l e < / A b o u t T h i s R e p o r t T i t l e > + 
+             < A b o u t T h i s R e p o r t T e x t > A b o u t   T h i s   R e p o r t   T e x t < / A b o u t T h i s R e p o r t T e x t > + 
+             < R e p o r t H e l p L i n k > R e p o r t   H e l p   L i n k < / R e p o r t H e l p L i n k > + 
+         < / R e p o r t M e t a d a t a > + 
+         < R e p o r t R e q u e s t > + 
+             < T e n a n t E n t r a I d > T e n a n t   E n t r a   I d < / T e n a n t E n t r a I d > + 
+             < E n v i r o n m e n t N a m e > E n v i r o n m e n t   N a m e < / E n v i r o n m e n t N a m e > + 
+             < E n v i r o n m e n t T y p e > E n v i r o n m e n t   T y p e < / E n v i r o n m e n t T y p e > + 
+             < C o m p a n y N a m e > C o m p a n y   N a m e < / C o m p a n y N a m e > + 
+             < C o m p a n y D i s p l a y N a m e > C o m p a n y   D i s p l a y   N a m e < / C o m p a n y D i s p l a y N a m e > + 
+             < C o m p a n y I d > C o m p a n y   I D < / C o m p a n y I d > + 
+             < U s e r N a m e > U s e r   N a m e < / U s e r N a m e > + 
+             < D a t e A n d T i m e > D a t e   a n d   T i m e < / D a t e A n d T i m e > + 
+             < L a n g u a g e > L a n g u a g e < / L a n g u a g e > + 
+             < F o r m a t R e g i o n > F o r m a t   R e g i o n < / F o r m a t R e g i o n > + 
+             < D a t e T i m e V a l u e s > + 
+                 < Y e a r > Y e a r < / Y e a r > + 
+                 < M o n t h N u m b e r > M o n t h   N u m b e r < / M o n t h N u m b e r > + 
+                 < D a y N u m b e r > D a y   N u m b e r < / D a y N u m b e r > + 
+                 < H o u r > H o u r < / H o u r > + 
+                 < M i n u t e > M i n u t e < / M i n u t e > + 
+             < / D a t e T i m e V a l u e s > + 
+         < / R e p o r t R e q u e s t > + 
+         < C o m p a n y M e t a d a t a > + 
+             < C o m p a n y N a m e > C o m p a n y   N a m e < / C o m p a n y N a m e > + 
+             < C o m p a n y D i s p l a y N a m e > C o m p a n y   D i s p l a y   N a m e < / C o m p a n y D i s p l a y N a m e > + 
+             < C o m p a n y A d d r e s s L i n e s > + 
+                 < C o m p a n y A d d r e s s L i n e > C o m p a n y   A d d r e s s   L i n e   1 < / C o m p a n y A d d r e s s L i n e > + 
+                 < C o m p a n y A d d r e s s L i n e > C o m p a n y   A d d r e s s   L i n e   2 < / C o m p a n y A d d r e s s L i n e > + 
+                 < C o m p a n y A d d r e s s L i n e > C o m p a n y   A d d r e s s   L i n e   3 < / C o m p a n y A d d r e s s L i n e > + 
+                 < C o m p a n y A d d r e s s L i n e > C o m p a n y   A d d r e s s   L i n e   4 < / C o m p a n y A d d r e s s L i n e > + 
+                 < C o m p a n y A d d r e s s L i n e > C o m p a n y   A d d r e s s   L i n e   5 < / C o m p a n y A d d r e s s L i n e > + 
+                 < C o m p a n y A d d r e s s L i n e > C o m p a n y   A d d r e s s   L i n e   6 < / C o m p a n y A d d r e s s L i n e > + 
+                 < C o m p a n y A d d r e s s L i n e > C o m p a n y   A d d r e s s   L i n e   7 < / C o m p a n y A d d r e s s L i n e > + 
+                 < C o m p a n y A d d r e s s L i n e > C o m p a n y   A d d r e s s   L i n e   8 < / C o m p a n y A d d r e s s L i n e > + 
+             < / C o m p a n y A d d r e s s L i n e s > + 
+             < C o m p a n y P h o n e > C o m p a n y   P h o n e < / C o m p a n y P h o n e > + 
+             < C o m p a n y P h o n e C a p t i o n > C o m p a n y   P h o n e   C a p t i o n < / C o m p a n y P h o n e C a p t i o n > + 
+             < C o m p a n y F a x N o > C o m p a n y   F a x   N o . < / C o m p a n y F a x N o > + 
+             < C o m p a n y F a x N o C a p t i o n > C o m p a n y   F a x   N o .   C a p t i o n < / C o m p a n y F a x N o C a p t i o n > + 
+             < C o m p a n y E m a i l > C o m p a n y   E m a i l < / C o m p a n y E m a i l > + 
+             < C o m p a n y E m a i l C a p t i o n > C o m p a n y   E m a i l   C a p t i o n < / C o m p a n y E m a i l C a p t i o n > + 
+             < C o m p a n y H o m e P a g e > C o m p a n y   H o m e   P a g e < / C o m p a n y H o m e P a g e > + 
+             < C o m p a n y H o m e P a g e C a p t i o n > C o m p a n y   H o m e   P a g e   C a p t i o n < / C o m p a n y H o m e P a g e C a p t i o n > + 
+             < C o m p a n y L o g o > C o m p a n y   L o g o < / C o m p a n y L o g o > + 
+             < C o m p a n y V A T R e g i s t r a t i o n N o > C o m p a n y   V A T   R e g i s t r a t i o n   N o . < / C o m p a n y V A T R e g i s t r a t i o n N o > + 
+             < C o m p a n y V A T R e g i s t r a t i o n N o C a p t i o n > C o m p a n y   V A T   R e g i s t r a t i o n   N o .   C a p t i o n < / C o m p a n y V A T R e g i s t r a t i o n N o C a p t i o n > + 
+             < C o m p a n y R e g i s t r a t i o n N o > C o m p a n y   R e g i s t r a t i o n   N o . < / C o m p a n y R e g i s t r a t i o n N o > + 
+             < C o m p a n y R e g i s t r a t i o n N o C a p t i o n > C o m p a n y   R e g i s t r a t i o n   N o .   C a p t i o n < / C o m p a n y R e g i s t r a t i o n N o C a p t i o n > + 
+             < C o m p a n y B a n k N a m e > C o m p a n y   B a n k   N a m e < / C o m p a n y B a n k N a m e > + 
+             < C o m p a n y B a n k N a m e C a p t i o n > C o m p a n y   B a n k   N a m e   C a p t i o n < / C o m p a n y B a n k N a m e C a p t i o n > + 
+             < C o m p a n y B a n k A c c o u n t N o > C o m p a n y   B a n k   A c c o u n t   N o . < / C o m p a n y B a n k A c c o u n t N o > + 
+             < C o m p a n y B a n k A c c o u n t N o C a p t i o n > C o m p a n y   B a n k   A c c o u n t   N o .   C a p t i o n < / C o m p a n y B a n k A c c o u n t N o C a p t i o n > + 
+             < C o m p a n y B a n k B r a n c h N o > C o m p a n y   B a n k   B r a n c h   N o . < / C o m p a n y B a n k B r a n c h N o > + 
+             < C o m p a n y B a n k B r a n c h N o C a p t i o n > C o m p a n y   B a n k   B r a n c h   N o .   C a p t i o n < / C o m p a n y B a n k B r a n c h N o C a p t i o n > + 
+             < C o m p a n y I B A N > C o m p a n y   I B A N < / C o m p a n y I B A N > + 
+             < C o m p a n y I B A N C a p t i o n > C o m p a n y   I B A N   C a p t i o n < / C o m p a n y I B A N C a p t i o n > + 
+             < C o m p a n y B a n k S W I F T > C o m p a n y   B a n k   S W I F T < / C o m p a n y B a n k S W I F T > + 
+             < C o m p a n y B a n k S W I F T C a p t i o n > C o m p a n y   B a n k   S W I F T   C a p t i o n < / C o m p a n y B a n k S W I F T C a p t i o n > + 
+             < C o m p a n y G i r o N o > C o m p a n y   G i r o   N o . < / C o m p a n y G i r o N o > + 
+             < C o m p a n y G i r o N o C a p t i o n > C o m p a n y   G i r o   N o .   C a p t i o n < / C o m p a n y G i r o N o C a p t i o n > + 
+         < / C o m p a n y M e t a d a t a > + 
+     < / B C R e p o r t I n f o r m a t i o n > + 
+     < L a b e l s > + 
+         < A p p r o v e d A t C a p t i o n > A p p r o v e d A t C a p t i o n < / A p p r o v e d A t C a p t i o n > + 
+         < A p p r o v e d B y U s e r N a m e C a p t i o n > A p p r o v e d B y U s e r N a m e C a p t i o n < / A p p r o v e d B y U s e r N a m e C a p t i o n > + 
+         < C u r r e n c y C o d e C a p t i o n > C u r r e n c y C o d e C a p t i o n < / C u r r e n c y C o d e C a p t i o n > + 
+         < D e s c r i p t i o n C a p t i o n > D e s c r i p t i o n C a p t i o n < / D e s c r i p t i o n C a p t i o n > + 
+         < D e t a i l G L A c c o u n t N o C a p t i o n > D e t a i l G L A c c o u n t N o C a p t i o n < / D e t a i l G L A c c o u n t N o C a p t i o n > + 
+         < D e t a i l s H e a d e r L b l > D e t a i l s H e a d e r L b l < / D e t a i l s H e a d e r L b l > + 
+         < E m p l o y e e F u l l N a m e L b l > E m p l o y e e F u l l N a m e L b l < / E m p l o y e e F u l l N a m e L b l > + 
+         < E x p e c t e d A m o u n t C a p t i o n > E x p e c t e d A m o u n t C a p t i o n < / E x p e c t e d A m o u n t C a p t i o n > + 
+         < E x p e c t e d A m o u n t L C Y C a p t i o n > E x p e c t e d A m o u n t L C Y C a p t i o n < / E x p e c t e d A m o u n t L C Y C a p t i o n > + 
+         < E x p e c t e d E n d D a t e C a p t i o n > E x p e c t e d E n d D a t e C a p t i o n < / E x p e c t e d E n d D a t e C a p t i o n > + 
+         < E x p e c t e d S t a r t D a t e C a p t i o n > E x p e c t e d S t a r t D a t e C a p t i o n < / E x p e c t e d S t a r t D a t e C a p t i o n > + 
+         < G L A c c o u n t C a p t i o n > G L A c c o u n t C a p t i o n < / G L A c c o u n t C a p t i o n > + 
+         < G L A c c o u n t N o C a p t i o n > G L A c c o u n t N o C a p t i o n < / G L A c c o u n t N o C a p t i o n > + 
+         < L i n e C u r r e n c y C o d e C a p t i o n > L i n e C u r r e n c y C o d e C a p t i o n < / L i n e C u r r e n c y C o d e C a p t i o n > + 
+         < L i n e N o C a p t i o n > L i n e N o C a p t i o n < / L i n e N o C a p t i o n > + 
+         < N o C a p t i o n > N o C a p t i o n < / N o C a p t i o n > + 
+         < P o s t e d A m o u n t C a p t i o n > P o s t e d A m o u n t C a p t i o n < / P o s t e d A m o u n t C a p t i o n > + 
+         < P o s t e d D o c u m e n t N o C a p t i o n > P o s t e d D o c u m e n t N o C a p t i o n < / P o s t e d D o c u m e n t N o C a p t i o n > + 
+         < P o s t e d E n t r i e s H e a d e r L b l > P o s t e d E n t r i e s H e a d e r L b l < / P o s t e d E n t r i e s H e a d e r L b l > + 
+         < P o s t i n g D a t e C a p t i o n > P o s t i n g D a t e C a p t i o n < / P o s t i n g D a t e C a p t i o n > + 
+         < P o s t i n g D e s c r i p t i o n C a p t i o n > P o s t i n g D e s c r i p t i o n C a p t i o n < / P o s t i n g D e s c r i p t i o n C a p t i o n > + 
+         < P u r p o s e C a p t i o n > P u r p o s e C a p t i o n < / P u r p o s e C a p t i o n > + 
+         < R e p o r t L b l > R e p o r t L b l < / R e p o r t L b l > + 
+         < R e q u e s t e d B y C a p t i o n > R e q u e s t e d B y C a p t i o n < / R e q u e s t e d B y C a p t i o n > + 
+         < S t a t u s C a p t i o n > S t a t u s C a p t i o n < / S t a t u s C a p t i o n > + 
+         < T o t a l E x p e c t e d A m o u n t C a p t i o n > T o t a l E x p e c t e d A m o u n t C a p t i o n < / T o t a l E x p e c t e d A m o u n t C a p t i o n > + 
+         < T o t a l E x p e c t e d A m o u n t L C Y C a p t i o n > T o t a l E x p e c t e d A m o u n t L C Y C a p t i o n < / T o t a l E x p e c t e d A m o u n t L C Y C a p t i o n > + 
+         < T o t a l S p e n t A m o u n t C a p t i o n > T o t a l S p e n t A m o u n t C a p t i o n < / T o t a l S p e n t A m o u n t C a p t i o n > + 
+     < / L a b e l s > + 
+     < S p e n d R e q u e s t > + 
+         < A p p r o v e d A t > A p p r o v e d A t < / A p p r o v e d A t > + 
+         < A p p r o v e d B y U s e r N a m e > A p p r o v e d B y U s e r N a m e < / A p p r o v e d B y U s e r N a m e > + 
+         < C u r r e n c y C o d e > C u r r e n c y C o d e < / C u r r e n c y C o d e > + 
+         < E m p l o y e e N a m e > E m p l o y e e N a m e < / E m p l o y e e N a m e > + 
+         < E x p e c t e d E n d D a t e > E x p e c t e d E n d D a t e < / E x p e c t e d E n d D a t e > + 
+         < E x p e c t e d S t a r t D a t e > E x p e c t e d S t a r t D a t e < / E x p e c t e d S t a r t D a t e > + 
+         < G L A c c o u n t N o > G L A c c o u n t N o < / G L A c c o u n t N o > + 
+         < N o > N o < / N o > + 
+         < P u r p o s e > P u r p o s e < / P u r p o s e > + 
+         < R e q u e s t e d B y > R e q u e s t e d B y < / R e q u e s t e d B y > + 
+         < S t a t u s > S t a t u s < / S t a t u s > + 
+         < T o t a l E x p e c t e d A m o u n t > T o t a l E x p e c t e d A m o u n t < / T o t a l E x p e c t e d A m o u n t > + 
+         < T o t a l E x p e c t e d A m o u n t L C Y > T o t a l E x p e c t e d A m o u n t L C Y < / T o t a l E x p e c t e d A m o u n t L C Y > + 
+         < T o t a l S p e n t A m o u n t > T o t a l S p e n t A m o u n t < / T o t a l S p e n t A m o u n t > + 
+         < S p e n d R e q u e s t D e t a i l > + 
+             < D e s c r i p t i o n > D e s c r i p t i o n < / D e s c r i p t i o n > + 
+             < D e t a i l G L A c c o u n t N o > D e t a i l G L A c c o u n t N o < / D e t a i l G L A c c o u n t N o > + 
+             < E x p e c t e d A m o u n t > E x p e c t e d A m o u n t < / E x p e c t e d A m o u n t > + 
+             < E x p e c t e d A m o u n t L C Y > E x p e c t e d A m o u n t L C Y < / E x p e c t e d A m o u n t L C Y > + 
+             < L i n e C u r r e n c y C o d e > L i n e C u r r e n c y C o d e < / L i n e C u r r e n c y C o d e > + 
+             < L i n e N o > L i n e N o < / L i n e N o > + 
+         < / S p e n d R e q u e s t D e t a i l > + 
+         < S p e n d R e q u e s t G L E n t r i e s > + 
+             < G L A c c o u n t > G L A c c o u n t < / G L A c c o u n t > + 
+             < P o s t e d A m o u n t > P o s t e d A m o u n t < / P o s t e d A m o u n t > + 
+             < P o s t e d D o c u m e n t N o > P o s t e d D o c u m e n t N o < / P o s t e d D o c u m e n t N o > + 
+             < P o s t i n g D a t e > P o s t i n g D a t e < / P o s t i n g D a t e > + 
+             < P o s t i n g D e s c r i p t i o n > P o s t i n g D e s c r i p t i o n < / P o s t i n g D e s c r i p t i o n > + 
+         < / S p e n d R e q u e s t G L E n t r i e s > + 
+     < / S p e n d R e q u e s t > + 
+ < / N a v W o r d R e p o r t X m l P a r t > 
 </file>
 
 <file path=customXml/itemProps1.xml><?xml version="1.0" encoding="utf-8"?>

--- a/Base Application/Finance/SpendRequest/SpendRequestDocument.docx
+++ b/Base Application/Finance/SpendRequest/SpendRequestDocument.docx
@@ -8,14 +8,7 @@
       </w:pPr>
       <w:sdt>
         <w:sdtPr>
-          <w:alias w:val="ReportLbl"/>
-          <w:tag w:val="#BC:InsertDataItem,Labels/ReportLbl"/>
-          <w:id w:val="-565175143"/>
-          <w:placeholder>
-            <w:docPart w:val="DefaultPlaceholder_-1854013440"/>
-          </w:placeholder>
-          <w15:color w:val="808080"/>
-          <w:text/>
+          <w:dataBinding w:prefixMappings="xmlns:ns0='urn:microsoft-dynamics-nav/reports/Spend_Request_Document/6850/'" w:xpath="/ns0:NavWordReportXmlPart[1]/ns0:Labels[1]/ns0:ReportLbl[1]" w:storeItemID="{7828BD88-85FA-4D15-824F-B6C2963E083B}"/>
         </w:sdtPr>
         <w:sdtContent>
           <w:proofErr w:type="spellStart"/>
@@ -36,7 +29,7 @@
           <w:placeholder>
             <w:docPart w:val="DefaultPlaceholder_-1854013440"/>
           </w:placeholder>
-          <w:dataBinding w:prefixMappings="xmlns:ns0='urn:microsoft-dynamics-nav/reports/Spend_Request_Document/6850/' " w:xpath="/ns0:NavWordReportXmlPart[1]/ns0:SpendRequest[1]/ns0:No[1]" w:storeItemID="{00000000-0000-0000-0000-000000000000}"/>
+          <w:dataBinding w:prefixMappings="xmlns:ns0='urn:microsoft-dynamics-nav/reports/Spend_Request_Document/6850/' " w:xpath="/ns0:NavWordReportXmlPart[1]/ns0:SpendRequest[1]/ns0:No[1]" w:storeItemID="{7828BD88-85FA-4D15-824F-B6C2963E083B}"/>
           <w15:color w:val="808080"/>
           <w:text/>
         </w:sdtPr>
@@ -80,7 +73,7 @@
             <w:placeholder>
               <w:docPart w:val="DefaultPlaceholder_-1854013440"/>
             </w:placeholder>
-            <w:dataBinding w:prefixMappings="xmlns:ns0='urn:microsoft-dynamics-nav/reports/Spend_Request_Document/6850/' " w:xpath="/ns0:NavWordReportXmlPart[1]/ns0:Labels[1]/ns0:RequestedByCaption[1]" w:storeItemID="{00000000-0000-0000-0000-000000000000}"/>
+            <w:dataBinding w:prefixMappings="xmlns:ns0='urn:microsoft-dynamics-nav/reports/Spend_Request_Document/6850/' " w:xpath="/ns0:NavWordReportXmlPart[1]/ns0:Labels[1]/ns0:RequestedByCaption[1]" w:storeItemID="{7828BD88-85FA-4D15-824F-B6C2963E083B}"/>
             <w15:color w:val="808080"/>
             <w:text/>
           </w:sdtPr>
@@ -107,7 +100,7 @@
             <w:placeholder>
               <w:docPart w:val="DefaultPlaceholder_-1854013440"/>
             </w:placeholder>
-            <w:dataBinding w:prefixMappings="xmlns:ns0='urn:microsoft-dynamics-nav/reports/Spend_Request_Document/6850/' " w:xpath="/ns0:NavWordReportXmlPart[1]/ns0:SpendRequest[1]/ns0:EmployeeName[1]" w:storeItemID="{00000000-0000-0000-0000-000000000000}"/>
+            <w:dataBinding w:prefixMappings="xmlns:ns0='urn:microsoft-dynamics-nav/reports/Spend_Request_Document/6850/' " w:xpath="/ns0:NavWordReportXmlPart[1]/ns0:SpendRequest[1]/ns0:EmployeeName[1]" w:storeItemID="{7828BD88-85FA-4D15-824F-B6C2963E083B}"/>
             <w15:color w:val="808080"/>
             <w:text/>
           </w:sdtPr>
@@ -140,7 +133,7 @@
             <w:placeholder>
               <w:docPart w:val="DefaultPlaceholder_-1854013440"/>
             </w:placeholder>
-            <w:dataBinding w:prefixMappings="xmlns:ns0='urn:microsoft-dynamics-nav/reports/Spend_Request_Document/6850/' " w:xpath="/ns0:NavWordReportXmlPart[1]/ns0:Labels[1]/ns0:TotalExpectedAmountLCYCaption[1]" w:storeItemID="{00000000-0000-0000-0000-000000000000}"/>
+            <w:dataBinding w:prefixMappings="xmlns:ns0='urn:microsoft-dynamics-nav/reports/Spend_Request_Document/6850/' " w:xpath="/ns0:NavWordReportXmlPart[1]/ns0:Labels[1]/ns0:TotalExpectedAmountLCYCaption[1]" w:storeItemID="{7828BD88-85FA-4D15-824F-B6C2963E083B}"/>
             <w15:color w:val="808080"/>
             <w:text/>
           </w:sdtPr>
@@ -171,7 +164,7 @@
             <w:placeholder>
               <w:docPart w:val="DefaultPlaceholder_-1854013440"/>
             </w:placeholder>
-            <w:dataBinding w:prefixMappings="xmlns:ns0='urn:microsoft-dynamics-nav/reports/Spend_Request_Document/6850/' " w:xpath="/ns0:NavWordReportXmlPart[1]/ns0:SpendRequest[1]/ns0:TotalExpectedAmountLCY[1]" w:storeItemID="{00000000-0000-0000-0000-000000000000}"/>
+            <w:dataBinding w:prefixMappings="xmlns:ns0='urn:microsoft-dynamics-nav/reports/Spend_Request_Document/6850/' " w:xpath="/ns0:NavWordReportXmlPart[1]/ns0:SpendRequest[1]/ns0:TotalExpectedAmountLCY[1]" w:storeItemID="{7828BD88-85FA-4D15-824F-B6C2963E083B}"/>
             <w15:color w:val="808080"/>
             <w:text/>
           </w:sdtPr>
@@ -208,14 +201,7 @@
         </w:tc>
         <w:sdt>
           <w:sdtPr>
-            <w:alias w:val="RequestedBy"/>
-            <w:tag w:val="#BC:InsertDataItem,DataItems/SpendRequest/RequestedBy"/>
-            <w:id w:val="893774036"/>
-            <w:placeholder>
-              <w:docPart w:val="DefaultPlaceholder_-1854013440"/>
-            </w:placeholder>
-            <w15:color w:val="808080"/>
-            <w:text/>
+            <w:dataBinding w:prefixMappings="xmlns:ns0='urn:microsoft-dynamics-nav/reports/Spend_Request_Document/6850/'" w:xpath="/ns0:NavWordReportXmlPart[1]/ns0:SpendRequest[1]/ns0:RequestedBy[1]" w:storeItemID="{7828BD88-85FA-4D15-824F-B6C2963E083B}"/>
           </w:sdtPr>
           <w:sdtContent>
             <w:tc>
@@ -240,14 +226,7 @@
         </w:tc>
         <w:sdt>
           <w:sdtPr>
-            <w:alias w:val="TotalSpentAmountCaption"/>
-            <w:tag w:val="#BC:InsertDataItem,Labels/TotalSpentAmountCaption"/>
-            <w:id w:val="665368096"/>
-            <w:placeholder>
-              <w:docPart w:val="DefaultPlaceholder_-1854013440"/>
-            </w:placeholder>
-            <w15:color w:val="808080"/>
-            <w:text/>
+            <w:dataBinding w:prefixMappings="xmlns:ns0='urn:microsoft-dynamics-nav/reports/Spend_Request_Document/6850/'" w:xpath="/ns0:NavWordReportXmlPart[1]/ns0:Labels[1]/ns0:TotalSpentAmountCaption[1]" w:storeItemID="{7828BD88-85FA-4D15-824F-B6C2963E083B}"/>
           </w:sdtPr>
           <w:sdtContent>
             <w:tc>
@@ -266,14 +245,7 @@
         </w:sdt>
         <w:sdt>
           <w:sdtPr>
-            <w:alias w:val="TotalSpentAmount"/>
-            <w:tag w:val="#BC:InsertDataItem,DataItems/SpendRequest/TotalSpentAmount"/>
-            <w:id w:val="-395515400"/>
-            <w:placeholder>
-              <w:docPart w:val="DefaultPlaceholder_-1854013440"/>
-            </w:placeholder>
-            <w15:color w:val="808080"/>
-            <w:text/>
+            <w:dataBinding w:prefixMappings="xmlns:ns0='urn:microsoft-dynamics-nav/reports/Spend_Request_Document/6850/'" w:xpath="/ns0:NavWordReportXmlPart[1]/ns0:SpendRequest[1]/ns0:TotalSpentAmount[1]" w:storeItemID="{7828BD88-85FA-4D15-824F-B6C2963E083B}"/>
           </w:sdtPr>
           <w:sdtContent>
             <w:tc>
@@ -322,7 +294,7 @@
             <w:placeholder>
               <w:docPart w:val="DefaultPlaceholder_-1854013440"/>
             </w:placeholder>
-            <w:dataBinding w:prefixMappings="xmlns:ns0='urn:microsoft-dynamics-nav/reports/Spend_Request_Document/6850/' " w:xpath="/ns0:NavWordReportXmlPart[1]/ns0:Labels[1]/ns0:ExpectedStartDateCaption[1]" w:storeItemID="{00000000-0000-0000-0000-000000000000}"/>
+            <w:dataBinding w:prefixMappings="xmlns:ns0='urn:microsoft-dynamics-nav/reports/Spend_Request_Document/6850/' " w:xpath="/ns0:NavWordReportXmlPart[1]/ns0:Labels[1]/ns0:ExpectedStartDateCaption[1]" w:storeItemID="{7828BD88-85FA-4D15-824F-B6C2963E083B}"/>
             <w15:color w:val="808080"/>
             <w:text/>
           </w:sdtPr>
@@ -349,7 +321,7 @@
             <w:placeholder>
               <w:docPart w:val="DefaultPlaceholder_-1854013440"/>
             </w:placeholder>
-            <w:dataBinding w:prefixMappings="xmlns:ns0='urn:microsoft-dynamics-nav/reports/Spend_Request_Document/6850/' " w:xpath="/ns0:NavWordReportXmlPart[1]/ns0:SpendRequest[1]/ns0:ExpectedStartDate[1]" w:storeItemID="{00000000-0000-0000-0000-000000000000}"/>
+            <w:dataBinding w:prefixMappings="xmlns:ns0='urn:microsoft-dynamics-nav/reports/Spend_Request_Document/6850/' " w:xpath="/ns0:NavWordReportXmlPart[1]/ns0:SpendRequest[1]/ns0:ExpectedStartDate[1]" w:storeItemID="{7828BD88-85FA-4D15-824F-B6C2963E083B}"/>
             <w15:color w:val="808080"/>
             <w:text/>
           </w:sdtPr>
@@ -386,7 +358,7 @@
             <w:placeholder>
               <w:docPart w:val="DefaultPlaceholder_-1854013440"/>
             </w:placeholder>
-            <w:dataBinding w:prefixMappings="xmlns:ns0='urn:microsoft-dynamics-nav/reports/Spend_Request_Document/6850/' " w:xpath="/ns0:NavWordReportXmlPart[1]/ns0:Labels[1]/ns0:PurposeCaption[1]" w:storeItemID="{00000000-0000-0000-0000-000000000000}"/>
+            <w:dataBinding w:prefixMappings="xmlns:ns0='urn:microsoft-dynamics-nav/reports/Spend_Request_Document/6850/' " w:xpath="/ns0:NavWordReportXmlPart[1]/ns0:Labels[1]/ns0:PurposeCaption[1]" w:storeItemID="{7828BD88-85FA-4D15-824F-B6C2963E083B}"/>
             <w15:color w:val="808080"/>
             <w:text/>
           </w:sdtPr>
@@ -413,7 +385,7 @@
             <w:placeholder>
               <w:docPart w:val="DefaultPlaceholder_-1854013440"/>
             </w:placeholder>
-            <w:dataBinding w:prefixMappings="xmlns:ns0='urn:microsoft-dynamics-nav/reports/Spend_Request_Document/6850/' " w:xpath="/ns0:NavWordReportXmlPart[1]/ns0:SpendRequest[1]/ns0:Purpose[1]" w:storeItemID="{00000000-0000-0000-0000-000000000000}"/>
+            <w:dataBinding w:prefixMappings="xmlns:ns0='urn:microsoft-dynamics-nav/reports/Spend_Request_Document/6850/' " w:xpath="/ns0:NavWordReportXmlPart[1]/ns0:SpendRequest[1]/ns0:Purpose[1]" w:storeItemID="{7828BD88-85FA-4D15-824F-B6C2963E083B}"/>
             <w15:color w:val="808080"/>
             <w:text/>
           </w:sdtPr>
@@ -440,7 +412,7 @@
             <w:placeholder>
               <w:docPart w:val="DefaultPlaceholder_-1854013440"/>
             </w:placeholder>
-            <w:dataBinding w:prefixMappings="xmlns:ns0='urn:microsoft-dynamics-nav/reports/Spend_Request_Document/6850/' " w:xpath="/ns0:NavWordReportXmlPart[1]/ns0:Labels[1]/ns0:ExpectedEndDateCaption[1]" w:storeItemID="{00000000-0000-0000-0000-000000000000}"/>
+            <w:dataBinding w:prefixMappings="xmlns:ns0='urn:microsoft-dynamics-nav/reports/Spend_Request_Document/6850/' " w:xpath="/ns0:NavWordReportXmlPart[1]/ns0:Labels[1]/ns0:ExpectedEndDateCaption[1]" w:storeItemID="{7828BD88-85FA-4D15-824F-B6C2963E083B}"/>
             <w15:color w:val="808080"/>
             <w:text/>
           </w:sdtPr>
@@ -467,7 +439,7 @@
             <w:placeholder>
               <w:docPart w:val="3BAF497B6C3145F7AF4DEA8163038339"/>
             </w:placeholder>
-            <w:dataBinding w:prefixMappings="xmlns:ns0='urn:microsoft-dynamics-nav/reports/Spend_Request_Document/6850/' " w:xpath="/ns0:NavWordReportXmlPart[1]/ns0:SpendRequest[1]/ns0:ExpectedEndDate[1]" w:storeItemID="{00000000-0000-0000-0000-000000000000}"/>
+            <w:dataBinding w:prefixMappings="xmlns:ns0='urn:microsoft-dynamics-nav/reports/Spend_Request_Document/6850/' " w:xpath="/ns0:NavWordReportXmlPart[1]/ns0:SpendRequest[1]/ns0:ExpectedEndDate[1]" w:storeItemID="{7828BD88-85FA-4D15-824F-B6C2963E083B}"/>
             <w15:color w:val="808080"/>
             <w:text/>
           </w:sdtPr>
@@ -517,7 +489,7 @@
             <w:placeholder>
               <w:docPart w:val="DefaultPlaceholder_-1854013440"/>
             </w:placeholder>
-            <w:dataBinding w:prefixMappings="xmlns:ns0='urn:microsoft-dynamics-nav/reports/Spend_Request_Document/6850/' " w:xpath="/ns0:NavWordReportXmlPart[1]/ns0:Labels[1]/ns0:StatusCaption[1]" w:storeItemID="{00000000-0000-0000-0000-000000000000}"/>
+            <w:dataBinding w:prefixMappings="xmlns:ns0='urn:microsoft-dynamics-nav/reports/Spend_Request_Document/6850/' " w:xpath="/ns0:NavWordReportXmlPart[1]/ns0:Labels[1]/ns0:StatusCaption[1]" w:storeItemID="{7828BD88-85FA-4D15-824F-B6C2963E083B}"/>
             <w15:color w:val="808080"/>
             <w:text/>
           </w:sdtPr>
@@ -548,7 +520,7 @@
             <w:placeholder>
               <w:docPart w:val="3BAF497B6C3145F7AF4DEA8163038339"/>
             </w:placeholder>
-            <w:dataBinding w:prefixMappings="xmlns:ns0='urn:microsoft-dynamics-nav/reports/Spend_Request_Document/6850/' " w:xpath="/ns0:NavWordReportXmlPart[1]/ns0:SpendRequest[1]/ns0:Status[1]" w:storeItemID="{00000000-0000-0000-0000-000000000000}"/>
+            <w:dataBinding w:prefixMappings="xmlns:ns0='urn:microsoft-dynamics-nav/reports/Spend_Request_Document/6850/' " w:xpath="/ns0:NavWordReportXmlPart[1]/ns0:SpendRequest[1]/ns0:Status[1]" w:storeItemID="{7828BD88-85FA-4D15-824F-B6C2963E083B}"/>
             <w15:color w:val="808080"/>
             <w:text/>
           </w:sdtPr>
@@ -577,14 +549,7 @@
     <w:p/>
     <w:sdt>
       <w:sdtPr>
-        <w:alias w:val="DetailsHeaderLbl"/>
-        <w:tag w:val="#BC:InsertDataItem,Labels/DetailsHeaderLbl"/>
-        <w:id w:val="1146173231"/>
-        <w:placeholder>
-          <w:docPart w:val="DefaultPlaceholder_-1854013440"/>
-        </w:placeholder>
-        <w15:color w:val="808080"/>
-        <w:text/>
+        <w:dataBinding w:prefixMappings="xmlns:ns0='urn:microsoft-dynamics-nav/reports/Spend_Request_Document/6850/'" w:xpath="/ns0:NavWordReportXmlPart[1]/ns0:Labels[1]/ns0:DetailsHeaderLbl[1]" w:storeItemID="{7828BD88-85FA-4D15-824F-B6C2963E083B}"/>
       </w:sdtPr>
       <w:sdtContent>
         <w:p>
@@ -631,7 +596,7 @@
             <w:placeholder>
               <w:docPart w:val="DefaultPlaceholder_-1854013440"/>
             </w:placeholder>
-            <w:dataBinding w:prefixMappings="xmlns:ns0='urn:microsoft-dynamics-nav/reports/Spend_Request_Document/6850/' " w:xpath="/ns0:NavWordReportXmlPart[1]/ns0:Labels[1]/ns0:DescriptionCaption[1]" w:storeItemID="{00000000-0000-0000-0000-000000000000}"/>
+            <w:dataBinding w:prefixMappings="xmlns:ns0='urn:microsoft-dynamics-nav/reports/Spend_Request_Document/6850/' " w:xpath="/ns0:NavWordReportXmlPart[1]/ns0:Labels[1]/ns0:DescriptionCaption[1]" w:storeItemID="{7828BD88-85FA-4D15-824F-B6C2963E083B}"/>
             <w15:color w:val="808080"/>
             <w:text/>
           </w:sdtPr>
@@ -662,7 +627,7 @@
             <w:placeholder>
               <w:docPart w:val="DefaultPlaceholder_-1854013440"/>
             </w:placeholder>
-            <w:dataBinding w:prefixMappings="xmlns:ns0='urn:microsoft-dynamics-nav/reports/Spend_Request_Document/6850/' " w:xpath="/ns0:NavWordReportXmlPart[1]/ns0:Labels[1]/ns0:ExpectedAmountLCYCaption[1]" w:storeItemID="{00000000-0000-0000-0000-000000000000}"/>
+            <w:dataBinding w:prefixMappings="xmlns:ns0='urn:microsoft-dynamics-nav/reports/Spend_Request_Document/6850/' " w:xpath="/ns0:NavWordReportXmlPart[1]/ns0:Labels[1]/ns0:ExpectedAmountLCYCaption[1]" w:storeItemID="{7828BD88-85FA-4D15-824F-B6C2963E083B}"/>
             <w15:color w:val="808080"/>
             <w:text/>
           </w:sdtPr>
@@ -696,7 +661,7 @@
             <w:placeholder>
               <w:docPart w:val="DefaultPlaceholder_-1854013440"/>
             </w:placeholder>
-            <w:dataBinding w:prefixMappings="xmlns:ns0='urn:microsoft-dynamics-nav/reports/Spend_Request_Document/6850/' " w:xpath="/ns0:NavWordReportXmlPart[1]/ns0:Labels[1]/ns0:DetailGLAccountNoCaption[1]" w:storeItemID="{00000000-0000-0000-0000-000000000000}"/>
+            <w:dataBinding w:prefixMappings="xmlns:ns0='urn:microsoft-dynamics-nav/reports/Spend_Request_Document/6850/' " w:xpath="/ns0:NavWordReportXmlPart[1]/ns0:Labels[1]/ns0:DetailGLAccountNoCaption[1]" w:storeItemID="{7828BD88-85FA-4D15-824F-B6C2963E083B}"/>
             <w15:color w:val="808080"/>
             <w:text/>
           </w:sdtPr>
@@ -735,7 +700,7 @@
           <w:placeholder>
             <w:docPart w:val="DefaultPlaceholder_-1854013440"/>
           </w:placeholder>
-          <w15:dataBinding w:prefixMappings="xmlns:ns0='urn:microsoft-dynamics-nav/reports/Spend_Request_Document/6850/' " w:xpath="/ns0:NavWordReportXmlPart[1]/ns0:SpendRequest[1]/ns0:SpendRequestDetail" w:storeItemID="{00000000-0000-0000-0000-000000000000}"/>
+          <w15:dataBinding w:prefixMappings="xmlns:ns0='urn:microsoft-dynamics-nav/reports/Spend_Request_Document/6850/' " w:xpath="/ns0:NavWordReportXmlPart[1]/ns0:SpendRequest[1]/ns0:SpendRequestDetail" w:storeItemID="{7828BD88-85FA-4D15-824F-B6C2963E083B}"/>
           <w15:color w:val="808080"/>
           <w15:repeatingSection/>
         </w:sdtPr>
@@ -764,7 +729,7 @@
                     <w:placeholder>
                       <w:docPart w:val="DefaultPlaceholder_-1854013440"/>
                     </w:placeholder>
-                    <w:dataBinding w:prefixMappings="xmlns:ns0='urn:microsoft-dynamics-nav/reports/Spend_Request_Document/6850/' " w:xpath="/ns0:NavWordReportXmlPart[1]/ns0:SpendRequest[1]/ns0:SpendRequestDetail[1]/ns0:Description[1]" w:storeItemID="{00000000-0000-0000-0000-000000000000}"/>
+                    <w:dataBinding w:prefixMappings="xmlns:ns0='urn:microsoft-dynamics-nav/reports/Spend_Request_Document/6850/' " w:xpath="/ns0:NavWordReportXmlPart[1]/ns0:SpendRequest[1]/ns0:SpendRequestDetail[1]/ns0:Description[1]" w:storeItemID="{7828BD88-85FA-4D15-824F-B6C2963E083B}"/>
                     <w15:color w:val="808080"/>
                     <w:text/>
                   </w:sdtPr>
@@ -800,7 +765,7 @@
                     <w:placeholder>
                       <w:docPart w:val="DefaultPlaceholder_-1854013440"/>
                     </w:placeholder>
-                    <w:dataBinding w:prefixMappings="xmlns:ns0='urn:microsoft-dynamics-nav/reports/Spend_Request_Document/6850/' " w:xpath="/ns0:NavWordReportXmlPart[1]/ns0:SpendRequest[1]/ns0:SpendRequestDetail[1]/ns0:ExpectedAmountLCY[1]" w:storeItemID="{00000000-0000-0000-0000-000000000000}"/>
+                    <w:dataBinding w:prefixMappings="xmlns:ns0='urn:microsoft-dynamics-nav/reports/Spend_Request_Document/6850/' " w:xpath="/ns0:NavWordReportXmlPart[1]/ns0:SpendRequest[1]/ns0:SpendRequestDetail[1]/ns0:ExpectedAmountLCY[1]" w:storeItemID="{7828BD88-85FA-4D15-824F-B6C2963E083B}"/>
                     <w15:color w:val="808080"/>
                     <w:text/>
                   </w:sdtPr>
@@ -831,7 +796,7 @@
                     <w:placeholder>
                       <w:docPart w:val="DefaultPlaceholder_-1854013440"/>
                     </w:placeholder>
-                    <w:dataBinding w:prefixMappings="xmlns:ns0='urn:microsoft-dynamics-nav/reports/Spend_Request_Document/6850/' " w:xpath="/ns0:NavWordReportXmlPart[1]/ns0:SpendRequest[1]/ns0:SpendRequestDetail[1]/ns0:DetailGLAccountNo[1]" w:storeItemID="{00000000-0000-0000-0000-000000000000}"/>
+                    <w:dataBinding w:prefixMappings="xmlns:ns0='urn:microsoft-dynamics-nav/reports/Spend_Request_Document/6850/' " w:xpath="/ns0:NavWordReportXmlPart[1]/ns0:SpendRequest[1]/ns0:SpendRequestDetail[1]/ns0:DetailGLAccountNo[1]" w:storeItemID="{7828BD88-85FA-4D15-824F-B6C2963E083B}"/>
                     <w15:color w:val="808080"/>
                     <w:text/>
                   </w:sdtPr>
@@ -863,14 +828,7 @@
     <w:p/>
     <w:sdt>
       <w:sdtPr>
-        <w:alias w:val="PostedEntriesHeaderLbl"/>
-        <w:tag w:val="#BC:InsertDataItem,Labels/PostedEntriesHeaderLbl"/>
-        <w:id w:val="1627430073"/>
-        <w:placeholder>
-          <w:docPart w:val="DefaultPlaceholder_-1854013440"/>
-        </w:placeholder>
-        <w15:color w:val="808080"/>
-        <w:text/>
+        <w:dataBinding w:prefixMappings="xmlns:ns0='urn:microsoft-dynamics-nav/reports/Spend_Request_Document/6850/'" w:xpath="/ns0:NavWordReportXmlPart[1]/ns0:Labels[1]/ns0:PostedEntriesHeaderLbl[1]" w:storeItemID="{7828BD88-85FA-4D15-824F-B6C2963E083B}"/>
       </w:sdtPr>
       <w:sdtContent>
         <w:p>
@@ -912,14 +870,7 @@
         </w:trPr>
         <w:sdt>
           <w:sdtPr>
-            <w:alias w:val="PostingDateCaption"/>
-            <w:tag w:val="#BC:InsertDataItem,Labels/PostingDateCaption"/>
-            <w:id w:val="-1036964905"/>
-            <w:placeholder>
-              <w:docPart w:val="DefaultPlaceholder_-1854013440"/>
-            </w:placeholder>
-            <w15:color w:val="808080"/>
-            <w:text/>
+            <w:dataBinding w:prefixMappings="xmlns:ns0='urn:microsoft-dynamics-nav/reports/Spend_Request_Document/6850/'" w:xpath="/ns0:NavWordReportXmlPart[1]/ns0:Labels[1]/ns0:PostingDateCaption[1]" w:storeItemID="{7828BD88-85FA-4D15-824F-B6C2963E083B}"/>
           </w:sdtPr>
           <w:sdtContent>
             <w:tc>
@@ -942,14 +893,7 @@
         </w:sdt>
         <w:sdt>
           <w:sdtPr>
-            <w:alias w:val="PostedDocumentNoCaption"/>
-            <w:tag w:val="#BC:InsertDataItem,Labels/PostedDocumentNoCaption"/>
-            <w:id w:val="267582615"/>
-            <w:placeholder>
-              <w:docPart w:val="DefaultPlaceholder_-1854013440"/>
-            </w:placeholder>
-            <w15:color w:val="808080"/>
-            <w:text/>
+            <w:dataBinding w:prefixMappings="xmlns:ns0='urn:microsoft-dynamics-nav/reports/Spend_Request_Document/6850/'" w:xpath="/ns0:NavWordReportXmlPart[1]/ns0:Labels[1]/ns0:PostedDocumentNoCaption[1]" w:storeItemID="{7828BD88-85FA-4D15-824F-B6C2963E083B}"/>
           </w:sdtPr>
           <w:sdtContent>
             <w:tc>
@@ -974,14 +918,7 @@
         </w:sdt>
         <w:sdt>
           <w:sdtPr>
-            <w:alias w:val="PostingDescriptionCaption"/>
-            <w:tag w:val="#BC:InsertDataItem,Labels/PostingDescriptionCaption"/>
-            <w:id w:val="-640818002"/>
-            <w:placeholder>
-              <w:docPart w:val="DefaultPlaceholder_-1854013440"/>
-            </w:placeholder>
-            <w15:color w:val="808080"/>
-            <w:text/>
+            <w:dataBinding w:prefixMappings="xmlns:ns0='urn:microsoft-dynamics-nav/reports/Spend_Request_Document/6850/'" w:xpath="/ns0:NavWordReportXmlPart[1]/ns0:Labels[1]/ns0:PostingDescriptionCaption[1]" w:storeItemID="{7828BD88-85FA-4D15-824F-B6C2963E083B}"/>
           </w:sdtPr>
           <w:sdtContent>
             <w:tc>
@@ -1006,14 +943,7 @@
         </w:sdt>
         <w:sdt>
           <w:sdtPr>
-            <w:alias w:val="PostedAmountCaption"/>
-            <w:tag w:val="#BC:InsertDataItem,Labels/PostedAmountCaption"/>
-            <w:id w:val="-1447073787"/>
-            <w:placeholder>
-              <w:docPart w:val="DefaultPlaceholder_-1854013440"/>
-            </w:placeholder>
-            <w15:color w:val="808080"/>
-            <w:text/>
+            <w:dataBinding w:prefixMappings="xmlns:ns0='urn:microsoft-dynamics-nav/reports/Spend_Request_Document/6850/'" w:xpath="/ns0:NavWordReportXmlPart[1]/ns0:Labels[1]/ns0:PostedAmountCaption[1]" w:storeItemID="{7828BD88-85FA-4D15-824F-B6C2963E083B}"/>
           </w:sdtPr>
           <w:sdtContent>
             <w:tc>
@@ -1051,133 +981,110 @@
             <w:docPart w:val="DefaultPlaceholder_-1854013440"/>
           </w:placeholder>
           <w15:color w:val="808080"/>
+          <w15:dataBinding w:prefixMappings="xmlns:ns0='urn:microsoft-dynamics-nav/reports/Spend_Request_Document/6850/'" w:xpath="/ns0:NavWordReportXmlPart[1]/ns0:SpendRequest[1]/ns0:SpendRequestGLEntries" w:storeItemID="{7828BD88-85FA-4D15-824F-B6C2963E083B}"/>
+          <w15:repeatingSection/>
         </w:sdtPr>
         <w:sdtContent>
-          <w:tr>
-            <w:sdt>
-              <w:sdtPr>
-                <w:rPr>
-                  <w:b w:val="0"/>
-                  <w:bCs w:val="0"/>
-                </w:rPr>
-                <w:alias w:val="PostingDate"/>
-                <w:tag w:val="#BC:InsertDataItem,DataItems/SpendRequest/SpendRequestGLEntries/PostingDate"/>
-                <w:id w:val="-1540267937"/>
-                <w:placeholder>
-                  <w:docPart w:val="DefaultPlaceholder_-1854013440"/>
-                </w:placeholder>
-                <w15:color w:val="808080"/>
-                <w:text/>
-              </w:sdtPr>
-              <w:sdtContent>
-                <w:tc>
-                  <w:tcPr>
-                    <w:cnfStyle w:val="001000000000" w:firstRow="0" w:lastRow="0" w:firstColumn="1" w:lastColumn="0" w:oddVBand="0" w:evenVBand="0" w:oddHBand="0" w:evenHBand="0" w:firstRowFirstColumn="0" w:firstRowLastColumn="0" w:lastRowFirstColumn="0" w:lastRowLastColumn="0"/>
-                    <w:tcW w:w="2010" w:type="dxa"/>
-                  </w:tcPr>
-                  <w:p>
-                    <w:proofErr w:type="spellStart"/>
-                    <w:r>
-                      <w:rPr>
-                        <w:b w:val="0"/>
-                        <w:bCs w:val="0"/>
-                      </w:rPr>
-                      <w:t>PostingDate</w:t>
-                    </w:r>
-                    <w:proofErr w:type="spellEnd"/>
-                  </w:p>
-                </w:tc>
-              </w:sdtContent>
-            </w:sdt>
-            <w:sdt>
-              <w:sdtPr>
-                <w:alias w:val="PostedDocumentNo"/>
-                <w:tag w:val="#BC:InsertDataItem,DataItems/SpendRequest/SpendRequestGLEntries/PostedDocumentNo"/>
-                <w:id w:val="-1641417514"/>
-                <w:placeholder>
-                  <w:docPart w:val="DefaultPlaceholder_-1854013440"/>
-                </w:placeholder>
-                <w15:color w:val="808080"/>
-                <w:text/>
-              </w:sdtPr>
-              <w:sdtContent>
-                <w:tc>
-                  <w:tcPr>
-                    <w:tcW w:w="1813" w:type="dxa"/>
-                  </w:tcPr>
-                  <w:p>
-                    <w:pPr>
-                      <w:cnfStyle w:val="000000000000" w:firstRow="0" w:lastRow="0" w:firstColumn="0" w:lastColumn="0" w:oddVBand="0" w:evenVBand="0" w:oddHBand="0" w:evenHBand="0" w:firstRowFirstColumn="0" w:firstRowLastColumn="0" w:lastRowFirstColumn="0" w:lastRowLastColumn="0"/>
-                    </w:pPr>
-                    <w:proofErr w:type="spellStart"/>
-                    <w:r>
-                      <w:t>PostedDocumentNo</w:t>
-                    </w:r>
-                    <w:proofErr w:type="spellEnd"/>
-                  </w:p>
-                </w:tc>
-              </w:sdtContent>
-            </w:sdt>
-            <w:sdt>
-              <w:sdtPr>
-                <w:alias w:val="PostingDescription"/>
-                <w:tag w:val="#BC:InsertDataItem,DataItems/SpendRequest/SpendRequestGLEntries/PostingDescription"/>
-                <w:id w:val="1861777074"/>
-                <w:placeholder>
-                  <w:docPart w:val="DefaultPlaceholder_-1854013440"/>
-                </w:placeholder>
-                <w15:color w:val="808080"/>
-                <w:text/>
-              </w:sdtPr>
-              <w:sdtContent>
-                <w:tc>
-                  <w:tcPr>
-                    <w:tcW w:w="3555" w:type="dxa"/>
-                  </w:tcPr>
-                  <w:p>
-                    <w:pPr>
-                      <w:cnfStyle w:val="000000000000" w:firstRow="0" w:lastRow="0" w:firstColumn="0" w:lastColumn="0" w:oddVBand="0" w:evenVBand="0" w:oddHBand="0" w:evenHBand="0" w:firstRowFirstColumn="0" w:firstRowLastColumn="0" w:lastRowFirstColumn="0" w:lastRowLastColumn="0"/>
-                    </w:pPr>
-                    <w:proofErr w:type="spellStart"/>
-                    <w:r>
-                      <w:t>PostingDescription</w:t>
-                    </w:r>
-                    <w:proofErr w:type="spellEnd"/>
-                  </w:p>
-                </w:tc>
-              </w:sdtContent>
-            </w:sdt>
-            <w:sdt>
-              <w:sdtPr>
-                <w:alias w:val="PostedAmount"/>
-                <w:tag w:val="#BC:InsertDataItem,DataItems/SpendRequest/SpendRequestGLEntries/PostedAmount"/>
-                <w:id w:val="1754317917"/>
-                <w:placeholder>
-                  <w:docPart w:val="DefaultPlaceholder_-1854013440"/>
-                </w:placeholder>
-                <w15:color w:val="808080"/>
-                <w:text/>
-              </w:sdtPr>
-              <w:sdtContent>
-                <w:tc>
-                  <w:tcPr>
-                    <w:tcW w:w="2250" w:type="dxa"/>
-                  </w:tcPr>
-                  <w:p>
-                    <w:pPr>
-                      <w:jc w:val="right"/>
-                      <w:cnfStyle w:val="000000000000" w:firstRow="0" w:lastRow="0" w:firstColumn="0" w:lastColumn="0" w:oddVBand="0" w:evenVBand="0" w:oddHBand="0" w:evenHBand="0" w:firstRowFirstColumn="0" w:firstRowLastColumn="0" w:lastRowFirstColumn="0" w:lastRowLastColumn="0"/>
-                    </w:pPr>
-                    <w:proofErr w:type="spellStart"/>
-                    <w:r>
-                      <w:t>PostedAmount</w:t>
-                    </w:r>
-                    <w:proofErr w:type="spellEnd"/>
-                  </w:p>
-                </w:tc>
-              </w:sdtContent>
-            </w:sdt>
-          </w:tr>
+          <w:sdt>
+            <w:sdtPr>
+              <w15:repeatingSectionItem/>
+            </w:sdtPr>
+            <w:sdtContent>
+              <w:tr>
+                <w:sdt>
+                  <w:sdtPr>
+                    <w:dataBinding w:prefixMappings="xmlns:ns0='urn:microsoft-dynamics-nav/reports/Spend_Request_Document/6850/'" w:xpath="/ns0:NavWordReportXmlPart[1]/ns0:SpendRequest[1]/ns0:SpendRequestGLEntries[1]/ns0:PostingDate[1]" w:storeItemID="{7828BD88-85FA-4D15-824F-B6C2963E083B}"/>
+                  </w:sdtPr>
+                  <w:sdtContent>
+                    <w:tc>
+                      <w:tcPr>
+                        <w:cnfStyle w:val="001000000000" w:firstRow="0" w:lastRow="0" w:firstColumn="1" w:lastColumn="0" w:oddVBand="0" w:evenVBand="0" w:oddHBand="0" w:evenHBand="0" w:firstRowFirstColumn="0" w:firstRowLastColumn="0" w:lastRowFirstColumn="0" w:lastRowLastColumn="0"/>
+                        <w:tcW w:w="2010" w:type="dxa"/>
+                      </w:tcPr>
+                      <w:p>
+                        <w:proofErr w:type="spellStart"/>
+                        <w:r>
+                          <w:rPr>
+                            <w:b w:val="0"/>
+                            <w:bCs w:val="0"/>
+                          </w:rPr>
+                          <w:t>PostingDate</w:t>
+                        </w:r>
+                        <w:proofErr w:type="spellEnd"/>
+                      </w:p>
+                    </w:tc>
+                  </w:sdtContent>
+                </w:sdt>
+                <w:sdt>
+                  <w:sdtPr>
+                    <w:dataBinding w:prefixMappings="xmlns:ns0='urn:microsoft-dynamics-nav/reports/Spend_Request_Document/6850/'" w:xpath="/ns0:NavWordReportXmlPart[1]/ns0:SpendRequest[1]/ns0:SpendRequestGLEntries[1]/ns0:PostedDocumentNo[1]" w:storeItemID="{7828BD88-85FA-4D15-824F-B6C2963E083B}"/>
+                  </w:sdtPr>
+                  <w:sdtContent>
+                    <w:tc>
+                      <w:tcPr>
+                        <w:tcW w:w="1813" w:type="dxa"/>
+                      </w:tcPr>
+                      <w:p>
+                        <w:pPr>
+                          <w:cnfStyle w:val="000000000000" w:firstRow="0" w:lastRow="0" w:firstColumn="0" w:lastColumn="0" w:oddVBand="0" w:evenVBand="0" w:oddHBand="0" w:evenHBand="0" w:firstRowFirstColumn="0" w:firstRowLastColumn="0" w:lastRowFirstColumn="0" w:lastRowLastColumn="0"/>
+                        </w:pPr>
+                        <w:proofErr w:type="spellStart"/>
+                        <w:r>
+                          <w:t>PostedDocumentNo</w:t>
+                        </w:r>
+                        <w:proofErr w:type="spellEnd"/>
+                      </w:p>
+                    </w:tc>
+                  </w:sdtContent>
+                </w:sdt>
+                <w:sdt>
+                  <w:sdtPr>
+                    <w:dataBinding w:prefixMappings="xmlns:ns0='urn:microsoft-dynamics-nav/reports/Spend_Request_Document/6850/'" w:xpath="/ns0:NavWordReportXmlPart[1]/ns0:SpendRequest[1]/ns0:SpendRequestGLEntries[1]/ns0:PostingDescription[1]" w:storeItemID="{7828BD88-85FA-4D15-824F-B6C2963E083B}"/>
+                  </w:sdtPr>
+                  <w:sdtContent>
+                    <w:tc>
+                      <w:tcPr>
+                        <w:tcW w:w="3555" w:type="dxa"/>
+                      </w:tcPr>
+                      <w:p>
+                        <w:pPr>
+                          <w:cnfStyle w:val="000000000000" w:firstRow="0" w:lastRow="0" w:firstColumn="0" w:lastColumn="0" w:oddVBand="0" w:evenVBand="0" w:oddHBand="0" w:evenHBand="0" w:firstRowFirstColumn="0" w:firstRowLastColumn="0" w:lastRowFirstColumn="0" w:lastRowLastColumn="0"/>
+                        </w:pPr>
+                        <w:proofErr w:type="spellStart"/>
+                        <w:r>
+                          <w:t>PostingDescription</w:t>
+                        </w:r>
+                        <w:proofErr w:type="spellEnd"/>
+                      </w:p>
+                    </w:tc>
+                  </w:sdtContent>
+                </w:sdt>
+                <w:sdt>
+                  <w:sdtPr>
+                    <w:dataBinding w:prefixMappings="xmlns:ns0='urn:microsoft-dynamics-nav/reports/Spend_Request_Document/6850/'" w:xpath="/ns0:NavWordReportXmlPart[1]/ns0:SpendRequest[1]/ns0:SpendRequestGLEntries[1]/ns0:PostedAmount[1]" w:storeItemID="{7828BD88-85FA-4D15-824F-B6C2963E083B}"/>
+                  </w:sdtPr>
+                  <w:sdtContent>
+                    <w:tc>
+                      <w:tcPr>
+                        <w:tcW w:w="2250" w:type="dxa"/>
+                      </w:tcPr>
+                      <w:p>
+                        <w:pPr>
+                          <w:jc w:val="right"/>
+                          <w:cnfStyle w:val="000000000000" w:firstRow="0" w:lastRow="0" w:firstColumn="0" w:lastColumn="0" w:oddVBand="0" w:evenVBand="0" w:oddHBand="0" w:evenHBand="0" w:firstRowFirstColumn="0" w:firstRowLastColumn="0" w:lastRowFirstColumn="0" w:lastRowLastColumn="0"/>
+                        </w:pPr>
+                        <w:proofErr w:type="spellStart"/>
+                        <w:r>
+                          <w:t>PostedAmount</w:t>
+                        </w:r>
+                        <w:proofErr w:type="spellEnd"/>
+                      </w:p>
+                    </w:tc>
+                  </w:sdtContent>
+                </w:sdt>
+              </w:tr>
+            </w:sdtContent>
+          </w:sdt>
         </w:sdtContent>
       </w:sdt>
     </w:tbl>
@@ -1346,7 +1253,7 @@
         <w:placeholder>
           <w:docPart w:val="DefaultPlaceholder_-1854013440"/>
         </w:placeholder>
-        <w:dataBinding w:prefixMappings="xmlns:ns0='urn:microsoft-dynamics-nav/reports/Spend_Request_Document/6850/' " w:xpath="/ns0:NavWordReportXmlPart[1]/ns0:BCReportInformation[1]/ns0:ReportRequest[1]/ns0:CompanyDisplayName[1]" w:storeItemID="{00000000-0000-0000-0000-000000000000}"/>
+        <w:dataBinding w:prefixMappings="xmlns:ns0='urn:microsoft-dynamics-nav/reports/Spend_Request_Document/6850/' " w:xpath="/ns0:NavWordReportXmlPart[1]/ns0:BCReportInformation[1]/ns0:ReportRequest[1]/ns0:CompanyDisplayName[1]" w:storeItemID="{7828BD88-85FA-4D15-824F-B6C2963E083B}"/>
         <w15:color w:val="808080"/>
         <w:text/>
       </w:sdtPr>
@@ -3287,273 +3194,150 @@
  < / N a v W o r d R e p o r t X m l P a r t > 
 </file>
 
-<file path=customXml/item2.xml>��< ? x m l   v e r s i o n = " 1 . 0 "   e n c o d i n g = " u t f - 1 6 " ? > < N a v W o r d R e p o r t X m l P a r t   x m l n s = " u r n : m i c r o s o f t - d y n a m i c s - n a v / r e p o r t s / S p e n d _ R e q u e s t _ D o c u m e n t / 6 8 5 0 / " > - 
-     < B C R e p o r t I n f o r m a t i o n > - 
-         < R e p o r t M e t a d a t a > - 
-             < E x t e n s i o n I d > E x t e n s i o n   I D < / E x t e n s i o n I d > - 
-             < E x t e n s i o n N a m e > E x t e n s i o n   N a m e < / E x t e n s i o n N a m e > - 
-             < E x t e n s i o n P u b l i s h e r > E x t e n s i o n   P u b l i s h e r < / E x t e n s i o n P u b l i s h e r > - 
-             < E x t e n s i o n V e r s i o n > E x t e n s i o n   V e r s i o n < / E x t e n s i o n V e r s i o n > - 
-             < R e p o r t I d > R e p o r t   I D < / R e p o r t I d > - 
-             < R e p o r t N a m e > R e p o r t   N a m e < / R e p o r t N a m e > - 
-             < A b o u t T h i s R e p o r t T i t l e > A b o u t   T h i s   R e p o r t   T i t l e < / A b o u t T h i s R e p o r t T i t l e > - 
-             < A b o u t T h i s R e p o r t T e x t > A b o u t   T h i s   R e p o r t   T e x t < / A b o u t T h i s R e p o r t T e x t > - 
-             < R e p o r t H e l p L i n k > R e p o r t   H e l p   L i n k < / R e p o r t H e l p L i n k > - 
-         < / R e p o r t M e t a d a t a > - 
-         < R e p o r t R e q u e s t > - 
-             < T e n a n t E n t r a I d > T e n a n t   E n t r a   I d < / T e n a n t E n t r a I d > - 
-             < E n v i r o n m e n t N a m e > E n v i r o n m e n t   N a m e < / E n v i r o n m e n t N a m e > - 
-             < E n v i r o n m e n t T y p e > E n v i r o n m e n t   T y p e < / E n v i r o n m e n t T y p e > - 
-             < C o m p a n y N a m e > C o m p a n y   N a m e < / C o m p a n y N a m e > - 
-             < C o m p a n y D i s p l a y N a m e > C o m p a n y   D i s p l a y   N a m e < / C o m p a n y D i s p l a y N a m e > - 
-             < C o m p a n y I d > C o m p a n y   I D < / C o m p a n y I d > - 
-             < U s e r N a m e > U s e r   N a m e < / U s e r N a m e > - 
-             < D a t e A n d T i m e > D a t e   a n d   T i m e < / D a t e A n d T i m e > - 
-             < L a n g u a g e > L a n g u a g e < / L a n g u a g e > - 
-             < F o r m a t R e g i o n > F o r m a t   R e g i o n < / F o r m a t R e g i o n > - 
-             < D a t e T i m e V a l u e s > - 
-                 < Y e a r > Y e a r < / Y e a r > - 
-                 < M o n t h N u m b e r > M o n t h   N u m b e r < / M o n t h N u m b e r > - 
-                 < D a y N u m b e r > D a y   N u m b e r < / D a y N u m b e r > - 
-                 < H o u r > H o u r < / H o u r > - 
-                 < M i n u t e > M i n u t e < / M i n u t e > - 
-             < / D a t e T i m e V a l u e s > - 
-         < / R e p o r t R e q u e s t > - 
-         < C o m p a n y M e t a d a t a > - 
-             < C o m p a n y N a m e > C o m p a n y   N a m e < / C o m p a n y N a m e > - 
-             < C o m p a n y D i s p l a y N a m e > C o m p a n y   D i s p l a y   N a m e < / C o m p a n y D i s p l a y N a m e > - 
-             < C o m p a n y A d d r e s s L i n e s > - 
-                 < C o m p a n y A d d r e s s L i n e > C o m p a n y   A d d r e s s   L i n e   1 < / C o m p a n y A d d r e s s L i n e > - 
-                 < C o m p a n y A d d r e s s L i n e > C o m p a n y   A d d r e s s   L i n e   2 < / C o m p a n y A d d r e s s L i n e > - 
-                 < C o m p a n y A d d r e s s L i n e > C o m p a n y   A d d r e s s   L i n e   3 < / C o m p a n y A d d r e s s L i n e > - 
-                 < C o m p a n y A d d r e s s L i n e > C o m p a n y   A d d r e s s   L i n e   4 < / C o m p a n y A d d r e s s L i n e > - 
-                 < C o m p a n y A d d r e s s L i n e > C o m p a n y   A d d r e s s   L i n e   5 < / C o m p a n y A d d r e s s L i n e > - 
-                 < C o m p a n y A d d r e s s L i n e > C o m p a n y   A d d r e s s   L i n e   6 < / C o m p a n y A d d r e s s L i n e > - 
-                 < C o m p a n y A d d r e s s L i n e > C o m p a n y   A d d r e s s   L i n e   7 < / C o m p a n y A d d r e s s L i n e > - 
-                 < C o m p a n y A d d r e s s L i n e > C o m p a n y   A d d r e s s   L i n e   8 < / C o m p a n y A d d r e s s L i n e > - 
-             < / C o m p a n y A d d r e s s L i n e s > - 
-             < C o m p a n y P h o n e > C o m p a n y   P h o n e < / C o m p a n y P h o n e > - 
-             < C o m p a n y P h o n e C a p t i o n > C o m p a n y   P h o n e   C a p t i o n < / C o m p a n y P h o n e C a p t i o n > - 
-             < C o m p a n y F a x N o > C o m p a n y   F a x   N o . < / C o m p a n y F a x N o > - 
-             < C o m p a n y F a x N o C a p t i o n > C o m p a n y   F a x   N o .   C a p t i o n < / C o m p a n y F a x N o C a p t i o n > - 
-             < C o m p a n y E m a i l > C o m p a n y   E m a i l < / C o m p a n y E m a i l > - 
-             < C o m p a n y E m a i l C a p t i o n > C o m p a n y   E m a i l   C a p t i o n < / C o m p a n y E m a i l C a p t i o n > - 
-             < C o m p a n y H o m e P a g e > C o m p a n y   H o m e   P a g e < / C o m p a n y H o m e P a g e > - 
-             < C o m p a n y H o m e P a g e C a p t i o n > C o m p a n y   H o m e   P a g e   C a p t i o n < / C o m p a n y H o m e P a g e C a p t i o n > - 
-             < C o m p a n y L o g o > C o m p a n y   L o g o < / C o m p a n y L o g o > - 
-             < C o m p a n y V A T R e g i s t r a t i o n N o > C o m p a n y   V A T   R e g i s t r a t i o n   N o . < / C o m p a n y V A T R e g i s t r a t i o n N o > - 
-             < C o m p a n y V A T R e g i s t r a t i o n N o C a p t i o n > C o m p a n y   V A T   R e g i s t r a t i o n   N o .   C a p t i o n < / C o m p a n y V A T R e g i s t r a t i o n N o C a p t i o n > - 
-             < C o m p a n y R e g i s t r a t i o n N o > C o m p a n y   R e g i s t r a t i o n   N o . < / C o m p a n y R e g i s t r a t i o n N o > - 
-             < C o m p a n y R e g i s t r a t i o n N o C a p t i o n > C o m p a n y   R e g i s t r a t i o n   N o .   C a p t i o n < / C o m p a n y R e g i s t r a t i o n N o C a p t i o n > - 
-             < C o m p a n y B a n k N a m e > C o m p a n y   B a n k   N a m e < / C o m p a n y B a n k N a m e > - 
-             < C o m p a n y B a n k N a m e C a p t i o n > C o m p a n y   B a n k   N a m e   C a p t i o n < / C o m p a n y B a n k N a m e C a p t i o n > - 
-             < C o m p a n y B a n k A c c o u n t N o > C o m p a n y   B a n k   A c c o u n t   N o . < / C o m p a n y B a n k A c c o u n t N o > - 
-             < C o m p a n y B a n k A c c o u n t N o C a p t i o n > C o m p a n y   B a n k   A c c o u n t   N o .   C a p t i o n < / C o m p a n y B a n k A c c o u n t N o C a p t i o n > - 
-             < C o m p a n y B a n k B r a n c h N o > C o m p a n y   B a n k   B r a n c h   N o . < / C o m p a n y B a n k B r a n c h N o > - 
-             < C o m p a n y B a n k B r a n c h N o C a p t i o n > C o m p a n y   B a n k   B r a n c h   N o .   C a p t i o n < / C o m p a n y B a n k B r a n c h N o C a p t i o n > - 
-             < C o m p a n y I B A N > C o m p a n y   I B A N < / C o m p a n y I B A N > - 
-             < C o m p a n y I B A N C a p t i o n > C o m p a n y   I B A N   C a p t i o n < / C o m p a n y I B A N C a p t i o n > - 
-             < C o m p a n y B a n k S W I F T > C o m p a n y   B a n k   S W I F T < / C o m p a n y B a n k S W I F T > - 
-             < C o m p a n y B a n k S W I F T C a p t i o n > C o m p a n y   B a n k   S W I F T   C a p t i o n < / C o m p a n y B a n k S W I F T C a p t i o n > - 
-             < C o m p a n y G i r o N o > C o m p a n y   G i r o   N o . < / C o m p a n y G i r o N o > - 
-             < C o m p a n y G i r o N o C a p t i o n > C o m p a n y   G i r o   N o .   C a p t i o n < / C o m p a n y G i r o N o C a p t i o n > - 
-         < / C o m p a n y M e t a d a t a > - 
-     < / B C R e p o r t I n f o r m a t i o n > - 
-     < L a b e l s > - 
-         < A p p r o v e d A t C a p t i o n > A p p r o v e d A t C a p t i o n < / A p p r o v e d A t C a p t i o n > - 
-         < A p p r o v e d B y U s e r N a m e C a p t i o n > A p p r o v e d B y U s e r N a m e C a p t i o n < / A p p r o v e d B y U s e r N a m e C a p t i o n > - 
-         < C u r r e n c y C o d e C a p t i o n > C u r r e n c y C o d e C a p t i o n < / C u r r e n c y C o d e C a p t i o n > - 
-         < D e s c r i p t i o n C a p t i o n > D e s c r i p t i o n C a p t i o n < / D e s c r i p t i o n C a p t i o n > - 
-         < D e t a i l G L A c c o u n t N o C a p t i o n > D e t a i l G L A c c o u n t N o C a p t i o n < / D e t a i l G L A c c o u n t N o C a p t i o n > - 
-         < D e t a i l s H e a d e r L b l > D e t a i l s H e a d e r L b l < / D e t a i l s H e a d e r L b l > - 
-         < E m p l o y e e F u l l N a m e L b l > E m p l o y e e F u l l N a m e L b l < / E m p l o y e e F u l l N a m e L b l > - 
-         < E x p e c t e d A m o u n t C a p t i o n > E x p e c t e d A m o u n t C a p t i o n < / E x p e c t e d A m o u n t C a p t i o n > - 
-         < E x p e c t e d A m o u n t L C Y C a p t i o n > E x p e c t e d A m o u n t L C Y C a p t i o n < / E x p e c t e d A m o u n t L C Y C a p t i o n > - 
-         < E x p e c t e d E n d D a t e C a p t i o n > E x p e c t e d E n d D a t e C a p t i o n < / E x p e c t e d E n d D a t e C a p t i o n > - 
-         < E x p e c t e d S t a r t D a t e C a p t i o n > E x p e c t e d S t a r t D a t e C a p t i o n < / E x p e c t e d S t a r t D a t e C a p t i o n > - 
-         < G L A c c o u n t C a p t i o n > G L A c c o u n t C a p t i o n < / G L A c c o u n t C a p t i o n > - 
-         < G L A c c o u n t N o C a p t i o n > G L A c c o u n t N o C a p t i o n < / G L A c c o u n t N o C a p t i o n > - 
-         < L i n e C u r r e n c y C o d e C a p t i o n > L i n e C u r r e n c y C o d e C a p t i o n < / L i n e C u r r e n c y C o d e C a p t i o n > - 
-         < L i n e N o C a p t i o n > L i n e N o C a p t i o n < / L i n e N o C a p t i o n > - 
-         < N o C a p t i o n > N o C a p t i o n < / N o C a p t i o n > - 
-         < P o s t e d A m o u n t C a p t i o n > P o s t e d A m o u n t C a p t i o n < / P o s t e d A m o u n t C a p t i o n > - 
-         < P o s t e d D o c u m e n t N o C a p t i o n > P o s t e d D o c u m e n t N o C a p t i o n < / P o s t e d D o c u m e n t N o C a p t i o n > - 
-         < P o s t e d E n t r i e s H e a d e r L b l > P o s t e d E n t r i e s H e a d e r L b l < / P o s t e d E n t r i e s H e a d e r L b l > - 
-         < P o s t i n g D a t e C a p t i o n > P o s t i n g D a t e C a p t i o n < / P o s t i n g D a t e C a p t i o n > - 
-         < P o s t i n g D e s c r i p t i o n C a p t i o n > P o s t i n g D e s c r i p t i o n C a p t i o n < / P o s t i n g D e s c r i p t i o n C a p t i o n > - 
-         < P u r p o s e C a p t i o n > P u r p o s e C a p t i o n < / P u r p o s e C a p t i o n > - 
-         < R e p o r t L b l > R e p o r t L b l < / R e p o r t L b l > - 
-         < R e q u e s t e d B y C a p t i o n > R e q u e s t e d B y C a p t i o n < / R e q u e s t e d B y C a p t i o n > - 
-         < S t a t u s C a p t i o n > S t a t u s C a p t i o n < / S t a t u s C a p t i o n > - 
-         < T o t a l E x p e c t e d A m o u n t C a p t i o n > T o t a l E x p e c t e d A m o u n t C a p t i o n < / T o t a l E x p e c t e d A m o u n t C a p t i o n > - 
-         < T o t a l E x p e c t e d A m o u n t L C Y C a p t i o n > T o t a l E x p e c t e d A m o u n t L C Y C a p t i o n < / T o t a l E x p e c t e d A m o u n t L C Y C a p t i o n > - 
-         < T o t a l S p e n t A m o u n t C a p t i o n > T o t a l S p e n t A m o u n t C a p t i o n < / T o t a l S p e n t A m o u n t C a p t i o n > - 
-     < / L a b e l s > - 
-     < S p e n d R e q u e s t > - 
-         < A p p r o v e d A t > A p p r o v e d A t < / A p p r o v e d A t > - 
-         < A p p r o v e d B y U s e r N a m e > A p p r o v e d B y U s e r N a m e < / A p p r o v e d B y U s e r N a m e > - 
-         < C u r r e n c y C o d e > C u r r e n c y C o d e < / C u r r e n c y C o d e > - 
-         < E m p l o y e e N a m e > E m p l o y e e N a m e < / E m p l o y e e N a m e > - 
-         < E x p e c t e d E n d D a t e > E x p e c t e d E n d D a t e < / E x p e c t e d E n d D a t e > - 
-         < E x p e c t e d S t a r t D a t e > E x p e c t e d S t a r t D a t e < / E x p e c t e d S t a r t D a t e > - 
-         < G L A c c o u n t N o > G L A c c o u n t N o < / G L A c c o u n t N o > - 
-         < N o > N o < / N o > - 
-         < P u r p o s e > P u r p o s e < / P u r p o s e > - 
-         < R e q u e s t e d B y > R e q u e s t e d B y < / R e q u e s t e d B y > - 
-         < S t a t u s > S t a t u s < / S t a t u s > - 
-         < T o t a l E x p e c t e d A m o u n t > T o t a l E x p e c t e d A m o u n t < / T o t a l E x p e c t e d A m o u n t > - 
-         < T o t a l E x p e c t e d A m o u n t L C Y > T o t a l E x p e c t e d A m o u n t L C Y < / T o t a l E x p e c t e d A m o u n t L C Y > - 
-         < T o t a l S p e n t A m o u n t > T o t a l S p e n t A m o u n t < / T o t a l S p e n t A m o u n t > - 
-         < S p e n d R e q u e s t D e t a i l > - 
-             < D e s c r i p t i o n > D e s c r i p t i o n < / D e s c r i p t i o n > - 
-             < D e t a i l G L A c c o u n t N o > D e t a i l G L A c c o u n t N o < / D e t a i l G L A c c o u n t N o > - 
-             < E x p e c t e d A m o u n t > E x p e c t e d A m o u n t < / E x p e c t e d A m o u n t > - 
-             < E x p e c t e d A m o u n t L C Y > E x p e c t e d A m o u n t L C Y < / E x p e c t e d A m o u n t L C Y > - 
-             < L i n e C u r r e n c y C o d e > L i n e C u r r e n c y C o d e < / L i n e C u r r e n c y C o d e > - 
-             < L i n e N o > L i n e N o < / L i n e N o > - 
-         < / S p e n d R e q u e s t D e t a i l > - 
-         < S p e n d R e q u e s t G L E n t r i e s > - 
-             < G L A c c o u n t > G L A c c o u n t < / G L A c c o u n t > - 
-             < P o s t e d A m o u n t > P o s t e d A m o u n t < / P o s t e d A m o u n t > - 
-             < P o s t e d D o c u m e n t N o > P o s t e d D o c u m e n t N o < / P o s t e d D o c u m e n t N o > - 
-             < P o s t i n g D a t e > P o s t i n g D a t e < / P o s t i n g D a t e > - 
-             < P o s t i n g D e s c r i p t i o n > P o s t i n g D e s c r i p t i o n < / P o s t i n g D e s c r i p t i o n > - 
-         < / S p e n d R e q u e s t G L E n t r i e s > - 
-     < / S p e n d R e q u e s t > - 
- < / N a v W o r d R e p o r t X m l P a r t > 
+<file path=customXml/item2.xml><?xml version="1.0" encoding="utf-8"?>
+<NavWordReportXmlPart xmlns="urn:microsoft-dynamics-nav/reports/Spend_Request_Document/6850/">
+  <BCReportInformation>
+    <ReportMetadata>
+      <ExtensionId>Extension ID</ExtensionId>
+      <ExtensionName>Extension Name</ExtensionName>
+      <ExtensionPublisher>Extension Publisher</ExtensionPublisher>
+      <ExtensionVersion>Extension Version</ExtensionVersion>
+      <ReportId>Report ID</ReportId>
+      <ReportName>Report Name</ReportName>
+      <AboutThisReportTitle>About This Report Title</AboutThisReportTitle>
+      <AboutThisReportText>About This Report Text</AboutThisReportText>
+      <ReportHelpLink>Report Help Link</ReportHelpLink>
+      <ReportCaption>Report Caption</ReportCaption>
+    </ReportMetadata>
+    <ReportRequest>
+      <TenantEntraId>Tenant Entra Id</TenantEntraId>
+      <EnvironmentName>Environment Name</EnvironmentName>
+      <EnvironmentType>Environment Type</EnvironmentType>
+      <CompanyName>Company Name</CompanyName>
+      <CompanyDisplayName>Company Display Name</CompanyDisplayName>
+      <CompanyId>Company ID</CompanyId>
+      <UserName>User Name</UserName>
+      <DateAndTime>Date and Time</DateAndTime>
+      <Language>Language</Language>
+      <FormatRegion>Format Region</FormatRegion>
+      <DateTimeValues>
+        <Year>Year</Year>
+        <MonthNumber>Month Number</MonthNumber>
+        <DayNumber>Day Number</DayNumber>
+        <Hour>Hour</Hour>
+        <Minute>Minute</Minute>
+      </DateTimeValues>
+    </ReportRequest>
+    <CompanyMetadata>
+      <CompanyName>Company Name</CompanyName>
+      <CompanyDisplayName>Company Display Name</CompanyDisplayName>
+      <CompanyAddressLines>
+        <CompanyAddressLine>Company Address Line 1</CompanyAddressLine>
+        <CompanyAddressLine>Company Address Line 2</CompanyAddressLine>
+        <CompanyAddressLine>Company Address Line 3</CompanyAddressLine>
+        <CompanyAddressLine>Company Address Line 4</CompanyAddressLine>
+        <CompanyAddressLine>Company Address Line 5</CompanyAddressLine>
+        <CompanyAddressLine>Company Address Line 6</CompanyAddressLine>
+        <CompanyAddressLine>Company Address Line 7</CompanyAddressLine>
+        <CompanyAddressLine>Company Address Line 8</CompanyAddressLine>
+        <CompanyAddressLine1>Company Address Line 1</CompanyAddressLine1>
+        <CompanyAddressLine2>Company Address Line 2</CompanyAddressLine2>
+        <CompanyAddressLine3>Company Address Line 3</CompanyAddressLine3>
+        <CompanyAddressLine4>Company Address Line 4</CompanyAddressLine4>
+        <CompanyAddressLine5>Company Address Line 5</CompanyAddressLine5>
+        <CompanyAddressLine6>Company Address Line 6</CompanyAddressLine6>
+        <CompanyAddressLine7>Company Address Line 7</CompanyAddressLine7>
+        <CompanyAddressLine8>Company Address Line 8</CompanyAddressLine8>
+      </CompanyAddressLines>
+      <CompanyPhone>Company Phone</CompanyPhone>
+      <CompanyPhoneCaption>Company Phone Caption</CompanyPhoneCaption>
+      <CompanyFaxNo>Company Fax No.</CompanyFaxNo>
+      <CompanyFaxNoCaption>Company Fax No. Caption</CompanyFaxNoCaption>
+      <CompanyEmail>Company Email</CompanyEmail>
+      <CompanyEmailCaption>Company Email Caption</CompanyEmailCaption>
+      <CompanyHomePage>Company Home Page</CompanyHomePage>
+      <CompanyHomePageCaption>Company Home Page Caption</CompanyHomePageCaption>
+      <CompanyLogo>Company Logo</CompanyLogo>
+      <CompanyVATRegistrationNo>Company VAT Registration No.</CompanyVATRegistrationNo>
+      <CompanyVATRegistrationNoCaption>Company VAT Registration No. Caption</CompanyVATRegistrationNoCaption>
+      <CompanyRegistrationNo>Company Registration No.</CompanyRegistrationNo>
+      <CompanyRegistrationNoCaption>Company Registration No. Caption</CompanyRegistrationNoCaption>
+      <CompanyBankName>Company Bank Name</CompanyBankName>
+      <CompanyBankNameCaption>Company Bank Name Caption</CompanyBankNameCaption>
+      <CompanyBankAccountNo>Company Bank Account No.</CompanyBankAccountNo>
+      <CompanyBankAccountNoCaption>Company Bank Account No. Caption</CompanyBankAccountNoCaption>
+      <CompanyBankBranchNo>Company Bank Branch No.</CompanyBankBranchNo>
+      <CompanyBankBranchNoCaption>Company Bank Branch No. Caption</CompanyBankBranchNoCaption>
+      <CompanyIBAN>Company IBAN</CompanyIBAN>
+      <CompanyIBANCaption>Company IBAN Caption</CompanyIBANCaption>
+      <CompanyBankSWIFT>Company Bank SWIFT</CompanyBankSWIFT>
+      <CompanyBankSWIFTCaption>Company Bank SWIFT Caption</CompanyBankSWIFTCaption>
+      <CompanyGiroNo>Company Giro No.</CompanyGiroNo>
+      <CompanyGiroNoCaption>Company Giro No. Caption</CompanyGiroNoCaption>
+    </CompanyMetadata>
+  </BCReportInformation>
+  <Labels>
+    <ApprovedAtCaption>ApprovedAtCaption</ApprovedAtCaption>
+    <ApprovedByUserNameCaption>ApprovedByUserNameCaption</ApprovedByUserNameCaption>
+    <CurrencyCodeCaption>CurrencyCodeCaption</CurrencyCodeCaption>
+    <DescriptionCaption>DescriptionCaption</DescriptionCaption>
+    <DetailGLAccountNoCaption>DetailGLAccountNoCaption</DetailGLAccountNoCaption>
+    <DetailsHeaderLbl>DetailsHeaderLbl</DetailsHeaderLbl>
+    <EmployeeFullNameLbl>EmployeeFullNameLbl</EmployeeFullNameLbl>
+    <ExpectedAmountCaption>ExpectedAmountCaption</ExpectedAmountCaption>
+    <ExpectedAmountLCYCaption>ExpectedAmountLCYCaption</ExpectedAmountLCYCaption>
+    <ExpectedEndDateCaption>ExpectedEndDateCaption</ExpectedEndDateCaption>
+    <ExpectedStartDateCaption>ExpectedStartDateCaption</ExpectedStartDateCaption>
+    <GLAccountCaption>GLAccountCaption</GLAccountCaption>
+    <GLAccountNoCaption>GLAccountNoCaption</GLAccountNoCaption>
+    <LineCurrencyCodeCaption>LineCurrencyCodeCaption</LineCurrencyCodeCaption>
+    <LineNoCaption>LineNoCaption</LineNoCaption>
+    <NoCaption>NoCaption</NoCaption>
+    <PostedAmountCaption>PostedAmountCaption</PostedAmountCaption>
+    <PostedDocumentNoCaption>PostedDocumentNoCaption</PostedDocumentNoCaption>
+    <PostedEntriesHeaderLbl>PostedEntriesHeaderLbl</PostedEntriesHeaderLbl>
+    <PostingDateCaption>PostingDateCaption</PostingDateCaption>
+    <PostingDescriptionCaption>PostingDescriptionCaption</PostingDescriptionCaption>
+    <PurposeCaption>PurposeCaption</PurposeCaption>
+    <ReportLbl>ReportLbl</ReportLbl>
+    <RequestedByCaption>RequestedByCaption</RequestedByCaption>
+    <StatusCaption>StatusCaption</StatusCaption>
+    <TotalExpectedAmountCaption>TotalExpectedAmountCaption</TotalExpectedAmountCaption>
+    <TotalExpectedAmountLCYCaption>TotalExpectedAmountLCYCaption</TotalExpectedAmountLCYCaption>
+    <TotalSpentAmountCaption>TotalSpentAmountCaption</TotalSpentAmountCaption>
+  </Labels>
+  <SpendRequest>
+    <ApprovedAt>ApprovedAt</ApprovedAt>
+    <ApprovedByUserName>ApprovedByUserName</ApprovedByUserName>
+    <CurrencyCode>CurrencyCode</CurrencyCode>
+    <EmployeeName>EmployeeName</EmployeeName>
+    <ExpectedEndDate>ExpectedEndDate</ExpectedEndDate>
+    <ExpectedStartDate>ExpectedStartDate</ExpectedStartDate>
+    <GLAccountNo>GLAccountNo</GLAccountNo>
+    <No>No</No>
+    <Purpose>Purpose</Purpose>
+    <RequestedBy>RequestedBy</RequestedBy>
+    <Status>Status</Status>
+    <TotalExpectedAmount>TotalExpectedAmount</TotalExpectedAmount>
+    <TotalExpectedAmountLCY>TotalExpectedAmountLCY</TotalExpectedAmountLCY>
+    <TotalSpentAmount>TotalSpentAmount</TotalSpentAmount>
+    <SpendRequestDetail>
+      <Description>Description</Description>
+      <DetailGLAccountNo>DetailGLAccountNo</DetailGLAccountNo>
+      <ExpectedAmount>ExpectedAmount</ExpectedAmount>
+      <ExpectedAmountLCY>ExpectedAmountLCY</ExpectedAmountLCY>
+      <LineCurrencyCode>LineCurrencyCode</LineCurrencyCode>
+      <LineNo>LineNo</LineNo>
+    </SpendRequestDetail>
+    <SpendRequestGLEntries>
+      <GLAccount>GLAccount</GLAccount>
+      <PostedAmount>PostedAmount</PostedAmount>
+      <PostedDocumentNo>PostedDocumentNo</PostedDocumentNo>
+      <PostingDate>PostingDate</PostingDate>
+      <PostingDescription>PostingDescription</PostingDescription>
+    </SpendRequestGLEntries>
+  </SpendRequest>
+</NavWordReportXmlPart>
 </file>
 
 <file path=customXml/itemProps1.xml><?xml version="1.0" encoding="utf-8"?>
